--- a/Article.docx
+++ b/Article.docx
@@ -3,8 +3,43 @@
 <w:document xmlns:wpc="http://schemas.microsoft.com/office/word/2010/wordprocessingCanvas" xmlns:cx="http://schemas.microsoft.com/office/drawing/2014/chartex" xmlns:cx1="http://schemas.microsoft.com/office/drawing/2015/9/8/chartex" xmlns:cx2="http://schemas.microsoft.com/office/drawing/2015/10/21/chartex" xmlns:cx3="http://schemas.microsoft.com/office/drawing/2016/5/9/chartex" xmlns:cx4="http://schemas.microsoft.com/office/drawing/2016/5/10/chartex" xmlns:cx5="http://schemas.microsoft.com/office/drawing/2016/5/11/chartex" xmlns:cx6="http://schemas.microsoft.com/office/drawing/2016/5/12/chartex" xmlns:cx7="http://schemas.microsoft.com/office/drawing/2016/5/13/chartex" xmlns:cx8="http://schemas.microsoft.com/office/drawing/2016/5/14/chartex" xmlns:mc="http://schemas.openxmlformats.org/markup-compatibility/2006" xmlns:aink="http://schemas.microsoft.com/office/drawing/2016/ink" xmlns:am3d="http://schemas.microsoft.com/office/drawing/2017/model3d" xmlns:o="urn:schemas-microsoft-com:office:office" xmlns:r="http://schemas.openxmlformats.org/officeDocument/2006/relationships" xmlns:m="http://schemas.openxmlformats.org/officeDocument/2006/math" xmlns:v="urn:schemas-microsoft-com:vml" xmlns:wp14="http://schemas.microsoft.com/office/word/2010/wordprocessingDrawing" xmlns:wp="http://schemas.openxmlformats.org/drawingml/2006/wordprocessingDrawing" xmlns:w10="urn:schemas-microsoft-com:office:word" xmlns:w="http://schemas.openxmlformats.org/wordprocessingml/2006/main" xmlns:w14="http://schemas.microsoft.com/office/word/2010/wordml" xmlns:w15="http://schemas.microsoft.com/office/word/2012/wordml" xmlns:w16cex="http://schemas.microsoft.com/office/word/2018/wordml/cex" xmlns:w16cid="http://schemas.microsoft.com/office/word/2016/wordml/cid" xmlns:w16="http://schemas.microsoft.com/office/word/2018/wordml" xmlns:w16sdtdh="http://schemas.microsoft.com/office/word/2020/wordml/sdtdatahash" xmlns:w16se="http://schemas.microsoft.com/office/word/2015/wordml/symex" xmlns:wpg="http://schemas.microsoft.com/office/word/2010/wordprocessingGroup" xmlns:wpi="http://schemas.microsoft.com/office/word/2010/wordprocessingInk" xmlns:wne="http://schemas.microsoft.com/office/word/2006/wordml" xmlns:wps="http://schemas.microsoft.com/office/word/2010/wordprocessingShape" mc:Ignorable="w14 w15 w16se w16cid w16 w16cex w16sdtdh wp14">
   <w:body>
     <w:p>
+      <w:pPr>
+        <w:jc w:val="center"/>
+        <w:rPr>
+          <w:rFonts w:ascii="Times New Roman" w:hAnsi="Times New Roman" w:cs="Times New Roman"/>
+          <w:b/>
+          <w:bCs/>
+          <w:sz w:val="28"/>
+          <w:szCs w:val="28"/>
+        </w:rPr>
+      </w:pPr>
       <w:r>
-        <w:t>статья</w:t>
+        <w:rPr>
+          <w:rFonts w:ascii="Times New Roman" w:hAnsi="Times New Roman" w:cs="Times New Roman"/>
+          <w:b/>
+          <w:bCs/>
+          <w:sz w:val="28"/>
+          <w:szCs w:val="28"/>
+        </w:rPr>
+        <w:t>МОДЕЛИРОВАНИЕ ТРАНСПОРТНЫХ СИСТЕМ</w:t>
+      </w:r>
+    </w:p>
+    <w:p>
+      <w:pPr>
+        <w:jc w:val="center"/>
+        <w:rPr>
+          <w:rFonts w:ascii="Times New Roman" w:hAnsi="Times New Roman" w:cs="Times New Roman"/>
+          <w:sz w:val="28"/>
+          <w:szCs w:val="28"/>
+        </w:rPr>
+      </w:pPr>
+      <w:r>
+        <w:rPr>
+          <w:rFonts w:ascii="Times New Roman" w:hAnsi="Times New Roman" w:cs="Times New Roman"/>
+          <w:sz w:val="28"/>
+          <w:szCs w:val="28"/>
+        </w:rPr>
+        <w:t>автор статьи: Забнин Платон</w:t>
       </w:r>
     </w:p>
     <w:sectPr>

--- a/Article.docx
+++ b/Article.docx
@@ -39,7 +39,316 @@
           <w:sz w:val="28"/>
           <w:szCs w:val="28"/>
         </w:rPr>
-        <w:t>автор статьи: Забнин Платон</w:t>
+        <w:t xml:space="preserve">автор статьи: </w:t>
+      </w:r>
+      <w:proofErr w:type="spellStart"/>
+      <w:r>
+        <w:rPr>
+          <w:rFonts w:ascii="Times New Roman" w:hAnsi="Times New Roman" w:cs="Times New Roman"/>
+          <w:sz w:val="28"/>
+          <w:szCs w:val="28"/>
+        </w:rPr>
+        <w:t>Забнин</w:t>
+      </w:r>
+      <w:proofErr w:type="spellEnd"/>
+      <w:r>
+        <w:rPr>
+          <w:rFonts w:ascii="Times New Roman" w:hAnsi="Times New Roman" w:cs="Times New Roman"/>
+          <w:sz w:val="28"/>
+          <w:szCs w:val="28"/>
+        </w:rPr>
+        <w:t xml:space="preserve"> Платон</w:t>
+      </w:r>
+    </w:p>
+    <w:p>
+      <w:pPr>
+        <w:rPr>
+          <w:rFonts w:ascii="Times New Roman" w:hAnsi="Times New Roman" w:cs="Times New Roman"/>
+          <w:sz w:val="28"/>
+          <w:szCs w:val="28"/>
+        </w:rPr>
+      </w:pPr>
+      <w:r>
+        <w:rPr>
+          <w:rFonts w:ascii="Times New Roman" w:hAnsi="Times New Roman" w:cs="Times New Roman"/>
+          <w:sz w:val="28"/>
+          <w:szCs w:val="28"/>
+        </w:rPr>
+        <w:tab/>
+        <w:t xml:space="preserve">Транспортные система – взаимосвязанный комплекс всех видов транспорта, инфраструктуры, технических устройств и средств управления. Однако в статье речь пойдёт про самую главную часть, являющуюся стержнем, на который нанизывается всё остальное, а именно – о комплексе транспорта. В частности, главную его составляющую – дорожно-транспортную сеть (сокр. до ДТС), нужно уметь моделировать, дабы избежать крупных проблем со всем остальным. </w:t>
+      </w:r>
+    </w:p>
+    <w:p>
+      <w:pPr>
+        <w:rPr>
+          <w:rFonts w:ascii="Times New Roman" w:hAnsi="Times New Roman" w:cs="Times New Roman"/>
+          <w:sz w:val="28"/>
+          <w:szCs w:val="28"/>
+        </w:rPr>
+      </w:pPr>
+      <w:r>
+        <w:rPr>
+          <w:rFonts w:ascii="Times New Roman" w:hAnsi="Times New Roman" w:cs="Times New Roman"/>
+          <w:sz w:val="28"/>
+          <w:szCs w:val="28"/>
+        </w:rPr>
+        <w:tab/>
+        <w:t xml:space="preserve">Для начала нужно понять, какими способами можно моделировать ДТС. По сути, ДТС можно свести к связному взвешенному ориентированному граф, а машины, пешеходы и транспорт будут перемещаться по нему. Таким образом, моделирование становится гораздо проще для восприятия. </w:t>
+      </w:r>
+      <w:r>
+        <w:rPr>
+          <w:rFonts w:ascii="Times New Roman" w:hAnsi="Times New Roman" w:cs="Times New Roman"/>
+          <w:sz w:val="28"/>
+          <w:szCs w:val="28"/>
+        </w:rPr>
+        <w:t xml:space="preserve">Дальше нужно разобраться с уровнем генерации. Нужно ли охватить всю сеть, взять какой-либо кусок в рамках нескольких кварталов или посмотреть, как работает перекрёсток? Для этого тоже предназначаются разные алгоритмы. Например, для микроуровня моделирование строится к корректной работе светофоров, пешеходных переходов, поворотов и другой уличной инфраструктуре. Для отдельно взятого перекрёстка нужно учитывать возможный пассажиропоток и его пропускную способность (как заявленную, так и фактическую). Однако это сводится к наблюдению на местности процентного соотношения машин: с какой стороны какая доля машин едет, куда поворачивает, среднее время ожидания. Аналогично с пешеходами. Остаётся только регулировать фазы зелёного и красного света, чтобы перекрёсток работал как можно эффективнее. </w:t>
+      </w:r>
+    </w:p>
+    <w:p>
+      <w:pPr>
+        <w:rPr>
+          <w:rFonts w:ascii="Times New Roman" w:hAnsi="Times New Roman" w:cs="Times New Roman"/>
+          <w:sz w:val="28"/>
+          <w:szCs w:val="28"/>
+        </w:rPr>
+      </w:pPr>
+      <w:r>
+        <w:rPr>
+          <w:rFonts w:ascii="Times New Roman" w:hAnsi="Times New Roman" w:cs="Times New Roman"/>
+          <w:sz w:val="28"/>
+          <w:szCs w:val="28"/>
+        </w:rPr>
+        <w:tab/>
+        <w:t xml:space="preserve">Для макроуровня существуют более интересные алгоритмы моделирования, да и мерить можно уже больше параметров. Первая группа алгоритмов </w:t>
+      </w:r>
+      <w:r>
+        <w:rPr>
+          <w:rFonts w:ascii="Times New Roman" w:hAnsi="Times New Roman" w:cs="Times New Roman"/>
+          <w:sz w:val="28"/>
+          <w:szCs w:val="28"/>
+        </w:rPr>
+        <w:t xml:space="preserve">оценивает каждый объект (будь то это машина, человек или что-либо ещё) отдельно. Вторая группа – алгоритмы, </w:t>
+      </w:r>
+      <w:r>
+        <w:rPr>
+          <w:rFonts w:ascii="Times New Roman" w:hAnsi="Times New Roman" w:cs="Times New Roman"/>
+          <w:sz w:val="28"/>
+          <w:szCs w:val="28"/>
+        </w:rPr>
+        <w:t xml:space="preserve">в которых каждая единица транспорта подчиняется единому паттерну движения. Третья группа – алгоритмы, где уже не разделяется отдельно взятый транспорт. Разберём каждую подробнее. </w:t>
+      </w:r>
+    </w:p>
+    <w:p>
+      <w:pPr>
+        <w:rPr>
+          <w:rFonts w:ascii="Times New Roman" w:hAnsi="Times New Roman" w:cs="Times New Roman"/>
+          <w:sz w:val="28"/>
+          <w:szCs w:val="28"/>
+        </w:rPr>
+      </w:pPr>
+      <w:r>
+        <w:rPr>
+          <w:rFonts w:ascii="Times New Roman" w:hAnsi="Times New Roman" w:cs="Times New Roman"/>
+          <w:sz w:val="28"/>
+          <w:szCs w:val="28"/>
+        </w:rPr>
+        <w:tab/>
+        <w:t xml:space="preserve">Первая группа – каждый субъект моделирования реализуется отдельно и независимо. </w:t>
+      </w:r>
+      <w:r>
+        <w:rPr>
+          <w:rFonts w:ascii="Times New Roman" w:hAnsi="Times New Roman" w:cs="Times New Roman"/>
+          <w:sz w:val="28"/>
+          <w:szCs w:val="28"/>
+        </w:rPr>
+        <w:t xml:space="preserve">Здесь можно выделить два основных подхода к моделированию: базирование на расстоянии и базирование на времени. Соответственно, первый алгоритм опирается на то, что транспорту нужно доехать из точки А в точку Б за наименьшее расстояние, второй – за </w:t>
+      </w:r>
+      <w:r>
+        <w:rPr>
+          <w:rFonts w:ascii="Times New Roman" w:hAnsi="Times New Roman" w:cs="Times New Roman"/>
+          <w:sz w:val="28"/>
+          <w:szCs w:val="28"/>
+        </w:rPr>
+        <w:lastRenderedPageBreak/>
+        <w:t xml:space="preserve">наименьшее время. В основе лежит алгоритм </w:t>
+      </w:r>
+      <w:proofErr w:type="spellStart"/>
+      <w:r>
+        <w:rPr>
+          <w:rFonts w:ascii="Times New Roman" w:hAnsi="Times New Roman" w:cs="Times New Roman"/>
+          <w:sz w:val="28"/>
+          <w:szCs w:val="28"/>
+        </w:rPr>
+        <w:t>Дейкстры</w:t>
+      </w:r>
+      <w:proofErr w:type="spellEnd"/>
+      <w:r>
+        <w:rPr>
+          <w:rFonts w:ascii="Times New Roman" w:hAnsi="Times New Roman" w:cs="Times New Roman"/>
+          <w:sz w:val="28"/>
+          <w:szCs w:val="28"/>
+        </w:rPr>
+        <w:t xml:space="preserve"> и его </w:t>
+      </w:r>
+      <w:r>
+        <w:rPr>
+          <w:rFonts w:ascii="Times New Roman" w:hAnsi="Times New Roman" w:cs="Times New Roman"/>
+          <w:sz w:val="28"/>
+          <w:szCs w:val="28"/>
+        </w:rPr>
+        <w:t>улучшенная</w:t>
+      </w:r>
+      <w:r>
+        <w:rPr>
+          <w:rFonts w:ascii="Times New Roman" w:hAnsi="Times New Roman" w:cs="Times New Roman"/>
+          <w:sz w:val="28"/>
+          <w:szCs w:val="28"/>
+        </w:rPr>
+        <w:t xml:space="preserve"> верси</w:t>
+      </w:r>
+      <w:r>
+        <w:rPr>
+          <w:rFonts w:ascii="Times New Roman" w:hAnsi="Times New Roman" w:cs="Times New Roman"/>
+          <w:sz w:val="28"/>
+          <w:szCs w:val="28"/>
+        </w:rPr>
+        <w:t xml:space="preserve">я. </w:t>
+      </w:r>
+    </w:p>
+    <w:p>
+      <w:pPr>
+        <w:rPr>
+          <w:rFonts w:ascii="Times New Roman" w:hAnsi="Times New Roman" w:cs="Times New Roman"/>
+          <w:sz w:val="28"/>
+          <w:szCs w:val="28"/>
+        </w:rPr>
+      </w:pPr>
+      <w:r>
+        <w:rPr>
+          <w:rFonts w:ascii="Times New Roman" w:hAnsi="Times New Roman" w:cs="Times New Roman"/>
+          <w:sz w:val="28"/>
+          <w:szCs w:val="28"/>
+        </w:rPr>
+        <w:tab/>
+        <w:t xml:space="preserve">Как его смоделировать? Нужно на реальной сетке замерить расстояния или время (которое будет зависеть от скорости проезда машин и в разное время будет меняться) каждого ребра будущего графа </w:t>
+      </w:r>
+      <w:r>
+        <w:rPr>
+          <w:rFonts w:ascii="Times New Roman" w:hAnsi="Times New Roman" w:cs="Times New Roman"/>
+          <w:sz w:val="28"/>
+          <w:szCs w:val="28"/>
+        </w:rPr>
+        <w:t>ДТС</w:t>
+      </w:r>
+      <w:r>
+        <w:rPr>
+          <w:rFonts w:ascii="Times New Roman" w:hAnsi="Times New Roman" w:cs="Times New Roman"/>
+          <w:sz w:val="28"/>
+          <w:szCs w:val="28"/>
+        </w:rPr>
+        <w:t xml:space="preserve">, построить граф и запустить на нём алгоритм </w:t>
+      </w:r>
+      <w:proofErr w:type="spellStart"/>
+      <w:r>
+        <w:rPr>
+          <w:rFonts w:ascii="Times New Roman" w:hAnsi="Times New Roman" w:cs="Times New Roman"/>
+          <w:sz w:val="28"/>
+          <w:szCs w:val="28"/>
+        </w:rPr>
+        <w:t>Дейкстры</w:t>
+      </w:r>
+      <w:proofErr w:type="spellEnd"/>
+      <w:r>
+        <w:rPr>
+          <w:rFonts w:ascii="Times New Roman" w:hAnsi="Times New Roman" w:cs="Times New Roman"/>
+          <w:sz w:val="28"/>
+          <w:szCs w:val="28"/>
+        </w:rPr>
+        <w:t xml:space="preserve">. Код с визуализацией алгоритма содержится в дополнительных материалах. </w:t>
+      </w:r>
+      <w:r>
+        <w:rPr>
+          <w:rFonts w:ascii="Times New Roman" w:hAnsi="Times New Roman" w:cs="Times New Roman"/>
+          <w:sz w:val="28"/>
+          <w:szCs w:val="28"/>
+        </w:rPr>
+        <w:t>И как вывод, алгоритм достаточно точно отображает модель поведения реальных водителей, однако достаточно сложен в реализации и зачастую не отражает реальных потребностей (например, передвижение потоков в час пик достаточно однообразно).</w:t>
+      </w:r>
+    </w:p>
+    <w:p>
+      <w:pPr>
+        <w:rPr>
+          <w:rFonts w:ascii="Times New Roman" w:hAnsi="Times New Roman" w:cs="Times New Roman"/>
+          <w:sz w:val="28"/>
+          <w:szCs w:val="28"/>
+        </w:rPr>
+      </w:pPr>
+      <w:r>
+        <w:rPr>
+          <w:rFonts w:ascii="Times New Roman" w:hAnsi="Times New Roman" w:cs="Times New Roman"/>
+          <w:sz w:val="28"/>
+          <w:szCs w:val="28"/>
+        </w:rPr>
+        <w:tab/>
+        <w:t xml:space="preserve">Вторая группа – каждый субъект моделирования реализуется отдельно, но все они подчиняются чётким параметрам, которые от ним не зависят. То есть независимо от начальной точки, все субъекты ведут себя одинаково. Они наиболее полезны, если нужно узнать пропускную способность ДТС. Также алгоритмы могут выяснить, какова </w:t>
+      </w:r>
+      <w:r>
+        <w:rPr>
+          <w:rFonts w:ascii="Times New Roman" w:hAnsi="Times New Roman" w:cs="Times New Roman"/>
+          <w:sz w:val="28"/>
+          <w:szCs w:val="28"/>
+        </w:rPr>
+        <w:t xml:space="preserve">интенсивность, средняя скорость или плотность движения на конкретном участке дороги и помогут в настройке "зелёных волн" светофоров. </w:t>
+      </w:r>
+    </w:p>
+    <w:p>
+      <w:pPr>
+        <w:rPr>
+          <w:rFonts w:ascii="Times New Roman" w:hAnsi="Times New Roman" w:cs="Times New Roman"/>
+          <w:sz w:val="28"/>
+          <w:szCs w:val="28"/>
+        </w:rPr>
+      </w:pPr>
+      <w:r>
+        <w:rPr>
+          <w:rFonts w:ascii="Times New Roman" w:hAnsi="Times New Roman" w:cs="Times New Roman"/>
+          <w:sz w:val="28"/>
+          <w:szCs w:val="28"/>
+        </w:rPr>
+        <w:tab/>
+        <w:t>Пожалуй, самый известный алгоритм моделирования – Манхэттенская модель поведения. Он заключается в том, что на</w:t>
+      </w:r>
+      <w:r>
+        <w:rPr>
+          <w:rFonts w:ascii="Times New Roman" w:hAnsi="Times New Roman" w:cs="Times New Roman"/>
+          <w:sz w:val="28"/>
+          <w:szCs w:val="28"/>
+        </w:rPr>
+        <w:t xml:space="preserve"> ДТС, разбитой на кварталы, </w:t>
+      </w:r>
+      <w:r>
+        <w:rPr>
+          <w:rFonts w:ascii="Times New Roman" w:hAnsi="Times New Roman" w:cs="Times New Roman"/>
+          <w:sz w:val="28"/>
+          <w:szCs w:val="28"/>
+        </w:rPr>
+        <w:t xml:space="preserve">передвигаются машины. На каждом перекрёстке они с вероятностью в 50% проезжают прямо, с процентом 25% поворачивают влево, с процентом 25% вправо. </w:t>
+      </w:r>
+      <w:r>
+        <w:rPr>
+          <w:rFonts w:ascii="Times New Roman" w:hAnsi="Times New Roman" w:cs="Times New Roman"/>
+          <w:sz w:val="28"/>
+          <w:szCs w:val="28"/>
+        </w:rPr>
+        <w:t xml:space="preserve">Она больше всего подходит для ДТС, устроенной единообразно: например, дороги идут только перпендикулярно друг другу или радиально-круговой ДТС. Однако эту модель можно улучшить и аппроксимировать для абсолютно любой ДТС. На каждом перекрёстке можно рассчитывать, с какой вероятностью машина повернёт или поедет прямо или воспользоваться условностью, что поворот на каждую дорогу равновероятен. </w:t>
+      </w:r>
+      <w:r>
+        <w:rPr>
+          <w:rFonts w:ascii="Times New Roman" w:hAnsi="Times New Roman" w:cs="Times New Roman"/>
+          <w:sz w:val="28"/>
+          <w:szCs w:val="28"/>
+        </w:rPr>
+        <w:t xml:space="preserve">Однако, такая модель совсем не учитывает плотность дорог, точки притяжения и движение потоков так таковое, но позволяет узнать, где находятся «слабые места» у ДТС.  </w:t>
       </w:r>
     </w:p>
     <w:sectPr>

--- a/Article.docx
+++ b/Article.docx
@@ -212,7 +212,23 @@
           <w:sz w:val="28"/>
           <w:szCs w:val="28"/>
         </w:rPr>
-        <w:t xml:space="preserve">я. </w:t>
+        <w:t>я</w:t>
+      </w:r>
+      <w:r>
+        <w:rPr>
+          <w:rFonts w:ascii="Times New Roman" w:hAnsi="Times New Roman" w:cs="Times New Roman"/>
+          <w:sz w:val="28"/>
+          <w:szCs w:val="28"/>
+        </w:rPr>
+        <w:t>, например, алгоритм А*</w:t>
+      </w:r>
+      <w:r>
+        <w:rPr>
+          <w:rFonts w:ascii="Times New Roman" w:hAnsi="Times New Roman" w:cs="Times New Roman"/>
+          <w:sz w:val="28"/>
+          <w:szCs w:val="28"/>
+        </w:rPr>
+        <w:t xml:space="preserve">. </w:t>
       </w:r>
     </w:p>
     <w:p>
@@ -349,6 +365,231 @@
           <w:szCs w:val="28"/>
         </w:rPr>
         <w:t xml:space="preserve">Однако, такая модель совсем не учитывает плотность дорог, точки притяжения и движение потоков так таковое, но позволяет узнать, где находятся «слабые места» у ДТС.  </w:t>
+      </w:r>
+    </w:p>
+    <w:p>
+      <w:pPr>
+        <w:rPr>
+          <w:rFonts w:ascii="Times New Roman" w:hAnsi="Times New Roman" w:cs="Times New Roman"/>
+          <w:sz w:val="28"/>
+          <w:szCs w:val="28"/>
+        </w:rPr>
+      </w:pPr>
+      <w:r>
+        <w:rPr>
+          <w:rFonts w:ascii="Times New Roman" w:hAnsi="Times New Roman" w:cs="Times New Roman"/>
+          <w:sz w:val="28"/>
+          <w:szCs w:val="28"/>
+        </w:rPr>
+        <w:tab/>
+        <w:t xml:space="preserve">Другие модели, заслуживающие внимания </w:t>
+      </w:r>
+      <w:r>
+        <w:rPr>
+          <w:rFonts w:ascii="Times New Roman" w:hAnsi="Times New Roman" w:cs="Times New Roman"/>
+          <w:sz w:val="28"/>
+          <w:szCs w:val="28"/>
+        </w:rPr>
+        <w:t>–</w:t>
+      </w:r>
+      <w:r>
+        <w:rPr>
+          <w:rFonts w:ascii="Times New Roman" w:hAnsi="Times New Roman" w:cs="Times New Roman"/>
+          <w:sz w:val="28"/>
+          <w:szCs w:val="28"/>
+        </w:rPr>
+        <w:t xml:space="preserve"> </w:t>
+      </w:r>
+      <w:r>
+        <w:rPr>
+          <w:rFonts w:ascii="Times New Roman" w:hAnsi="Times New Roman" w:cs="Times New Roman"/>
+          <w:sz w:val="28"/>
+          <w:szCs w:val="28"/>
+        </w:rPr>
+        <w:t xml:space="preserve">модели, базирующиеся на клеточных автоматах. </w:t>
+      </w:r>
+      <w:r>
+        <w:rPr>
+          <w:rFonts w:ascii="Times New Roman" w:hAnsi="Times New Roman" w:cs="Times New Roman"/>
+          <w:sz w:val="28"/>
+          <w:szCs w:val="28"/>
+        </w:rPr>
+        <w:t xml:space="preserve">Клеточные автоматы созданы, чтобы моделировать динамические системы, а значит они подходят для организации траффика. </w:t>
+      </w:r>
+      <w:r>
+        <w:rPr>
+          <w:rFonts w:ascii="Times New Roman" w:hAnsi="Times New Roman" w:cs="Times New Roman"/>
+          <w:sz w:val="28"/>
+          <w:szCs w:val="28"/>
+        </w:rPr>
+        <w:t>Одна из таких моделей – модель Нагеля-</w:t>
+      </w:r>
+      <w:proofErr w:type="spellStart"/>
+      <w:r>
+        <w:rPr>
+          <w:rFonts w:ascii="Times New Roman" w:hAnsi="Times New Roman" w:cs="Times New Roman"/>
+          <w:sz w:val="28"/>
+          <w:szCs w:val="28"/>
+        </w:rPr>
+        <w:t>Шрекенберга</w:t>
+      </w:r>
+      <w:proofErr w:type="spellEnd"/>
+      <w:r>
+        <w:rPr>
+          <w:rFonts w:ascii="Times New Roman" w:hAnsi="Times New Roman" w:cs="Times New Roman"/>
+          <w:sz w:val="28"/>
+          <w:szCs w:val="28"/>
+        </w:rPr>
+        <w:t xml:space="preserve">, </w:t>
+      </w:r>
+      <w:r>
+        <w:rPr>
+          <w:rFonts w:ascii="Times New Roman" w:hAnsi="Times New Roman" w:cs="Times New Roman"/>
+          <w:sz w:val="28"/>
+          <w:szCs w:val="28"/>
+        </w:rPr>
+        <w:t>которая может симулировать пробки. Принцип модели – разбиение дороги на ячейки, в каждой из которой может находиться максимум одна машина. У машины есть атрибут скорости, равный целому числу от 0 до 5 включительно. Дальше непрерывно выполняется цикл из 4 шагов для каждого ТС (время дискретно):</w:t>
+      </w:r>
+    </w:p>
+    <w:p>
+      <w:pPr>
+        <w:pStyle w:val="a3"/>
+        <w:numPr>
+          <w:ilvl w:val="0"/>
+          <w:numId w:val="1"/>
+        </w:numPr>
+        <w:rPr>
+          <w:rFonts w:ascii="Times New Roman" w:hAnsi="Times New Roman" w:cs="Times New Roman"/>
+          <w:sz w:val="28"/>
+          <w:szCs w:val="28"/>
+        </w:rPr>
+      </w:pPr>
+      <w:r>
+        <w:rPr>
+          <w:rFonts w:ascii="Times New Roman" w:hAnsi="Times New Roman" w:cs="Times New Roman"/>
+          <w:sz w:val="28"/>
+          <w:szCs w:val="28"/>
+        </w:rPr>
+        <w:lastRenderedPageBreak/>
+        <w:t>Ускорение: скорость всех ТС увеличивается на единицу, если она уже не достигла максимума</w:t>
+      </w:r>
+    </w:p>
+    <w:p>
+      <w:pPr>
+        <w:pStyle w:val="a3"/>
+        <w:numPr>
+          <w:ilvl w:val="0"/>
+          <w:numId w:val="1"/>
+        </w:numPr>
+        <w:rPr>
+          <w:rFonts w:ascii="Times New Roman" w:hAnsi="Times New Roman" w:cs="Times New Roman"/>
+          <w:sz w:val="28"/>
+          <w:szCs w:val="28"/>
+        </w:rPr>
+      </w:pPr>
+      <w:r>
+        <w:rPr>
+          <w:rFonts w:ascii="Times New Roman" w:hAnsi="Times New Roman" w:cs="Times New Roman"/>
+          <w:sz w:val="28"/>
+          <w:szCs w:val="28"/>
+        </w:rPr>
+        <w:t>Замедление: ТС проверяется на предмет того, не меньше ли расстояние до ближайшим ТС спереди, нежели собственная скорость. Если меньше, то скорость понижается до кол-ва свободных ячеек впереди. Иначе ничего не происходит</w:t>
+      </w:r>
+    </w:p>
+    <w:p>
+      <w:pPr>
+        <w:pStyle w:val="a3"/>
+        <w:numPr>
+          <w:ilvl w:val="0"/>
+          <w:numId w:val="1"/>
+        </w:numPr>
+        <w:rPr>
+          <w:rFonts w:ascii="Times New Roman" w:hAnsi="Times New Roman" w:cs="Times New Roman"/>
+          <w:sz w:val="28"/>
+          <w:szCs w:val="28"/>
+        </w:rPr>
+      </w:pPr>
+      <w:r>
+        <w:rPr>
+          <w:rFonts w:ascii="Times New Roman" w:hAnsi="Times New Roman" w:cs="Times New Roman"/>
+          <w:sz w:val="28"/>
+          <w:szCs w:val="28"/>
+        </w:rPr>
+        <w:t>Рандомизация: с некой вероятностью, скорость ТС снижается на 1, если она уже не равна единице</w:t>
+      </w:r>
+    </w:p>
+    <w:p>
+      <w:pPr>
+        <w:pStyle w:val="a3"/>
+        <w:numPr>
+          <w:ilvl w:val="0"/>
+          <w:numId w:val="1"/>
+        </w:numPr>
+        <w:rPr>
+          <w:rFonts w:ascii="Times New Roman" w:hAnsi="Times New Roman" w:cs="Times New Roman"/>
+          <w:sz w:val="28"/>
+          <w:szCs w:val="28"/>
+        </w:rPr>
+      </w:pPr>
+      <w:r>
+        <w:rPr>
+          <w:rFonts w:ascii="Times New Roman" w:hAnsi="Times New Roman" w:cs="Times New Roman"/>
+          <w:sz w:val="28"/>
+          <w:szCs w:val="28"/>
+        </w:rPr>
+        <w:t>Движение: все автомобили перемещаются на кол-во клеток, равное их скорости</w:t>
+      </w:r>
+    </w:p>
+    <w:p>
+      <w:pPr>
+        <w:ind w:firstLine="360"/>
+        <w:rPr>
+          <w:rFonts w:ascii="Times New Roman" w:hAnsi="Times New Roman" w:cs="Times New Roman"/>
+          <w:sz w:val="28"/>
+          <w:szCs w:val="28"/>
+        </w:rPr>
+      </w:pPr>
+      <w:r>
+        <w:rPr>
+          <w:rFonts w:ascii="Times New Roman" w:hAnsi="Times New Roman" w:cs="Times New Roman"/>
+          <w:sz w:val="28"/>
+          <w:szCs w:val="28"/>
+        </w:rPr>
+        <w:t xml:space="preserve">Этот алгоритм хорошо описывает появление пробок, и следовательно, может быть применим вкупе с остальными </w:t>
+      </w:r>
+      <w:r>
+        <w:rPr>
+          <w:rFonts w:ascii="Times New Roman" w:hAnsi="Times New Roman" w:cs="Times New Roman"/>
+          <w:sz w:val="28"/>
+          <w:szCs w:val="28"/>
+        </w:rPr>
+        <w:t>алгоритмами. Он также показывает, что заторы на дороге могут возникать из-за большого кол-ва машин, без внешнего воздействия (как например, перекрёстков или светофоров)</w:t>
+      </w:r>
+    </w:p>
+    <w:p>
+      <w:pPr>
+        <w:ind w:firstLine="360"/>
+        <w:rPr>
+          <w:rFonts w:ascii="Times New Roman" w:hAnsi="Times New Roman" w:cs="Times New Roman"/>
+          <w:sz w:val="28"/>
+          <w:szCs w:val="28"/>
+        </w:rPr>
+      </w:pPr>
+      <w:r>
+        <w:rPr>
+          <w:rFonts w:ascii="Times New Roman" w:hAnsi="Times New Roman" w:cs="Times New Roman"/>
+          <w:sz w:val="28"/>
+          <w:szCs w:val="28"/>
+        </w:rPr>
+        <w:t xml:space="preserve">В третью группу относятся алгоритмы, где транспортный поток не реализован в виде отдельный ТС, </w:t>
+      </w:r>
+      <w:r>
+        <w:rPr>
+          <w:rFonts w:ascii="Times New Roman" w:hAnsi="Times New Roman" w:cs="Times New Roman"/>
+          <w:sz w:val="28"/>
+          <w:szCs w:val="28"/>
+        </w:rPr>
+        <w:t xml:space="preserve">а скорее является жидкостью или газом, который распространяется по графу ДТС. </w:t>
       </w:r>
     </w:p>
     <w:sectPr>
@@ -359,6 +600,103 @@
     </w:sectPr>
   </w:body>
 </w:document>
+</file>
+
+<file path=word/numbering.xml><?xml version="1.0" encoding="utf-8"?>
+<w:numbering xmlns:wpc="http://schemas.microsoft.com/office/word/2010/wordprocessingCanvas" xmlns:cx="http://schemas.microsoft.com/office/drawing/2014/chartex" xmlns:cx1="http://schemas.microsoft.com/office/drawing/2015/9/8/chartex" xmlns:cx2="http://schemas.microsoft.com/office/drawing/2015/10/21/chartex" xmlns:cx3="http://schemas.microsoft.com/office/drawing/2016/5/9/chartex" xmlns:cx4="http://schemas.microsoft.com/office/drawing/2016/5/10/chartex" xmlns:cx5="http://schemas.microsoft.com/office/drawing/2016/5/11/chartex" xmlns:cx6="http://schemas.microsoft.com/office/drawing/2016/5/12/chartex" xmlns:cx7="http://schemas.microsoft.com/office/drawing/2016/5/13/chartex" xmlns:cx8="http://schemas.microsoft.com/office/drawing/2016/5/14/chartex" xmlns:mc="http://schemas.openxmlformats.org/markup-compatibility/2006" xmlns:aink="http://schemas.microsoft.com/office/drawing/2016/ink" xmlns:am3d="http://schemas.microsoft.com/office/drawing/2017/model3d" xmlns:o="urn:schemas-microsoft-com:office:office" xmlns:r="http://schemas.openxmlformats.org/officeDocument/2006/relationships" xmlns:m="http://schemas.openxmlformats.org/officeDocument/2006/math" xmlns:v="urn:schemas-microsoft-com:vml" xmlns:wp14="http://schemas.microsoft.com/office/word/2010/wordprocessingDrawing" xmlns:wp="http://schemas.openxmlformats.org/drawingml/2006/wordprocessingDrawing" xmlns:w10="urn:schemas-microsoft-com:office:word" xmlns:w="http://schemas.openxmlformats.org/wordprocessingml/2006/main" xmlns:w14="http://schemas.microsoft.com/office/word/2010/wordml" xmlns:w15="http://schemas.microsoft.com/office/word/2012/wordml" xmlns:w16cex="http://schemas.microsoft.com/office/word/2018/wordml/cex" xmlns:w16cid="http://schemas.microsoft.com/office/word/2016/wordml/cid" xmlns:w16="http://schemas.microsoft.com/office/word/2018/wordml" xmlns:w16sdtdh="http://schemas.microsoft.com/office/word/2020/wordml/sdtdatahash" xmlns:w16se="http://schemas.microsoft.com/office/word/2015/wordml/symex" xmlns:wpg="http://schemas.microsoft.com/office/word/2010/wordprocessingGroup" xmlns:wpi="http://schemas.microsoft.com/office/word/2010/wordprocessingInk" xmlns:wne="http://schemas.microsoft.com/office/word/2006/wordml" xmlns:wps="http://schemas.microsoft.com/office/word/2010/wordprocessingShape" mc:Ignorable="w14 w15 w16se w16cid w16 w16cex w16sdtdh wp14">
+  <w:abstractNum w:abstractNumId="0" w15:restartNumberingAfterBreak="0">
+    <w:nsid w:val="48437212"/>
+    <w:multiLevelType w:val="hybridMultilevel"/>
+    <w:tmpl w:val="EBDE592A"/>
+    <w:lvl w:ilvl="0" w:tplc="04190011">
+      <w:start w:val="1"/>
+      <w:numFmt w:val="decimal"/>
+      <w:lvlText w:val="%1)"/>
+      <w:lvlJc w:val="left"/>
+      <w:pPr>
+        <w:ind w:left="720" w:hanging="360"/>
+      </w:pPr>
+      <w:rPr>
+        <w:rFonts w:hint="default"/>
+      </w:rPr>
+    </w:lvl>
+    <w:lvl w:ilvl="1" w:tplc="04190019" w:tentative="1">
+      <w:start w:val="1"/>
+      <w:numFmt w:val="lowerLetter"/>
+      <w:lvlText w:val="%2."/>
+      <w:lvlJc w:val="left"/>
+      <w:pPr>
+        <w:ind w:left="1440" w:hanging="360"/>
+      </w:pPr>
+    </w:lvl>
+    <w:lvl w:ilvl="2" w:tplc="0419001B" w:tentative="1">
+      <w:start w:val="1"/>
+      <w:numFmt w:val="lowerRoman"/>
+      <w:lvlText w:val="%3."/>
+      <w:lvlJc w:val="right"/>
+      <w:pPr>
+        <w:ind w:left="2160" w:hanging="180"/>
+      </w:pPr>
+    </w:lvl>
+    <w:lvl w:ilvl="3" w:tplc="0419000F" w:tentative="1">
+      <w:start w:val="1"/>
+      <w:numFmt w:val="decimal"/>
+      <w:lvlText w:val="%4."/>
+      <w:lvlJc w:val="left"/>
+      <w:pPr>
+        <w:ind w:left="2880" w:hanging="360"/>
+      </w:pPr>
+    </w:lvl>
+    <w:lvl w:ilvl="4" w:tplc="04190019" w:tentative="1">
+      <w:start w:val="1"/>
+      <w:numFmt w:val="lowerLetter"/>
+      <w:lvlText w:val="%5."/>
+      <w:lvlJc w:val="left"/>
+      <w:pPr>
+        <w:ind w:left="3600" w:hanging="360"/>
+      </w:pPr>
+    </w:lvl>
+    <w:lvl w:ilvl="5" w:tplc="0419001B" w:tentative="1">
+      <w:start w:val="1"/>
+      <w:numFmt w:val="lowerRoman"/>
+      <w:lvlText w:val="%6."/>
+      <w:lvlJc w:val="right"/>
+      <w:pPr>
+        <w:ind w:left="4320" w:hanging="180"/>
+      </w:pPr>
+    </w:lvl>
+    <w:lvl w:ilvl="6" w:tplc="0419000F" w:tentative="1">
+      <w:start w:val="1"/>
+      <w:numFmt w:val="decimal"/>
+      <w:lvlText w:val="%7."/>
+      <w:lvlJc w:val="left"/>
+      <w:pPr>
+        <w:ind w:left="5040" w:hanging="360"/>
+      </w:pPr>
+    </w:lvl>
+    <w:lvl w:ilvl="7" w:tplc="04190019" w:tentative="1">
+      <w:start w:val="1"/>
+      <w:numFmt w:val="lowerLetter"/>
+      <w:lvlText w:val="%8."/>
+      <w:lvlJc w:val="left"/>
+      <w:pPr>
+        <w:ind w:left="5760" w:hanging="360"/>
+      </w:pPr>
+    </w:lvl>
+    <w:lvl w:ilvl="8" w:tplc="0419001B" w:tentative="1">
+      <w:start w:val="1"/>
+      <w:numFmt w:val="lowerRoman"/>
+      <w:lvlText w:val="%9."/>
+      <w:lvlJc w:val="right"/>
+      <w:pPr>
+        <w:ind w:left="6480" w:hanging="180"/>
+      </w:pPr>
+    </w:lvl>
+  </w:abstractNum>
+  <w:num w:numId="1">
+    <w:abstractNumId w:val="0"/>
+  </w:num>
+</w:numbering>
 </file>
 
 <file path=word/styles.xml><?xml version="1.0" encoding="utf-8"?>
@@ -787,6 +1125,17 @@
     <w:semiHidden/>
     <w:unhideWhenUsed/>
   </w:style>
+  <w:style w:type="paragraph" w:styleId="a3">
+    <w:name w:val="List Paragraph"/>
+    <w:basedOn w:val="a"/>
+    <w:uiPriority w:val="34"/>
+    <w:qFormat/>
+    <w:rsid w:val="00D02BC5"/>
+    <w:pPr>
+      <w:ind w:left="720"/>
+      <w:contextualSpacing/>
+    </w:pPr>
+  </w:style>
 </w:styles>
 </file>
 

--- a/Article.docx
+++ b/Article.docx
@@ -39,25 +39,7 @@
           <w:sz w:val="28"/>
           <w:szCs w:val="28"/>
         </w:rPr>
-        <w:t xml:space="preserve">автор статьи: </w:t>
-      </w:r>
-      <w:proofErr w:type="spellStart"/>
-      <w:r>
-        <w:rPr>
-          <w:rFonts w:ascii="Times New Roman" w:hAnsi="Times New Roman" w:cs="Times New Roman"/>
-          <w:sz w:val="28"/>
-          <w:szCs w:val="28"/>
-        </w:rPr>
-        <w:t>Забнин</w:t>
-      </w:r>
-      <w:proofErr w:type="spellEnd"/>
-      <w:r>
-        <w:rPr>
-          <w:rFonts w:ascii="Times New Roman" w:hAnsi="Times New Roman" w:cs="Times New Roman"/>
-          <w:sz w:val="28"/>
-          <w:szCs w:val="28"/>
-        </w:rPr>
-        <w:t xml:space="preserve"> Платон</w:t>
+        <w:t>автор статьи: Забнин Платон</w:t>
       </w:r>
     </w:p>
     <w:p>
@@ -75,7 +57,15 @@
           <w:szCs w:val="28"/>
         </w:rPr>
         <w:tab/>
-        <w:t xml:space="preserve">Транспортные система – взаимосвязанный комплекс всех видов транспорта, инфраструктуры, технических устройств и средств управления. Однако в статье речь пойдёт про самую главную часть, являющуюся стержнем, на который нанизывается всё остальное, а именно – о комплексе транспорта. В частности, главную его составляющую – дорожно-транспортную сеть (сокр. до ДТС), нужно уметь моделировать, дабы избежать крупных проблем со всем остальным. </w:t>
+        <w:t>Транспортные система – взаимосвязанный комплекс всех видов транспорта, инфраструктуры, технических устройств и средств управления. Однако в статье речь пойдёт про самую главную часть, являющуюся стержнем, на который нанизывается всё остальное, а именно – о комплексе транспорта. В частности, главную его составляющую – дорожно-транспортную сеть (сокр. до ДТС), нужно уметь моделировать, дабы избежать крупных проблем со всем остальным</w:t>
+      </w:r>
+      <w:r>
+        <w:rPr>
+          <w:rFonts w:ascii="Times New Roman" w:hAnsi="Times New Roman" w:cs="Times New Roman"/>
+          <w:sz w:val="28"/>
+          <w:szCs w:val="28"/>
+        </w:rPr>
+        <w:t xml:space="preserve">. Особенно частыми в современных городах являются проблемы пробок и аварии с летальным исходом. </w:t>
       </w:r>
     </w:p>
     <w:p>
@@ -93,15 +83,79 @@
           <w:szCs w:val="28"/>
         </w:rPr>
         <w:tab/>
-        <w:t xml:space="preserve">Для начала нужно понять, какими способами можно моделировать ДТС. По сути, ДТС можно свести к связному взвешенному ориентированному граф, а машины, пешеходы и транспорт будут перемещаться по нему. Таким образом, моделирование становится гораздо проще для восприятия. </w:t>
-      </w:r>
-      <w:r>
-        <w:rPr>
-          <w:rFonts w:ascii="Times New Roman" w:hAnsi="Times New Roman" w:cs="Times New Roman"/>
-          <w:sz w:val="28"/>
-          <w:szCs w:val="28"/>
-        </w:rPr>
-        <w:t xml:space="preserve">Дальше нужно разобраться с уровнем генерации. Нужно ли охватить всю сеть, взять какой-либо кусок в рамках нескольких кварталов или посмотреть, как работает перекрёсток? Для этого тоже предназначаются разные алгоритмы. Например, для микроуровня моделирование строится к корректной работе светофоров, пешеходных переходов, поворотов и другой уличной инфраструктуре. Для отдельно взятого перекрёстка нужно учитывать возможный пассажиропоток и его пропускную способность (как заявленную, так и фактическую). Однако это сводится к наблюдению на местности процентного соотношения машин: с какой стороны какая доля машин едет, куда поворачивает, среднее время ожидания. Аналогично с пешеходами. Остаётся только регулировать фазы зелёного и красного света, чтобы перекрёсток работал как можно эффективнее. </w:t>
+        <w:t>Для начала нужно понять, какими способами можно моделировать ДТС. По сути, ДТС можно свести к связному взвешенному ориентированному граф</w:t>
+      </w:r>
+      <w:r>
+        <w:rPr>
+          <w:rFonts w:ascii="Times New Roman" w:hAnsi="Times New Roman" w:cs="Times New Roman"/>
+          <w:sz w:val="28"/>
+          <w:szCs w:val="28"/>
+        </w:rPr>
+        <w:t>у</w:t>
+      </w:r>
+      <w:r>
+        <w:rPr>
+          <w:rFonts w:ascii="Times New Roman" w:hAnsi="Times New Roman" w:cs="Times New Roman"/>
+          <w:sz w:val="28"/>
+          <w:szCs w:val="28"/>
+        </w:rPr>
+        <w:t xml:space="preserve">, а машины, пешеходы и транспорт будут перемещаться по нему. Таким образом, моделирование становится гораздо проще для восприятия. </w:t>
+      </w:r>
+      <w:r>
+        <w:rPr>
+          <w:rFonts w:ascii="Times New Roman" w:hAnsi="Times New Roman" w:cs="Times New Roman"/>
+          <w:sz w:val="28"/>
+          <w:szCs w:val="28"/>
+        </w:rPr>
+        <w:t xml:space="preserve">Дальше нужно </w:t>
+      </w:r>
+      <w:r>
+        <w:rPr>
+          <w:rFonts w:ascii="Times New Roman" w:hAnsi="Times New Roman" w:cs="Times New Roman"/>
+          <w:sz w:val="28"/>
+          <w:szCs w:val="28"/>
+        </w:rPr>
+        <w:t>понять,</w:t>
+      </w:r>
+      <w:r>
+        <w:rPr>
+          <w:rFonts w:ascii="Times New Roman" w:hAnsi="Times New Roman" w:cs="Times New Roman"/>
+          <w:sz w:val="28"/>
+          <w:szCs w:val="28"/>
+        </w:rPr>
+        <w:t xml:space="preserve"> с</w:t>
+      </w:r>
+      <w:r>
+        <w:rPr>
+          <w:rFonts w:ascii="Times New Roman" w:hAnsi="Times New Roman" w:cs="Times New Roman"/>
+          <w:sz w:val="28"/>
+          <w:szCs w:val="28"/>
+        </w:rPr>
+        <w:t xml:space="preserve"> каким</w:t>
+      </w:r>
+      <w:r>
+        <w:rPr>
+          <w:rFonts w:ascii="Times New Roman" w:hAnsi="Times New Roman" w:cs="Times New Roman"/>
+          <w:sz w:val="28"/>
+          <w:szCs w:val="28"/>
+        </w:rPr>
+        <w:t xml:space="preserve"> уровнем генерации</w:t>
+      </w:r>
+      <w:r>
+        <w:rPr>
+          <w:rFonts w:ascii="Times New Roman" w:hAnsi="Times New Roman" w:cs="Times New Roman"/>
+          <w:sz w:val="28"/>
+          <w:szCs w:val="28"/>
+        </w:rPr>
+        <w:t xml:space="preserve"> нужно работать</w:t>
+      </w:r>
+      <w:r>
+        <w:rPr>
+          <w:rFonts w:ascii="Times New Roman" w:hAnsi="Times New Roman" w:cs="Times New Roman"/>
+          <w:sz w:val="28"/>
+          <w:szCs w:val="28"/>
+        </w:rPr>
+        <w:t xml:space="preserve">. Нужно ли охватить всю сеть, взять какой-либо кусок в рамках нескольких кварталов или посмотреть, как работает перекрёсток? Для этого тоже предназначаются разные алгоритмы. Например, для микроуровня моделирование строится к корректной работе светофоров, пешеходных переходов, поворотов и другой уличной инфраструктуре. Для отдельно взятого перекрёстка нужно учитывать возможный пассажиропоток и его пропускную способность (как заявленную, так и фактическую). Однако это сводится к наблюдению на местности процентного соотношения машин: с какой стороны какая доля машин едет, куда поворачивает, среднее время ожидания. Аналогично с пешеходами. Остаётся только регулировать фазы зелёного и красного света, чтобы перекрёсток работал как можно эффективнее. </w:t>
       </w:r>
     </w:p>
     <w:p>
@@ -119,15 +173,95 @@
           <w:szCs w:val="28"/>
         </w:rPr>
         <w:tab/>
-        <w:t xml:space="preserve">Для макроуровня существуют более интересные алгоритмы моделирования, да и мерить можно уже больше параметров. Первая группа алгоритмов </w:t>
-      </w:r>
-      <w:r>
-        <w:rPr>
-          <w:rFonts w:ascii="Times New Roman" w:hAnsi="Times New Roman" w:cs="Times New Roman"/>
-          <w:sz w:val="28"/>
-          <w:szCs w:val="28"/>
-        </w:rPr>
-        <w:t xml:space="preserve">оценивает каждый объект (будь то это машина, человек или что-либо ещё) отдельно. Вторая группа – алгоритмы, </w:t>
+        <w:t xml:space="preserve">Для макроуровня существуют более интересные алгоритмы моделирования, </w:t>
+      </w:r>
+      <w:r>
+        <w:rPr>
+          <w:rFonts w:ascii="Times New Roman" w:hAnsi="Times New Roman" w:cs="Times New Roman"/>
+          <w:sz w:val="28"/>
+          <w:szCs w:val="28"/>
+        </w:rPr>
+        <w:t>к тому</w:t>
+      </w:r>
+      <w:r>
+        <w:rPr>
+          <w:rFonts w:ascii="Times New Roman" w:hAnsi="Times New Roman" w:cs="Times New Roman"/>
+          <w:sz w:val="28"/>
+          <w:szCs w:val="28"/>
+        </w:rPr>
+        <w:t xml:space="preserve"> </w:t>
+      </w:r>
+      <w:r>
+        <w:rPr>
+          <w:rFonts w:ascii="Times New Roman" w:hAnsi="Times New Roman" w:cs="Times New Roman"/>
+          <w:sz w:val="28"/>
+          <w:szCs w:val="28"/>
+        </w:rPr>
+        <w:t>же</w:t>
+      </w:r>
+      <w:r>
+        <w:rPr>
+          <w:rFonts w:ascii="Times New Roman" w:hAnsi="Times New Roman" w:cs="Times New Roman"/>
+          <w:sz w:val="28"/>
+          <w:szCs w:val="28"/>
+        </w:rPr>
+        <w:t xml:space="preserve"> </w:t>
+      </w:r>
+      <w:r>
+        <w:rPr>
+          <w:rFonts w:ascii="Times New Roman" w:hAnsi="Times New Roman" w:cs="Times New Roman"/>
+          <w:sz w:val="28"/>
+          <w:szCs w:val="28"/>
+        </w:rPr>
+        <w:t>можно получить и учитывать</w:t>
+      </w:r>
+      <w:r>
+        <w:rPr>
+          <w:rFonts w:ascii="Times New Roman" w:hAnsi="Times New Roman" w:cs="Times New Roman"/>
+          <w:sz w:val="28"/>
+          <w:szCs w:val="28"/>
+        </w:rPr>
+        <w:t xml:space="preserve"> больше параметров</w:t>
+      </w:r>
+      <w:r>
+        <w:rPr>
+          <w:rFonts w:ascii="Times New Roman" w:hAnsi="Times New Roman" w:cs="Times New Roman"/>
+          <w:sz w:val="28"/>
+          <w:szCs w:val="28"/>
+        </w:rPr>
+        <w:t xml:space="preserve"> для большей реалистичности</w:t>
+      </w:r>
+      <w:r>
+        <w:rPr>
+          <w:rFonts w:ascii="Times New Roman" w:hAnsi="Times New Roman" w:cs="Times New Roman"/>
+          <w:sz w:val="28"/>
+          <w:szCs w:val="28"/>
+        </w:rPr>
+        <w:t xml:space="preserve">. Первая группа алгоритмов </w:t>
+      </w:r>
+      <w:r>
+        <w:rPr>
+          <w:rFonts w:ascii="Times New Roman" w:hAnsi="Times New Roman" w:cs="Times New Roman"/>
+          <w:sz w:val="28"/>
+          <w:szCs w:val="28"/>
+        </w:rPr>
+        <w:t>оценивает каждый объект (</w:t>
+      </w:r>
+      <w:r>
+        <w:rPr>
+          <w:rFonts w:ascii="Times New Roman" w:hAnsi="Times New Roman" w:cs="Times New Roman"/>
+          <w:sz w:val="28"/>
+          <w:szCs w:val="28"/>
+        </w:rPr>
+        <w:t>ТС или пешехода)</w:t>
+      </w:r>
+      <w:r>
+        <w:rPr>
+          <w:rFonts w:ascii="Times New Roman" w:hAnsi="Times New Roman" w:cs="Times New Roman"/>
+          <w:sz w:val="28"/>
+          <w:szCs w:val="28"/>
+        </w:rPr>
+        <w:t xml:space="preserve"> отдельно. Вторая группа – алгоритмы, </w:t>
       </w:r>
       <w:r>
         <w:rPr>
@@ -161,7 +295,7 @@
           <w:sz w:val="28"/>
           <w:szCs w:val="28"/>
         </w:rPr>
-        <w:t xml:space="preserve">Здесь можно выделить два основных подхода к моделированию: базирование на расстоянии и базирование на времени. Соответственно, первый алгоритм опирается на то, что транспорту нужно доехать из точки А в точку Б за наименьшее расстояние, второй – за </w:t>
+        <w:t xml:space="preserve">Здесь можно выделить два основных подхода к моделированию: базирование на расстоянии и базирование на времени. Соответственно, первый алгоритм опирается на то, что транспорту нужно </w:t>
       </w:r>
       <w:r>
         <w:rPr>
@@ -170,25 +304,7 @@
           <w:szCs w:val="28"/>
         </w:rPr>
         <w:lastRenderedPageBreak/>
-        <w:t xml:space="preserve">наименьшее время. В основе лежит алгоритм </w:t>
-      </w:r>
-      <w:proofErr w:type="spellStart"/>
-      <w:r>
-        <w:rPr>
-          <w:rFonts w:ascii="Times New Roman" w:hAnsi="Times New Roman" w:cs="Times New Roman"/>
-          <w:sz w:val="28"/>
-          <w:szCs w:val="28"/>
-        </w:rPr>
-        <w:t>Дейкстры</w:t>
-      </w:r>
-      <w:proofErr w:type="spellEnd"/>
-      <w:r>
-        <w:rPr>
-          <w:rFonts w:ascii="Times New Roman" w:hAnsi="Times New Roman" w:cs="Times New Roman"/>
-          <w:sz w:val="28"/>
-          <w:szCs w:val="28"/>
-        </w:rPr>
-        <w:t xml:space="preserve"> и его </w:t>
+        <w:t xml:space="preserve">доехать из точки А в точку Б за наименьшее расстояние, второй – за наименьшее время. В основе лежит алгоритм Дейкстры и его </w:t>
       </w:r>
       <w:r>
         <w:rPr>
@@ -229,6 +345,30 @@
           <w:szCs w:val="28"/>
         </w:rPr>
         <w:t xml:space="preserve">. </w:t>
+      </w:r>
+      <w:r>
+        <w:rPr>
+          <w:rFonts w:ascii="Times New Roman" w:hAnsi="Times New Roman" w:cs="Times New Roman"/>
+          <w:sz w:val="28"/>
+          <w:szCs w:val="28"/>
+        </w:rPr>
+        <w:t xml:space="preserve">В жизни чаще водители опираются на время проезда, но на самом деле очень часто оба кратчайших пути могут совпадать. Наиболее наглядно это реализовано в градостроительном симуляторе </w:t>
+      </w:r>
+      <w:r>
+        <w:rPr>
+          <w:rFonts w:ascii="Times New Roman" w:hAnsi="Times New Roman" w:cs="Times New Roman" w:hint="eastAsia"/>
+          <w:sz w:val="28"/>
+          <w:szCs w:val="28"/>
+        </w:rPr>
+        <w:t>C</w:t>
+      </w:r>
+      <w:r>
+        <w:rPr>
+          <w:rFonts w:ascii="Times New Roman" w:hAnsi="Times New Roman" w:cs="Times New Roman"/>
+          <w:sz w:val="28"/>
+          <w:szCs w:val="28"/>
+        </w:rPr>
+        <w:t xml:space="preserve">ities Skylines, где симуляция машин (индивидуальных ТС, которые не подчиняются маршрутному движению) происходит именно таким способом. По сути, это главный и наиболее информативный алгоритм в плане того, что он максимально точно копирует поведение в реальности. </w:t>
       </w:r>
     </w:p>
     <w:p>
@@ -262,25 +402,7 @@
           <w:sz w:val="28"/>
           <w:szCs w:val="28"/>
         </w:rPr>
-        <w:t xml:space="preserve">, построить граф и запустить на нём алгоритм </w:t>
-      </w:r>
-      <w:proofErr w:type="spellStart"/>
-      <w:r>
-        <w:rPr>
-          <w:rFonts w:ascii="Times New Roman" w:hAnsi="Times New Roman" w:cs="Times New Roman"/>
-          <w:sz w:val="28"/>
-          <w:szCs w:val="28"/>
-        </w:rPr>
-        <w:t>Дейкстры</w:t>
-      </w:r>
-      <w:proofErr w:type="spellEnd"/>
-      <w:r>
-        <w:rPr>
-          <w:rFonts w:ascii="Times New Roman" w:hAnsi="Times New Roman" w:cs="Times New Roman"/>
-          <w:sz w:val="28"/>
-          <w:szCs w:val="28"/>
-        </w:rPr>
-        <w:t xml:space="preserve">. Код с визуализацией алгоритма содержится в дополнительных материалах. </w:t>
+        <w:t xml:space="preserve">, построить граф и запустить на нём алгоритм Дейкстры. Код с визуализацией алгоритма содержится в дополнительных материалах. </w:t>
       </w:r>
       <w:r>
         <w:rPr>
@@ -414,33 +536,24 @@
           <w:sz w:val="28"/>
           <w:szCs w:val="28"/>
         </w:rPr>
-        <w:t xml:space="preserve">Клеточные автоматы созданы, чтобы моделировать динамические системы, а значит они подходят для организации траффика. </w:t>
-      </w:r>
-      <w:r>
-        <w:rPr>
-          <w:rFonts w:ascii="Times New Roman" w:hAnsi="Times New Roman" w:cs="Times New Roman"/>
-          <w:sz w:val="28"/>
-          <w:szCs w:val="28"/>
-        </w:rPr>
-        <w:t>Одна из таких моделей – модель Нагеля-</w:t>
-      </w:r>
-      <w:proofErr w:type="spellStart"/>
-      <w:r>
-        <w:rPr>
-          <w:rFonts w:ascii="Times New Roman" w:hAnsi="Times New Roman" w:cs="Times New Roman"/>
-          <w:sz w:val="28"/>
-          <w:szCs w:val="28"/>
-        </w:rPr>
-        <w:t>Шрекенберга</w:t>
-      </w:r>
-      <w:proofErr w:type="spellEnd"/>
-      <w:r>
-        <w:rPr>
-          <w:rFonts w:ascii="Times New Roman" w:hAnsi="Times New Roman" w:cs="Times New Roman"/>
-          <w:sz w:val="28"/>
-          <w:szCs w:val="28"/>
-        </w:rPr>
-        <w:t xml:space="preserve">, </w:t>
+        <w:t xml:space="preserve">Клеточные автоматы созданы, чтобы моделировать </w:t>
+      </w:r>
+      <w:r>
+        <w:rPr>
+          <w:rFonts w:ascii="Times New Roman" w:hAnsi="Times New Roman" w:cs="Times New Roman"/>
+          <w:sz w:val="28"/>
+          <w:szCs w:val="28"/>
+        </w:rPr>
+        <w:lastRenderedPageBreak/>
+        <w:t xml:space="preserve">динамические системы, а значит они подходят для организации траффика. </w:t>
+      </w:r>
+      <w:r>
+        <w:rPr>
+          <w:rFonts w:ascii="Times New Roman" w:hAnsi="Times New Roman" w:cs="Times New Roman"/>
+          <w:sz w:val="28"/>
+          <w:szCs w:val="28"/>
+        </w:rPr>
+        <w:t xml:space="preserve">Одна из таких моделей – модель Нагеля-Шрекенберга, </w:t>
       </w:r>
       <w:r>
         <w:rPr>
@@ -470,7 +583,6 @@
           <w:sz w:val="28"/>
           <w:szCs w:val="28"/>
         </w:rPr>
-        <w:lastRenderedPageBreak/>
         <w:t>Ускорение: скорость всех ТС увеличивается на единицу, если она уже не достигла максимума</w:t>
       </w:r>
     </w:p>
@@ -515,29 +627,73 @@
           <w:sz w:val="28"/>
           <w:szCs w:val="28"/>
         </w:rPr>
-        <w:t>Рандомизация: с некой вероятностью, скорость ТС снижается на 1, если она уже не равна единице</w:t>
+        <w:t>Рандомизация: с некой вероятностью, скорость ТС снижается на 1, если она уже н</w:t>
+      </w:r>
+      <w:r>
+        <w:rPr>
+          <w:rFonts w:ascii="Times New Roman" w:hAnsi="Times New Roman" w:cs="Times New Roman"/>
+          <w:sz w:val="28"/>
+          <w:szCs w:val="28"/>
+        </w:rPr>
+        <w:t>е</w:t>
+      </w:r>
+      <w:r>
+        <w:rPr>
+          <w:rFonts w:ascii="Times New Roman" w:hAnsi="Times New Roman" w:cs="Times New Roman"/>
+          <w:sz w:val="28"/>
+          <w:szCs w:val="28"/>
+        </w:rPr>
+        <w:t xml:space="preserve"> перемещаются на кол-во клеток, равное их скорости</w:t>
       </w:r>
     </w:p>
     <w:p>
       <w:pPr>
-        <w:pStyle w:val="a3"/>
-        <w:numPr>
-          <w:ilvl w:val="0"/>
-          <w:numId w:val="1"/>
-        </w:numPr>
-        <w:rPr>
-          <w:rFonts w:ascii="Times New Roman" w:hAnsi="Times New Roman" w:cs="Times New Roman"/>
-          <w:sz w:val="28"/>
-          <w:szCs w:val="28"/>
-        </w:rPr>
-      </w:pPr>
-      <w:r>
-        <w:rPr>
-          <w:rFonts w:ascii="Times New Roman" w:hAnsi="Times New Roman" w:cs="Times New Roman"/>
-          <w:sz w:val="28"/>
-          <w:szCs w:val="28"/>
-        </w:rPr>
-        <w:t>Движение: все автомобили перемещаются на кол-во клеток, равное их скорости</w:t>
+        <w:ind w:firstLine="360"/>
+        <w:rPr>
+          <w:rFonts w:ascii="Times New Roman" w:hAnsi="Times New Roman" w:cs="Times New Roman"/>
+          <w:sz w:val="28"/>
+          <w:szCs w:val="28"/>
+        </w:rPr>
+      </w:pPr>
+      <w:r>
+        <w:rPr>
+          <w:rFonts w:ascii="Times New Roman" w:hAnsi="Times New Roman" w:cs="Times New Roman"/>
+          <w:sz w:val="28"/>
+          <w:szCs w:val="28"/>
+        </w:rPr>
+        <w:t xml:space="preserve">Этот алгоритм хорошо описывает появление пробок, и следовательно, может быть применим вкупе с остальными </w:t>
+      </w:r>
+      <w:r>
+        <w:rPr>
+          <w:rFonts w:ascii="Times New Roman" w:hAnsi="Times New Roman" w:cs="Times New Roman"/>
+          <w:sz w:val="28"/>
+          <w:szCs w:val="28"/>
+        </w:rPr>
+        <w:t>алгоритмами. Он также показывает, что заторы на дороге могут возникать из-за большого кол-ва машин, без внешнего воздействия (как например, перекрёстков или светофоров)</w:t>
+      </w:r>
+      <w:r>
+        <w:rPr>
+          <w:rFonts w:ascii="Times New Roman" w:hAnsi="Times New Roman" w:cs="Times New Roman"/>
+          <w:sz w:val="28"/>
+          <w:szCs w:val="28"/>
+        </w:rPr>
+        <w:t>. К сожалению, алгоритм умеет работать только с графами,</w:t>
+      </w:r>
+      <w:r>
+        <w:rPr>
+          <w:rFonts w:ascii="Times New Roman" w:hAnsi="Times New Roman" w:cs="Times New Roman"/>
+          <w:sz w:val="28"/>
+          <w:szCs w:val="28"/>
+        </w:rPr>
+        <w:t xml:space="preserve"> которые представляют из себя линию, поэтому для реальной симуляции нужно выстроить приоритеты. поэтому можно использовать правило правой руки </w:t>
+      </w:r>
+      <w:r>
+        <w:rPr>
+          <w:rFonts w:ascii="Times New Roman" w:hAnsi="Times New Roman" w:cs="Times New Roman"/>
+          <w:sz w:val="28"/>
+          <w:szCs w:val="28"/>
+        </w:rPr>
+        <w:t xml:space="preserve">(помеха справа), чтобы избежать такого, чтобы два ТС будут в одной точке. </w:t>
       </w:r>
     </w:p>
     <w:p>
@@ -555,41 +711,422 @@
           <w:sz w:val="28"/>
           <w:szCs w:val="28"/>
         </w:rPr>
-        <w:t xml:space="preserve">Этот алгоритм хорошо описывает появление пробок, и следовательно, может быть применим вкупе с остальными </w:t>
-      </w:r>
-      <w:r>
-        <w:rPr>
-          <w:rFonts w:ascii="Times New Roman" w:hAnsi="Times New Roman" w:cs="Times New Roman"/>
-          <w:sz w:val="28"/>
-          <w:szCs w:val="28"/>
-        </w:rPr>
-        <w:t>алгоритмами. Он также показывает, что заторы на дороге могут возникать из-за большого кол-ва машин, без внешнего воздействия (как например, перекрёстков или светофоров)</w:t>
+        <w:t xml:space="preserve">В третью группу относятся алгоритмы, где транспортный поток не реализован в виде отдельный ТС, </w:t>
+      </w:r>
+      <w:r>
+        <w:rPr>
+          <w:rFonts w:ascii="Times New Roman" w:hAnsi="Times New Roman" w:cs="Times New Roman"/>
+          <w:sz w:val="28"/>
+          <w:szCs w:val="28"/>
+        </w:rPr>
+        <w:t xml:space="preserve">а скорее является жидкостью или газом, который распространяется по графу ДТС. </w:t>
+      </w:r>
+      <w:r>
+        <w:rPr>
+          <w:rFonts w:ascii="Times New Roman" w:hAnsi="Times New Roman" w:cs="Times New Roman"/>
+          <w:sz w:val="28"/>
+          <w:szCs w:val="28"/>
+        </w:rPr>
+        <w:t xml:space="preserve">Один из алгоритмов </w:t>
+      </w:r>
+      <w:r>
+        <w:rPr>
+          <w:rFonts w:ascii="Times New Roman" w:hAnsi="Times New Roman" w:cs="Times New Roman"/>
+          <w:sz w:val="28"/>
+          <w:szCs w:val="28"/>
+        </w:rPr>
+        <w:t xml:space="preserve">– модель </w:t>
+      </w:r>
+      <w:r>
+        <w:rPr>
+          <w:rFonts w:ascii="Times New Roman" w:hAnsi="Times New Roman" w:cs="Times New Roman" w:hint="eastAsia"/>
+          <w:sz w:val="28"/>
+          <w:szCs w:val="28"/>
+        </w:rPr>
+        <w:t>L</w:t>
+      </w:r>
+      <w:r>
+        <w:rPr>
+          <w:rFonts w:ascii="Times New Roman" w:hAnsi="Times New Roman" w:cs="Times New Roman"/>
+          <w:sz w:val="28"/>
+          <w:szCs w:val="28"/>
+        </w:rPr>
+        <w:t>WR</w:t>
+      </w:r>
+      <w:r>
+        <w:rPr>
+          <w:rFonts w:ascii="Times New Roman" w:hAnsi="Times New Roman" w:cs="Times New Roman"/>
+          <w:sz w:val="28"/>
+          <w:szCs w:val="28"/>
+        </w:rPr>
+        <w:t xml:space="preserve">. Её модель описывается формулой: </w:t>
+      </w:r>
+      <m:oMath>
+        <m:f>
+          <m:fPr>
+            <m:ctrlPr>
+              <w:rPr>
+                <w:rFonts w:ascii="Cambria Math" w:hAnsi="Cambria Math" w:cs="Times New Roman"/>
+                <w:i/>
+                <w:sz w:val="28"/>
+                <w:szCs w:val="28"/>
+              </w:rPr>
+            </m:ctrlPr>
+          </m:fPr>
+          <m:num>
+            <m:r>
+              <w:rPr>
+                <w:rFonts w:ascii="Cambria Math" w:hAnsi="Cambria Math" w:cs="Times New Roman"/>
+                <w:sz w:val="28"/>
+                <w:szCs w:val="28"/>
+              </w:rPr>
+              <m:t>∆</m:t>
+            </m:r>
+            <m:r>
+              <w:rPr>
+                <w:rFonts w:ascii="Cambria Math" w:hAnsi="Cambria Math" w:cs="Times New Roman"/>
+                <w:sz w:val="28"/>
+                <w:szCs w:val="28"/>
+              </w:rPr>
+              <m:t>ρ</m:t>
+            </m:r>
+          </m:num>
+          <m:den>
+            <m:r>
+              <w:rPr>
+                <w:rFonts w:ascii="Cambria Math" w:hAnsi="Cambria Math" w:cs="Times New Roman"/>
+                <w:sz w:val="28"/>
+                <w:szCs w:val="28"/>
+              </w:rPr>
+              <m:t>∆t</m:t>
+            </m:r>
+          </m:den>
+        </m:f>
+        <m:r>
+          <w:rPr>
+            <w:rFonts w:ascii="Cambria Math" w:hAnsi="Cambria Math" w:cs="Times New Roman"/>
+            <w:sz w:val="28"/>
+            <w:szCs w:val="28"/>
+          </w:rPr>
+          <m:t>+</m:t>
+        </m:r>
+        <m:f>
+          <m:fPr>
+            <m:ctrlPr>
+              <w:rPr>
+                <w:rFonts w:ascii="Cambria Math" w:hAnsi="Cambria Math" w:cs="Times New Roman"/>
+                <w:i/>
+                <w:sz w:val="28"/>
+                <w:szCs w:val="28"/>
+              </w:rPr>
+            </m:ctrlPr>
+          </m:fPr>
+          <m:num>
+            <m:r>
+              <w:rPr>
+                <w:rFonts w:ascii="Cambria Math" w:hAnsi="Cambria Math" w:cs="Times New Roman"/>
+                <w:sz w:val="28"/>
+                <w:szCs w:val="28"/>
+              </w:rPr>
+              <m:t>∆q(</m:t>
+            </m:r>
+            <m:r>
+              <w:rPr>
+                <w:rFonts w:ascii="Cambria Math" w:hAnsi="Cambria Math" w:cs="Times New Roman"/>
+                <w:sz w:val="28"/>
+                <w:szCs w:val="28"/>
+              </w:rPr>
+              <m:t>ρ</m:t>
+            </m:r>
+            <m:r>
+              <w:rPr>
+                <w:rFonts w:ascii="Cambria Math" w:hAnsi="Cambria Math" w:cs="Times New Roman"/>
+                <w:sz w:val="28"/>
+                <w:szCs w:val="28"/>
+              </w:rPr>
+              <m:t>)</m:t>
+            </m:r>
+          </m:num>
+          <m:den>
+            <m:r>
+              <w:rPr>
+                <w:rFonts w:ascii="Cambria Math" w:hAnsi="Cambria Math" w:cs="Times New Roman"/>
+                <w:sz w:val="28"/>
+                <w:szCs w:val="28"/>
+              </w:rPr>
+              <m:t>∆x</m:t>
+            </m:r>
+          </m:den>
+        </m:f>
+        <m:r>
+          <w:rPr>
+            <w:rFonts w:ascii="Cambria Math" w:hAnsi="Cambria Math" w:cs="Times New Roman"/>
+            <w:sz w:val="28"/>
+            <w:szCs w:val="28"/>
+          </w:rPr>
+          <m:t>=0</m:t>
+        </m:r>
+      </m:oMath>
+      <w:r>
+        <w:rPr>
+          <w:rFonts w:ascii="Times New Roman" w:hAnsi="Times New Roman" w:cs="Times New Roman"/>
+          <w:sz w:val="28"/>
+          <w:szCs w:val="28"/>
+        </w:rPr>
+        <w:t xml:space="preserve">; где </w:t>
+      </w:r>
+      <m:oMath>
+        <m:r>
+          <w:rPr>
+            <w:rFonts w:ascii="Cambria Math" w:hAnsi="Cambria Math" w:cs="Times New Roman"/>
+            <w:sz w:val="28"/>
+            <w:szCs w:val="28"/>
+          </w:rPr>
+          <m:t>∆p</m:t>
+        </m:r>
+      </m:oMath>
+      <w:r>
+        <w:rPr>
+          <w:rFonts w:ascii="Times New Roman" w:hAnsi="Times New Roman" w:cs="Times New Roman"/>
+          <w:sz w:val="28"/>
+          <w:szCs w:val="28"/>
+        </w:rPr>
+        <w:t xml:space="preserve"> – изменение плотности машин в конкретной точке, </w:t>
+      </w:r>
+      <m:oMath>
+        <m:r>
+          <w:rPr>
+            <w:rFonts w:ascii="Cambria Math" w:hAnsi="Cambria Math" w:cs="Times New Roman"/>
+            <w:sz w:val="28"/>
+            <w:szCs w:val="28"/>
+          </w:rPr>
+          <m:t>∆t</m:t>
+        </m:r>
+      </m:oMath>
+      <w:r>
+        <w:rPr>
+          <w:rFonts w:ascii="Times New Roman" w:hAnsi="Times New Roman" w:cs="Times New Roman"/>
+          <w:sz w:val="28"/>
+          <w:szCs w:val="28"/>
+        </w:rPr>
+        <w:t xml:space="preserve"> – изменение времени,</w:t>
+      </w:r>
+      <w:r>
+        <w:rPr>
+          <w:rFonts w:ascii="Times New Roman" w:hAnsi="Times New Roman" w:cs="Times New Roman"/>
+          <w:sz w:val="28"/>
+          <w:szCs w:val="28"/>
+        </w:rPr>
+        <w:t xml:space="preserve"> </w:t>
+      </w:r>
+      <m:oMath>
+        <m:r>
+          <w:rPr>
+            <w:rFonts w:ascii="Cambria Math" w:hAnsi="Cambria Math" w:cs="Times New Roman"/>
+            <w:sz w:val="28"/>
+            <w:szCs w:val="28"/>
+          </w:rPr>
+          <m:t>∆x</m:t>
+        </m:r>
+      </m:oMath>
+      <w:r>
+        <w:rPr>
+          <w:rFonts w:ascii="Times New Roman" w:hAnsi="Times New Roman" w:cs="Times New Roman"/>
+          <w:sz w:val="28"/>
+          <w:szCs w:val="28"/>
+        </w:rPr>
+        <w:t xml:space="preserve"> – изменение кол-ва машин,</w:t>
+      </w:r>
+      <w:r>
+        <w:rPr>
+          <w:rFonts w:ascii="Times New Roman" w:hAnsi="Times New Roman" w:cs="Times New Roman"/>
+          <w:sz w:val="28"/>
+          <w:szCs w:val="28"/>
+        </w:rPr>
+        <w:t xml:space="preserve"> </w:t>
+      </w:r>
+      <m:oMath>
+        <m:r>
+          <w:rPr>
+            <w:rFonts w:ascii="Cambria Math" w:hAnsi="Cambria Math" w:cs="Times New Roman"/>
+            <w:sz w:val="28"/>
+            <w:szCs w:val="28"/>
+          </w:rPr>
+          <m:t>∆q(ρ)=ρv(ρ)</m:t>
+        </m:r>
+      </m:oMath>
+      <w:r>
+        <w:rPr>
+          <w:rFonts w:ascii="Times New Roman" w:hAnsi="Times New Roman" w:cs="Times New Roman"/>
+          <w:sz w:val="28"/>
+          <w:szCs w:val="28"/>
+        </w:rPr>
+        <w:t xml:space="preserve"> – изменение потока, (пропускная способность), которое является произведением плотности на скорость от плотности. Сама скорость может быть описана как формула Гриншилдса: </w:t>
+      </w:r>
+      <m:oMath>
+        <m:r>
+          <w:rPr>
+            <w:rFonts w:ascii="Cambria Math" w:hAnsi="Cambria Math" w:cs="Times New Roman"/>
+            <w:sz w:val="28"/>
+            <w:szCs w:val="28"/>
+          </w:rPr>
+          <m:t>v(ρ)=</m:t>
+        </m:r>
+        <m:sSub>
+          <m:sSubPr>
+            <m:ctrlPr>
+              <w:rPr>
+                <w:rFonts w:ascii="Cambria Math" w:hAnsi="Cambria Math" w:cs="Times New Roman"/>
+                <w:i/>
+                <w:sz w:val="28"/>
+                <w:szCs w:val="28"/>
+              </w:rPr>
+            </m:ctrlPr>
+          </m:sSubPr>
+          <m:e>
+            <m:r>
+              <w:rPr>
+                <w:rFonts w:ascii="Cambria Math" w:hAnsi="Cambria Math" w:cs="Times New Roman"/>
+                <w:sz w:val="28"/>
+                <w:szCs w:val="28"/>
+              </w:rPr>
+              <m:t>v</m:t>
+            </m:r>
+          </m:e>
+          <m:sub>
+            <m:r>
+              <w:rPr>
+                <w:rFonts w:ascii="Cambria Math" w:hAnsi="Cambria Math" w:cs="Times New Roman"/>
+                <w:sz w:val="28"/>
+                <w:szCs w:val="28"/>
+              </w:rPr>
+              <m:t>max</m:t>
+            </m:r>
+          </m:sub>
+        </m:sSub>
+        <m:r>
+          <w:rPr>
+            <w:rFonts w:ascii="Cambria Math" w:hAnsi="Cambria Math" w:cs="Times New Roman"/>
+            <w:sz w:val="28"/>
+            <w:szCs w:val="28"/>
+          </w:rPr>
+          <m:t>(1-</m:t>
+        </m:r>
+        <m:f>
+          <m:fPr>
+            <m:ctrlPr>
+              <w:rPr>
+                <w:rFonts w:ascii="Cambria Math" w:hAnsi="Cambria Math" w:cs="Times New Roman"/>
+                <w:i/>
+                <w:sz w:val="28"/>
+                <w:szCs w:val="28"/>
+              </w:rPr>
+            </m:ctrlPr>
+          </m:fPr>
+          <m:num>
+            <m:r>
+              <w:rPr>
+                <w:rFonts w:ascii="Cambria Math" w:hAnsi="Cambria Math" w:cs="Times New Roman"/>
+                <w:sz w:val="28"/>
+                <w:szCs w:val="28"/>
+              </w:rPr>
+              <m:t>ρ</m:t>
+            </m:r>
+          </m:num>
+          <m:den>
+            <m:sSub>
+              <m:sSubPr>
+                <m:ctrlPr>
+                  <w:rPr>
+                    <w:rFonts w:ascii="Cambria Math" w:hAnsi="Cambria Math" w:cs="Times New Roman"/>
+                    <w:i/>
+                    <w:sz w:val="28"/>
+                    <w:szCs w:val="28"/>
+                  </w:rPr>
+                </m:ctrlPr>
+              </m:sSubPr>
+              <m:e>
+                <m:r>
+                  <w:rPr>
+                    <w:rFonts w:ascii="Cambria Math" w:hAnsi="Cambria Math" w:cs="Times New Roman"/>
+                    <w:sz w:val="28"/>
+                    <w:szCs w:val="28"/>
+                  </w:rPr>
+                  <m:t>ρ</m:t>
+                </m:r>
+              </m:e>
+              <m:sub>
+                <m:r>
+                  <w:rPr>
+                    <w:rFonts w:ascii="Cambria Math" w:hAnsi="Cambria Math" w:cs="Times New Roman"/>
+                    <w:sz w:val="28"/>
+                    <w:szCs w:val="28"/>
+                  </w:rPr>
+                  <m:t>max</m:t>
+                </m:r>
+              </m:sub>
+            </m:sSub>
+          </m:den>
+        </m:f>
+        <m:r>
+          <w:rPr>
+            <w:rFonts w:ascii="Cambria Math" w:hAnsi="Cambria Math" w:cs="Times New Roman"/>
+            <w:sz w:val="28"/>
+            <w:szCs w:val="28"/>
+          </w:rPr>
+          <m:t>)</m:t>
+        </m:r>
+      </m:oMath>
+      <w:r>
+        <w:rPr>
+          <w:rFonts w:ascii="Times New Roman" w:hAnsi="Times New Roman" w:cs="Times New Roman"/>
+          <w:sz w:val="28"/>
+          <w:szCs w:val="28"/>
+        </w:rPr>
+        <w:t>, где есть максимальная скорость и плотность траффика, но при этом скорость полностью зависит от плотности, поскольку максимальные переменные являются константами для данной дороги. Однако и эта модель несовершенна</w:t>
+      </w:r>
+      <w:r>
+        <w:rPr>
+          <w:rFonts w:ascii="Times New Roman" w:hAnsi="Times New Roman" w:cs="Times New Roman"/>
+          <w:sz w:val="28"/>
+          <w:szCs w:val="28"/>
+        </w:rPr>
+        <w:t xml:space="preserve">, поскольку она не учитывает реальную скорость водителя и его реакцию (т.е. человеческий фактор, что будет, если водитель резко затормозит). Для этого придумали ещё две модели. </w:t>
       </w:r>
     </w:p>
     <w:p>
       <w:pPr>
         <w:ind w:firstLine="360"/>
         <w:rPr>
-          <w:rFonts w:ascii="Times New Roman" w:hAnsi="Times New Roman" w:cs="Times New Roman"/>
-          <w:sz w:val="28"/>
-          <w:szCs w:val="28"/>
-        </w:rPr>
-      </w:pPr>
-      <w:r>
-        <w:rPr>
-          <w:rFonts w:ascii="Times New Roman" w:hAnsi="Times New Roman" w:cs="Times New Roman"/>
-          <w:sz w:val="28"/>
-          <w:szCs w:val="28"/>
-        </w:rPr>
-        <w:t xml:space="preserve">В третью группу относятся алгоритмы, где транспортный поток не реализован в виде отдельный ТС, </w:t>
-      </w:r>
-      <w:r>
-        <w:rPr>
-          <w:rFonts w:ascii="Times New Roman" w:hAnsi="Times New Roman" w:cs="Times New Roman"/>
-          <w:sz w:val="28"/>
-          <w:szCs w:val="28"/>
-        </w:rPr>
-        <w:t xml:space="preserve">а скорее является жидкостью или газом, который распространяется по графу ДТС. </w:t>
+          <w:rFonts w:ascii="Times New Roman" w:hAnsi="Times New Roman" w:cs="Times New Roman" w:hint="eastAsia"/>
+          <w:i/>
+          <w:sz w:val="28"/>
+          <w:szCs w:val="28"/>
+        </w:rPr>
+      </w:pPr>
+      <w:r>
+        <w:rPr>
+          <w:rFonts w:ascii="Times New Roman" w:hAnsi="Times New Roman" w:cs="Times New Roman"/>
+          <w:sz w:val="28"/>
+          <w:szCs w:val="28"/>
+        </w:rPr>
+        <w:t xml:space="preserve">Первая из моделей – Модель </w:t>
+      </w:r>
+      <w:r>
+        <w:rPr>
+          <w:rFonts w:ascii="Times New Roman" w:hAnsi="Times New Roman" w:cs="Times New Roman" w:hint="eastAsia"/>
+          <w:sz w:val="28"/>
+          <w:szCs w:val="28"/>
+        </w:rPr>
+        <w:t>P</w:t>
+      </w:r>
+      <w:r>
+        <w:rPr>
+          <w:rFonts w:ascii="Times New Roman" w:hAnsi="Times New Roman" w:cs="Times New Roman"/>
+          <w:sz w:val="28"/>
+          <w:szCs w:val="28"/>
+        </w:rPr>
+        <w:t xml:space="preserve">ayne-Whitham </w:t>
       </w:r>
     </w:p>
     <w:sectPr>
@@ -1136,6 +1673,16 @@
       <w:contextualSpacing/>
     </w:pPr>
   </w:style>
+  <w:style w:type="character" w:styleId="a4">
+    <w:name w:val="Placeholder Text"/>
+    <w:basedOn w:val="a0"/>
+    <w:uiPriority w:val="99"/>
+    <w:semiHidden/>
+    <w:rsid w:val="003409B8"/>
+    <w:rPr>
+      <w:color w:val="808080"/>
+    </w:rPr>
+  </w:style>
 </w:styles>
 </file>
 
@@ -1432,4 +1979,16 @@
     </a:ext>
   </a:extLst>
 </a:theme>
+</file>
+
+<file path=customXml/item1.xml><?xml version="1.0" encoding="utf-8"?>
+<b:Sources xmlns:b="http://schemas.openxmlformats.org/officeDocument/2006/bibliography" xmlns="http://schemas.openxmlformats.org/officeDocument/2006/bibliography" SelectedStyle="\APASixthEditionOfficeOnline.xsl" StyleName="APA" Version="6"/>
+</file>
+
+<file path=customXml/itemProps1.xml><?xml version="1.0" encoding="utf-8"?>
+<ds:datastoreItem xmlns:ds="http://schemas.openxmlformats.org/officeDocument/2006/customXml" ds:itemID="{D5527F93-BB86-43C0-9BD1-BEEDD0825058}">
+  <ds:schemaRefs>
+    <ds:schemaRef ds:uri="http://schemas.openxmlformats.org/officeDocument/2006/bibliography"/>
+  </ds:schemaRefs>
+</ds:datastoreItem>
 </file>
--- a/Article.docx
+++ b/Article.docx
@@ -780,15 +780,7 @@
                 <w:sz w:val="28"/>
                 <w:szCs w:val="28"/>
               </w:rPr>
-              <m:t>∆</m:t>
-            </m:r>
-            <m:r>
-              <w:rPr>
-                <w:rFonts w:ascii="Cambria Math" w:hAnsi="Cambria Math" w:cs="Times New Roman"/>
-                <w:sz w:val="28"/>
-                <w:szCs w:val="28"/>
-              </w:rPr>
-              <m:t>ρ</m:t>
+              <m:t>∆ρ</m:t>
             </m:r>
           </m:num>
           <m:den>
@@ -828,23 +820,7 @@
                 <w:sz w:val="28"/>
                 <w:szCs w:val="28"/>
               </w:rPr>
-              <m:t>∆q(</m:t>
-            </m:r>
-            <m:r>
-              <w:rPr>
-                <w:rFonts w:ascii="Cambria Math" w:hAnsi="Cambria Math" w:cs="Times New Roman"/>
-                <w:sz w:val="28"/>
-                <w:szCs w:val="28"/>
-              </w:rPr>
-              <m:t>ρ</m:t>
-            </m:r>
-            <m:r>
-              <w:rPr>
-                <w:rFonts w:ascii="Cambria Math" w:hAnsi="Cambria Math" w:cs="Times New Roman"/>
-                <w:sz w:val="28"/>
-                <w:szCs w:val="28"/>
-              </w:rPr>
-              <m:t>)</m:t>
+              <m:t>∆q(ρ)</m:t>
             </m:r>
           </m:num>
           <m:den>
@@ -1096,21 +1072,38 @@
     </w:p>
     <w:p>
       <w:pPr>
+        <w:spacing w:before="240"/>
         <w:ind w:firstLine="360"/>
         <w:rPr>
+          <w:rFonts w:ascii="Times New Roman" w:hAnsi="Times New Roman" w:cs="Times New Roman"/>
+          <w:sz w:val="28"/>
+          <w:szCs w:val="28"/>
+        </w:rPr>
+      </w:pPr>
+      <w:r>
+        <w:rPr>
+          <w:rFonts w:ascii="Times New Roman" w:hAnsi="Times New Roman" w:cs="Times New Roman"/>
+          <w:sz w:val="28"/>
+          <w:szCs w:val="28"/>
+        </w:rPr>
+        <w:lastRenderedPageBreak/>
+        <w:t xml:space="preserve">Первая из моделей – Модель </w:t>
+      </w:r>
+      <w:r>
+        <w:rPr>
           <w:rFonts w:ascii="Times New Roman" w:hAnsi="Times New Roman" w:cs="Times New Roman" w:hint="eastAsia"/>
-          <w:i/>
-          <w:sz w:val="28"/>
-          <w:szCs w:val="28"/>
-        </w:rPr>
-      </w:pPr>
-      <w:r>
-        <w:rPr>
-          <w:rFonts w:ascii="Times New Roman" w:hAnsi="Times New Roman" w:cs="Times New Roman"/>
-          <w:sz w:val="28"/>
-          <w:szCs w:val="28"/>
-        </w:rPr>
-        <w:t xml:space="preserve">Первая из моделей – Модель </w:t>
+          <w:sz w:val="28"/>
+          <w:szCs w:val="28"/>
+        </w:rPr>
+        <w:t>P</w:t>
+      </w:r>
+      <w:r>
+        <w:rPr>
+          <w:rFonts w:ascii="Times New Roman" w:hAnsi="Times New Roman" w:cs="Times New Roman"/>
+          <w:sz w:val="28"/>
+          <w:szCs w:val="28"/>
+        </w:rPr>
+        <w:t xml:space="preserve">ayne-Whitham </w:t>
       </w:r>
       <w:r>
         <w:rPr>
@@ -1118,6 +1111,565 @@
           <w:sz w:val="28"/>
           <w:szCs w:val="28"/>
         </w:rPr>
+        <w:t>(</w:t>
+      </w:r>
+      <w:r>
+        <w:rPr>
+          <w:rFonts w:ascii="Times New Roman" w:hAnsi="Times New Roman" w:cs="Times New Roman"/>
+          <w:sz w:val="28"/>
+          <w:szCs w:val="28"/>
+        </w:rPr>
+        <w:t xml:space="preserve">PW) призвана решить проблему </w:t>
+      </w:r>
+      <w:r>
+        <w:rPr>
+          <w:rFonts w:ascii="Times New Roman" w:hAnsi="Times New Roman" w:cs="Times New Roman"/>
+          <w:sz w:val="28"/>
+          <w:szCs w:val="28"/>
+        </w:rPr>
+        <w:t xml:space="preserve">зависимости скорости от плотности и вводит </w:t>
+      </w:r>
+      <w:r>
+        <w:rPr>
+          <w:rFonts w:ascii="Times New Roman" w:hAnsi="Times New Roman" w:cs="Times New Roman"/>
+          <w:sz w:val="28"/>
+          <w:szCs w:val="28"/>
+        </w:rPr>
+        <w:t>дополнительные</w:t>
+      </w:r>
+      <w:r>
+        <w:rPr>
+          <w:rFonts w:ascii="Times New Roman" w:hAnsi="Times New Roman" w:cs="Times New Roman"/>
+          <w:sz w:val="28"/>
+          <w:szCs w:val="28"/>
+        </w:rPr>
+        <w:t xml:space="preserve"> параметры. Сама формула выглядит так: </w:t>
+      </w:r>
+      <m:oMath>
+        <m:f>
+          <m:fPr>
+            <m:ctrlPr>
+              <w:rPr>
+                <w:rFonts w:ascii="Cambria Math" w:hAnsi="Cambria Math" w:cs="Times New Roman"/>
+                <w:i/>
+                <w:sz w:val="28"/>
+                <w:szCs w:val="28"/>
+              </w:rPr>
+            </m:ctrlPr>
+          </m:fPr>
+          <m:num>
+            <m:r>
+              <w:rPr>
+                <w:rFonts w:ascii="Cambria Math" w:hAnsi="Cambria Math" w:cs="Times New Roman"/>
+                <w:sz w:val="28"/>
+                <w:szCs w:val="28"/>
+              </w:rPr>
+              <m:t>∆v</m:t>
+            </m:r>
+          </m:num>
+          <m:den>
+            <m:r>
+              <w:rPr>
+                <w:rFonts w:ascii="Cambria Math" w:hAnsi="Cambria Math" w:cs="Times New Roman"/>
+                <w:sz w:val="28"/>
+                <w:szCs w:val="28"/>
+              </w:rPr>
+              <m:t>∆t</m:t>
+            </m:r>
+          </m:den>
+        </m:f>
+        <m:r>
+          <w:rPr>
+            <w:rFonts w:ascii="Cambria Math" w:hAnsi="Cambria Math" w:cs="Times New Roman"/>
+            <w:sz w:val="28"/>
+            <w:szCs w:val="28"/>
+          </w:rPr>
+          <m:t>+v</m:t>
+        </m:r>
+        <m:f>
+          <m:fPr>
+            <m:ctrlPr>
+              <w:rPr>
+                <w:rFonts w:ascii="Cambria Math" w:hAnsi="Cambria Math" w:cs="Times New Roman"/>
+                <w:i/>
+                <w:sz w:val="28"/>
+                <w:szCs w:val="28"/>
+              </w:rPr>
+            </m:ctrlPr>
+          </m:fPr>
+          <m:num>
+            <m:r>
+              <w:rPr>
+                <w:rFonts w:ascii="Cambria Math" w:hAnsi="Cambria Math" w:cs="Times New Roman"/>
+                <w:sz w:val="28"/>
+                <w:szCs w:val="28"/>
+              </w:rPr>
+              <m:t>∆v</m:t>
+            </m:r>
+          </m:num>
+          <m:den>
+            <m:r>
+              <w:rPr>
+                <w:rFonts w:ascii="Cambria Math" w:hAnsi="Cambria Math" w:cs="Times New Roman"/>
+                <w:sz w:val="28"/>
+                <w:szCs w:val="28"/>
+              </w:rPr>
+              <m:t>∆x</m:t>
+            </m:r>
+          </m:den>
+        </m:f>
+        <m:r>
+          <w:rPr>
+            <w:rFonts w:ascii="Cambria Math" w:hAnsi="Cambria Math" w:cs="Times New Roman"/>
+            <w:sz w:val="28"/>
+            <w:szCs w:val="28"/>
+          </w:rPr>
+          <m:t>=</m:t>
+        </m:r>
+        <m:f>
+          <m:fPr>
+            <m:ctrlPr>
+              <w:rPr>
+                <w:rFonts w:ascii="Cambria Math" w:hAnsi="Cambria Math" w:cs="Times New Roman"/>
+                <w:i/>
+                <w:sz w:val="28"/>
+                <w:szCs w:val="28"/>
+              </w:rPr>
+            </m:ctrlPr>
+          </m:fPr>
+          <m:num>
+            <m:r>
+              <w:rPr>
+                <w:rFonts w:ascii="Cambria Math" w:hAnsi="Cambria Math" w:cs="Times New Roman"/>
+                <w:sz w:val="28"/>
+                <w:szCs w:val="28"/>
+              </w:rPr>
+              <m:t>V(p)-v</m:t>
+            </m:r>
+          </m:num>
+          <m:den>
+            <m:r>
+              <w:rPr>
+                <w:rFonts w:ascii="Cambria Math" w:hAnsi="Cambria Math" w:cs="Times New Roman"/>
+                <w:sz w:val="28"/>
+                <w:szCs w:val="28"/>
+              </w:rPr>
+              <m:t>τ</m:t>
+            </m:r>
+          </m:den>
+        </m:f>
+        <m:r>
+          <w:rPr>
+            <w:rFonts w:ascii="Cambria Math" w:hAnsi="Cambria Math" w:cs="Times New Roman"/>
+            <w:sz w:val="28"/>
+            <w:szCs w:val="28"/>
+          </w:rPr>
+          <m:t>-</m:t>
+        </m:r>
+        <m:f>
+          <m:fPr>
+            <m:ctrlPr>
+              <w:rPr>
+                <w:rFonts w:ascii="Cambria Math" w:hAnsi="Cambria Math" w:cs="Times New Roman"/>
+                <w:i/>
+                <w:sz w:val="28"/>
+                <w:szCs w:val="28"/>
+              </w:rPr>
+            </m:ctrlPr>
+          </m:fPr>
+          <m:num>
+            <m:r>
+              <w:rPr>
+                <w:rFonts w:ascii="Cambria Math" w:hAnsi="Cambria Math" w:cs="Times New Roman"/>
+                <w:sz w:val="28"/>
+                <w:szCs w:val="28"/>
+              </w:rPr>
+              <m:t>1</m:t>
+            </m:r>
+          </m:num>
+          <m:den>
+            <m:r>
+              <w:rPr>
+                <w:rFonts w:ascii="Cambria Math" w:hAnsi="Cambria Math" w:cs="Times New Roman"/>
+                <w:sz w:val="28"/>
+                <w:szCs w:val="28"/>
+              </w:rPr>
+              <m:t>ρ</m:t>
+            </m:r>
+          </m:den>
+        </m:f>
+        <m:f>
+          <m:fPr>
+            <m:ctrlPr>
+              <w:rPr>
+                <w:rFonts w:ascii="Cambria Math" w:hAnsi="Cambria Math" w:cs="Times New Roman"/>
+                <w:i/>
+                <w:sz w:val="28"/>
+                <w:szCs w:val="28"/>
+              </w:rPr>
+            </m:ctrlPr>
+          </m:fPr>
+          <m:num>
+            <m:r>
+              <w:rPr>
+                <w:rFonts w:ascii="Cambria Math" w:hAnsi="Cambria Math" w:cs="Times New Roman"/>
+                <w:sz w:val="28"/>
+                <w:szCs w:val="28"/>
+              </w:rPr>
+              <m:t>∆P(ρ)</m:t>
+            </m:r>
+          </m:num>
+          <m:den>
+            <m:r>
+              <w:rPr>
+                <w:rFonts w:ascii="Cambria Math" w:hAnsi="Cambria Math" w:cs="Times New Roman"/>
+                <w:sz w:val="28"/>
+                <w:szCs w:val="28"/>
+              </w:rPr>
+              <m:t>∆x</m:t>
+            </m:r>
+          </m:den>
+        </m:f>
+      </m:oMath>
+      <w:r>
+        <w:rPr>
+          <w:rFonts w:ascii="Times New Roman" w:hAnsi="Times New Roman" w:cs="Times New Roman"/>
+          <w:sz w:val="28"/>
+          <w:szCs w:val="28"/>
+        </w:rPr>
+        <w:t xml:space="preserve">, </w:t>
+      </w:r>
+      <w:r>
+        <w:rPr>
+          <w:rFonts w:ascii="Times New Roman" w:hAnsi="Times New Roman" w:cs="Times New Roman"/>
+          <w:sz w:val="28"/>
+          <w:szCs w:val="28"/>
+        </w:rPr>
+        <w:t xml:space="preserve">при этом модель учитывает такие параметры, как </w:t>
+      </w:r>
+      <w:r>
+        <w:rPr>
+          <w:rFonts w:ascii="Times New Roman" w:hAnsi="Times New Roman" w:cs="Times New Roman"/>
+          <w:sz w:val="28"/>
+          <w:szCs w:val="28"/>
+        </w:rPr>
+        <w:t xml:space="preserve">желаемая скорость </w:t>
+      </w:r>
+      <m:oMath>
+        <m:f>
+          <m:fPr>
+            <m:ctrlPr>
+              <w:rPr>
+                <w:rFonts w:ascii="Cambria Math" w:hAnsi="Cambria Math" w:cs="Times New Roman"/>
+                <w:i/>
+                <w:sz w:val="28"/>
+                <w:szCs w:val="28"/>
+              </w:rPr>
+            </m:ctrlPr>
+          </m:fPr>
+          <m:num>
+            <m:r>
+              <w:rPr>
+                <w:rFonts w:ascii="Cambria Math" w:hAnsi="Cambria Math" w:cs="Times New Roman"/>
+                <w:sz w:val="28"/>
+                <w:szCs w:val="28"/>
+              </w:rPr>
+              <m:t>V(p)-v</m:t>
+            </m:r>
+          </m:num>
+          <m:den>
+            <m:r>
+              <w:rPr>
+                <w:rFonts w:ascii="Cambria Math" w:hAnsi="Cambria Math" w:cs="Times New Roman"/>
+                <w:sz w:val="28"/>
+                <w:szCs w:val="28"/>
+              </w:rPr>
+              <m:t>τ</m:t>
+            </m:r>
+          </m:den>
+        </m:f>
+      </m:oMath>
+      <w:r>
+        <w:rPr>
+          <w:rFonts w:ascii="Times New Roman" w:hAnsi="Times New Roman" w:cs="Times New Roman"/>
+          <w:sz w:val="28"/>
+          <w:szCs w:val="28"/>
+        </w:rPr>
+        <w:t xml:space="preserve">, к-я содержит в себе параметры, где </w:t>
+      </w:r>
+      <m:oMath>
+        <m:r>
+          <w:rPr>
+            <w:rFonts w:ascii="Cambria Math" w:hAnsi="Cambria Math" w:cs="Times New Roman"/>
+            <w:sz w:val="28"/>
+            <w:szCs w:val="28"/>
+          </w:rPr>
+          <m:t>τ</m:t>
+        </m:r>
+      </m:oMath>
+      <w:r>
+        <w:rPr>
+          <w:rFonts w:ascii="Times New Roman" w:hAnsi="Times New Roman" w:cs="Times New Roman"/>
+          <w:sz w:val="28"/>
+          <w:szCs w:val="28"/>
+        </w:rPr>
+        <w:t xml:space="preserve"> – время реакции водителя, обычно равное секунде, а </w:t>
+      </w:r>
+      <w:r>
+        <w:rPr>
+          <w:rFonts w:ascii="Times New Roman" w:hAnsi="Times New Roman" w:cs="Times New Roman" w:hint="eastAsia"/>
+          <w:sz w:val="28"/>
+          <w:szCs w:val="28"/>
+        </w:rPr>
+        <w:t>V</w:t>
+      </w:r>
+      <w:r>
+        <w:rPr>
+          <w:rFonts w:ascii="Times New Roman" w:hAnsi="Times New Roman" w:cs="Times New Roman"/>
+          <w:sz w:val="28"/>
+          <w:szCs w:val="28"/>
+        </w:rPr>
+        <w:t xml:space="preserve"> – желаемая скорость водителей на участке. На практике может равняется максимально разрешённой скорости на участке. </w:t>
+      </w:r>
+      <m:oMath>
+        <m:r>
+          <w:rPr>
+            <w:rFonts w:ascii="Cambria Math" w:hAnsi="Cambria Math" w:cs="Times New Roman"/>
+            <w:sz w:val="28"/>
+            <w:szCs w:val="28"/>
+          </w:rPr>
+          <m:t>v</m:t>
+        </m:r>
+        <m:f>
+          <m:fPr>
+            <m:ctrlPr>
+              <w:rPr>
+                <w:rFonts w:ascii="Cambria Math" w:hAnsi="Cambria Math" w:cs="Times New Roman"/>
+                <w:i/>
+                <w:sz w:val="28"/>
+                <w:szCs w:val="28"/>
+              </w:rPr>
+            </m:ctrlPr>
+          </m:fPr>
+          <m:num>
+            <m:r>
+              <w:rPr>
+                <w:rFonts w:ascii="Cambria Math" w:hAnsi="Cambria Math" w:cs="Times New Roman"/>
+                <w:sz w:val="28"/>
+                <w:szCs w:val="28"/>
+              </w:rPr>
+              <m:t>∆v</m:t>
+            </m:r>
+          </m:num>
+          <m:den>
+            <m:r>
+              <w:rPr>
+                <w:rFonts w:ascii="Cambria Math" w:hAnsi="Cambria Math" w:cs="Times New Roman"/>
+                <w:sz w:val="28"/>
+                <w:szCs w:val="28"/>
+              </w:rPr>
+              <m:t>∆x</m:t>
+            </m:r>
+          </m:den>
+        </m:f>
+      </m:oMath>
+      <w:r>
+        <w:rPr>
+          <w:rFonts w:ascii="Times New Roman" w:hAnsi="Times New Roman" w:cs="Times New Roman"/>
+          <w:sz w:val="28"/>
+          <w:szCs w:val="28"/>
+        </w:rPr>
+        <w:t xml:space="preserve"> – конвективный член</w:t>
+      </w:r>
+      <w:r>
+        <w:rPr>
+          <w:rFonts w:ascii="Times New Roman" w:hAnsi="Times New Roman" w:cs="Times New Roman"/>
+          <w:sz w:val="28"/>
+          <w:szCs w:val="28"/>
+        </w:rPr>
+        <w:t xml:space="preserve"> выражает отношение скорости движения и кол-ва машин: чем больше машин, тем меньше скорость. </w:t>
+      </w:r>
+      <m:oMath>
+        <m:r>
+          <w:rPr>
+            <w:rFonts w:ascii="Cambria Math" w:hAnsi="Cambria Math" w:cs="Times New Roman"/>
+            <w:sz w:val="28"/>
+            <w:szCs w:val="28"/>
+          </w:rPr>
+          <m:t>-</m:t>
+        </m:r>
+        <m:f>
+          <m:fPr>
+            <m:ctrlPr>
+              <w:rPr>
+                <w:rFonts w:ascii="Cambria Math" w:hAnsi="Cambria Math" w:cs="Times New Roman"/>
+                <w:i/>
+                <w:sz w:val="28"/>
+                <w:szCs w:val="28"/>
+              </w:rPr>
+            </m:ctrlPr>
+          </m:fPr>
+          <m:num>
+            <m:r>
+              <w:rPr>
+                <w:rFonts w:ascii="Cambria Math" w:hAnsi="Cambria Math" w:cs="Times New Roman"/>
+                <w:sz w:val="28"/>
+                <w:szCs w:val="28"/>
+              </w:rPr>
+              <m:t>1</m:t>
+            </m:r>
+          </m:num>
+          <m:den>
+            <m:r>
+              <w:rPr>
+                <w:rFonts w:ascii="Cambria Math" w:hAnsi="Cambria Math" w:cs="Times New Roman"/>
+                <w:sz w:val="28"/>
+                <w:szCs w:val="28"/>
+              </w:rPr>
+              <m:t>ρ</m:t>
+            </m:r>
+          </m:den>
+        </m:f>
+        <m:f>
+          <m:fPr>
+            <m:ctrlPr>
+              <w:rPr>
+                <w:rFonts w:ascii="Cambria Math" w:hAnsi="Cambria Math" w:cs="Times New Roman"/>
+                <w:i/>
+                <w:sz w:val="28"/>
+                <w:szCs w:val="28"/>
+              </w:rPr>
+            </m:ctrlPr>
+          </m:fPr>
+          <m:num>
+            <m:r>
+              <w:rPr>
+                <w:rFonts w:ascii="Cambria Math" w:hAnsi="Cambria Math" w:cs="Times New Roman"/>
+                <w:sz w:val="28"/>
+                <w:szCs w:val="28"/>
+              </w:rPr>
+              <m:t>∆P(ρ)</m:t>
+            </m:r>
+          </m:num>
+          <m:den>
+            <m:r>
+              <w:rPr>
+                <w:rFonts w:ascii="Cambria Math" w:hAnsi="Cambria Math" w:cs="Times New Roman"/>
+                <w:sz w:val="28"/>
+                <w:szCs w:val="28"/>
+              </w:rPr>
+              <m:t>∆x</m:t>
+            </m:r>
+          </m:den>
+        </m:f>
+      </m:oMath>
+      <w:r>
+        <w:rPr>
+          <w:rFonts w:ascii="Times New Roman" w:hAnsi="Times New Roman" w:cs="Times New Roman"/>
+          <w:sz w:val="28"/>
+          <w:szCs w:val="28"/>
+        </w:rPr>
+        <w:t xml:space="preserve"> – учёт реакции на скорость впереди, где </w:t>
+      </w:r>
+      <m:oMath>
+        <m:r>
+          <w:rPr>
+            <w:rFonts w:ascii="Cambria Math" w:hAnsi="Cambria Math" w:cs="Times New Roman"/>
+            <w:sz w:val="28"/>
+            <w:szCs w:val="28"/>
+          </w:rPr>
+          <m:t>∆P(ρ)</m:t>
+        </m:r>
+      </m:oMath>
+      <w:r>
+        <w:rPr>
+          <w:rFonts w:ascii="Times New Roman" w:hAnsi="Times New Roman" w:cs="Times New Roman"/>
+          <w:sz w:val="28"/>
+          <w:szCs w:val="28"/>
+        </w:rPr>
+        <w:t xml:space="preserve"> – «давление трафика» - насколько плотность превышает </w:t>
+      </w:r>
+      <w:r>
+        <w:rPr>
+          <w:rFonts w:ascii="Times New Roman" w:hAnsi="Times New Roman" w:cs="Times New Roman"/>
+          <w:sz w:val="28"/>
+          <w:szCs w:val="28"/>
+        </w:rPr>
+        <w:t>нужную. Получается, модель</w:t>
+      </w:r>
+      <w:r>
+        <w:rPr>
+          <w:rFonts w:ascii="Times New Roman" w:hAnsi="Times New Roman" w:cs="Times New Roman"/>
+          <w:sz w:val="28"/>
+          <w:szCs w:val="28"/>
+        </w:rPr>
+        <w:t xml:space="preserve"> RW</w:t>
+      </w:r>
+      <w:r>
+        <w:rPr>
+          <w:rFonts w:ascii="Times New Roman" w:hAnsi="Times New Roman" w:cs="Times New Roman"/>
+          <w:sz w:val="28"/>
+          <w:szCs w:val="28"/>
+        </w:rPr>
+        <w:t xml:space="preserve"> работает при нескольких константах, но при этом всё полностью зависит от плотности траффика и количества машин</w:t>
+      </w:r>
+      <w:r>
+        <w:rPr>
+          <w:rFonts w:ascii="Times New Roman" w:hAnsi="Times New Roman" w:cs="Times New Roman"/>
+          <w:sz w:val="28"/>
+          <w:szCs w:val="28"/>
+        </w:rPr>
+        <w:t>, а также не совсем корректно моделируются волны</w:t>
+      </w:r>
+      <w:r>
+        <w:rPr>
+          <w:rFonts w:ascii="Times New Roman" w:hAnsi="Times New Roman" w:cs="Times New Roman"/>
+          <w:sz w:val="28"/>
+          <w:szCs w:val="28"/>
+        </w:rPr>
+        <w:t>. И чем больше плотность – тем меньше скорость.</w:t>
+      </w:r>
+    </w:p>
+    <w:p>
+      <w:pPr>
+        <w:spacing w:before="240"/>
+        <w:ind w:firstLine="360"/>
+        <w:rPr>
+          <w:rFonts w:ascii="Times New Roman" w:hAnsi="Times New Roman" w:cs="Times New Roman"/>
+          <w:sz w:val="28"/>
+          <w:szCs w:val="28"/>
+        </w:rPr>
+      </w:pPr>
+      <w:r>
+        <w:rPr>
+          <w:rFonts w:ascii="Times New Roman" w:hAnsi="Times New Roman" w:cs="Times New Roman"/>
+          <w:sz w:val="28"/>
+          <w:szCs w:val="28"/>
+        </w:rPr>
+        <w:t xml:space="preserve">Вторая модель – модель </w:t>
+      </w:r>
+      <w:r>
+        <w:rPr>
+          <w:rFonts w:ascii="Times New Roman" w:hAnsi="Times New Roman" w:cs="Times New Roman" w:hint="eastAsia"/>
+          <w:sz w:val="28"/>
+          <w:szCs w:val="28"/>
+        </w:rPr>
+        <w:t>A</w:t>
+      </w:r>
+      <w:r>
+        <w:rPr>
+          <w:rFonts w:ascii="Times New Roman" w:hAnsi="Times New Roman" w:cs="Times New Roman"/>
+          <w:sz w:val="28"/>
+          <w:szCs w:val="28"/>
+        </w:rPr>
+        <w:t xml:space="preserve">w-Rascle-Zhang (ARZ) пытается исправить недостатки модели </w:t>
+      </w:r>
+      <w:r>
+        <w:rPr>
+          <w:rFonts w:ascii="Times New Roman" w:hAnsi="Times New Roman" w:cs="Times New Roman" w:hint="eastAsia"/>
+          <w:sz w:val="28"/>
+          <w:szCs w:val="28"/>
+        </w:rPr>
         <w:t>P</w:t>
       </w:r>
       <w:r>
@@ -1126,7 +1678,1476 @@
           <w:sz w:val="28"/>
           <w:szCs w:val="28"/>
         </w:rPr>
-        <w:t xml:space="preserve">ayne-Whitham </w:t>
+        <w:t xml:space="preserve">W. Модель задаётся системой: </w:t>
+      </w:r>
+      <m:oMath>
+        <m:d>
+          <m:dPr>
+            <m:begChr m:val="{"/>
+            <m:endChr m:val=""/>
+            <m:ctrlPr>
+              <w:rPr>
+                <w:rFonts w:ascii="Cambria Math" w:hAnsi="Cambria Math" w:cs="Times New Roman"/>
+                <w:i/>
+                <w:sz w:val="28"/>
+                <w:szCs w:val="28"/>
+              </w:rPr>
+            </m:ctrlPr>
+          </m:dPr>
+          <m:e>
+            <m:eqArr>
+              <m:eqArrPr>
+                <m:ctrlPr>
+                  <w:rPr>
+                    <w:rFonts w:ascii="Cambria Math" w:hAnsi="Cambria Math" w:cs="Times New Roman"/>
+                    <w:i/>
+                    <w:sz w:val="28"/>
+                    <w:szCs w:val="28"/>
+                  </w:rPr>
+                </m:ctrlPr>
+              </m:eqArrPr>
+              <m:e>
+                <m:sSub>
+                  <m:sSubPr>
+                    <m:ctrlPr>
+                      <w:rPr>
+                        <w:rFonts w:ascii="Cambria Math" w:hAnsi="Cambria Math" w:cs="Times New Roman"/>
+                        <w:i/>
+                        <w:sz w:val="28"/>
+                        <w:szCs w:val="28"/>
+                      </w:rPr>
+                    </m:ctrlPr>
+                  </m:sSubPr>
+                  <m:e>
+                    <m:r>
+                      <w:rPr>
+                        <w:rFonts w:ascii="Cambria Math" w:hAnsi="Cambria Math" w:cs="Times New Roman"/>
+                        <w:sz w:val="28"/>
+                        <w:szCs w:val="28"/>
+                      </w:rPr>
+                      <m:t>ρ</m:t>
+                    </m:r>
+                  </m:e>
+                  <m:sub>
+                    <m:r>
+                      <w:rPr>
+                        <w:rFonts w:ascii="Cambria Math" w:hAnsi="Cambria Math" w:cs="Times New Roman"/>
+                        <w:sz w:val="28"/>
+                        <w:szCs w:val="28"/>
+                      </w:rPr>
+                      <m:t>t</m:t>
+                    </m:r>
+                  </m:sub>
+                </m:sSub>
+                <m:r>
+                  <w:rPr>
+                    <w:rFonts w:ascii="Cambria Math" w:hAnsi="Cambria Math" w:cs="Times New Roman"/>
+                    <w:sz w:val="28"/>
+                    <w:szCs w:val="28"/>
+                  </w:rPr>
+                  <m:t>+</m:t>
+                </m:r>
+                <m:sSub>
+                  <m:sSubPr>
+                    <m:ctrlPr>
+                      <w:rPr>
+                        <w:rFonts w:ascii="Cambria Math" w:hAnsi="Cambria Math" w:cs="Times New Roman"/>
+                        <w:i/>
+                        <w:sz w:val="28"/>
+                        <w:szCs w:val="28"/>
+                      </w:rPr>
+                    </m:ctrlPr>
+                  </m:sSubPr>
+                  <m:e>
+                    <m:r>
+                      <w:rPr>
+                        <w:rFonts w:ascii="Cambria Math" w:hAnsi="Cambria Math" w:cs="Times New Roman"/>
+                        <w:sz w:val="28"/>
+                        <w:szCs w:val="28"/>
+                      </w:rPr>
+                      <m:t>(ρv)</m:t>
+                    </m:r>
+                  </m:e>
+                  <m:sub>
+                    <m:r>
+                      <w:rPr>
+                        <w:rFonts w:ascii="Cambria Math" w:hAnsi="Cambria Math" w:cs="Times New Roman"/>
+                        <w:sz w:val="28"/>
+                        <w:szCs w:val="28"/>
+                      </w:rPr>
+                      <m:t>x</m:t>
+                    </m:r>
+                  </m:sub>
+                </m:sSub>
+                <m:r>
+                  <w:rPr>
+                    <w:rFonts w:ascii="Cambria Math" w:hAnsi="Cambria Math" w:cs="Times New Roman"/>
+                    <w:sz w:val="28"/>
+                    <w:szCs w:val="28"/>
+                  </w:rPr>
+                  <m:t>=0</m:t>
+                </m:r>
+              </m:e>
+              <m:e>
+                <m:sSub>
+                  <m:sSubPr>
+                    <m:ctrlPr>
+                      <w:rPr>
+                        <w:rFonts w:ascii="Cambria Math" w:hAnsi="Cambria Math" w:cs="Times New Roman"/>
+                        <w:i/>
+                        <w:sz w:val="28"/>
+                        <w:szCs w:val="28"/>
+                      </w:rPr>
+                    </m:ctrlPr>
+                  </m:sSubPr>
+                  <m:e>
+                    <m:r>
+                      <w:rPr>
+                        <w:rFonts w:ascii="Cambria Math" w:hAnsi="Cambria Math" w:cs="Times New Roman"/>
+                        <w:sz w:val="28"/>
+                        <w:szCs w:val="28"/>
+                      </w:rPr>
+                      <m:t>(ρ(v+p(ρ)))</m:t>
+                    </m:r>
+                  </m:e>
+                  <m:sub>
+                    <m:r>
+                      <w:rPr>
+                        <w:rFonts w:ascii="Cambria Math" w:hAnsi="Cambria Math" w:cs="Times New Roman"/>
+                        <w:sz w:val="28"/>
+                        <w:szCs w:val="28"/>
+                      </w:rPr>
+                      <m:t>t</m:t>
+                    </m:r>
+                  </m:sub>
+                </m:sSub>
+                <m:r>
+                  <w:rPr>
+                    <w:rFonts w:ascii="Cambria Math" w:hAnsi="Cambria Math" w:cs="Times New Roman"/>
+                    <w:sz w:val="28"/>
+                    <w:szCs w:val="28"/>
+                  </w:rPr>
+                  <m:t>+</m:t>
+                </m:r>
+                <m:sSub>
+                  <m:sSubPr>
+                    <m:ctrlPr>
+                      <w:rPr>
+                        <w:rFonts w:ascii="Cambria Math" w:hAnsi="Cambria Math" w:cs="Times New Roman"/>
+                        <w:i/>
+                        <w:sz w:val="28"/>
+                        <w:szCs w:val="28"/>
+                      </w:rPr>
+                    </m:ctrlPr>
+                  </m:sSubPr>
+                  <m:e>
+                    <m:r>
+                      <w:rPr>
+                        <w:rFonts w:ascii="Cambria Math" w:hAnsi="Cambria Math" w:cs="Times New Roman"/>
+                        <w:sz w:val="28"/>
+                        <w:szCs w:val="28"/>
+                      </w:rPr>
+                      <m:t>(ρv(v+p(ρ)))</m:t>
+                    </m:r>
+                  </m:e>
+                  <m:sub>
+                    <m:r>
+                      <w:rPr>
+                        <w:rFonts w:ascii="Cambria Math" w:hAnsi="Cambria Math" w:cs="Times New Roman"/>
+                        <w:sz w:val="28"/>
+                        <w:szCs w:val="28"/>
+                      </w:rPr>
+                      <m:t>x</m:t>
+                    </m:r>
+                  </m:sub>
+                </m:sSub>
+                <m:r>
+                  <w:rPr>
+                    <w:rFonts w:ascii="Cambria Math" w:hAnsi="Cambria Math" w:cs="Times New Roman"/>
+                    <w:sz w:val="28"/>
+                    <w:szCs w:val="28"/>
+                  </w:rPr>
+                  <m:t>=0</m:t>
+                </m:r>
+              </m:e>
+            </m:eqArr>
+          </m:e>
+        </m:d>
+      </m:oMath>
+      <w:r>
+        <w:rPr>
+          <w:rFonts w:ascii="Times New Roman" w:hAnsi="Times New Roman" w:cs="Times New Roman"/>
+          <w:sz w:val="28"/>
+          <w:szCs w:val="28"/>
+        </w:rPr>
+        <w:t xml:space="preserve">;  где нижний индекс переменной </w:t>
+      </w:r>
+      <w:r>
+        <w:rPr>
+          <w:rFonts w:ascii="Times New Roman" w:hAnsi="Times New Roman" w:cs="Times New Roman" w:hint="eastAsia"/>
+          <w:sz w:val="28"/>
+          <w:szCs w:val="28"/>
+        </w:rPr>
+        <w:t>a</w:t>
+      </w:r>
+      <w:r>
+        <w:rPr>
+          <w:rFonts w:ascii="Times New Roman" w:hAnsi="Times New Roman" w:cs="Times New Roman"/>
+          <w:sz w:val="28"/>
+          <w:szCs w:val="28"/>
+        </w:rPr>
+        <w:t xml:space="preserve"> обозначают деление на изменение а. </w:t>
+      </w:r>
+      <w:r>
+        <w:rPr>
+          <w:rFonts w:ascii="Times New Roman" w:hAnsi="Times New Roman" w:cs="Times New Roman"/>
+          <w:sz w:val="28"/>
+          <w:szCs w:val="28"/>
+        </w:rPr>
+        <w:t xml:space="preserve">Особое значение здесь играет функция </w:t>
+      </w:r>
+      <m:oMath>
+        <m:r>
+          <w:rPr>
+            <w:rFonts w:ascii="Cambria Math" w:hAnsi="Cambria Math" w:cs="Times New Roman"/>
+            <w:sz w:val="28"/>
+            <w:szCs w:val="28"/>
+          </w:rPr>
+          <m:t>v+p(ρ)</m:t>
+        </m:r>
+      </m:oMath>
+      <w:r>
+        <w:rPr>
+          <w:rFonts w:ascii="Times New Roman" w:hAnsi="Times New Roman" w:cs="Times New Roman"/>
+          <w:sz w:val="28"/>
+          <w:szCs w:val="28"/>
+        </w:rPr>
+        <w:t xml:space="preserve">, которая называется характеристикой водителя и выступает как аналог давления. Как итог, из-за замены давления на его аналог, модель </w:t>
+      </w:r>
+      <w:r>
+        <w:rPr>
+          <w:rFonts w:ascii="Times New Roman" w:hAnsi="Times New Roman" w:cs="Times New Roman" w:hint="eastAsia"/>
+          <w:sz w:val="28"/>
+          <w:szCs w:val="28"/>
+        </w:rPr>
+        <w:t>A</w:t>
+      </w:r>
+      <w:r>
+        <w:rPr>
+          <w:rFonts w:ascii="Times New Roman" w:hAnsi="Times New Roman" w:cs="Times New Roman"/>
+          <w:sz w:val="28"/>
+          <w:szCs w:val="28"/>
+        </w:rPr>
+        <w:t xml:space="preserve">RZ корректно работает с волнами. </w:t>
+      </w:r>
+    </w:p>
+    <w:p>
+      <w:pPr>
+        <w:spacing w:before="240"/>
+        <w:ind w:firstLine="360"/>
+        <w:rPr>
+          <w:rFonts w:ascii="Times New Roman" w:hAnsi="Times New Roman" w:cs="Times New Roman"/>
+          <w:sz w:val="28"/>
+          <w:szCs w:val="28"/>
+        </w:rPr>
+      </w:pPr>
+      <w:r>
+        <w:rPr>
+          <w:rFonts w:ascii="Times New Roman" w:hAnsi="Times New Roman" w:cs="Times New Roman"/>
+          <w:sz w:val="28"/>
+          <w:szCs w:val="28"/>
+        </w:rPr>
+        <w:t xml:space="preserve">Теперь нужно сравнить и выявить все преимущества и недостатки вышеописанных алгоритмов. </w:t>
+      </w:r>
+    </w:p>
+    <w:tbl>
+      <w:tblPr>
+        <w:tblStyle w:val="a5"/>
+        <w:tblW w:w="0" w:type="auto"/>
+        <w:tblLook w:val="04A0" w:firstRow="1" w:lastRow="0" w:firstColumn="1" w:lastColumn="0" w:noHBand="0" w:noVBand="1"/>
+      </w:tblPr>
+      <w:tblGrid>
+        <w:gridCol w:w="1660"/>
+        <w:gridCol w:w="3913"/>
+        <w:gridCol w:w="3772"/>
+      </w:tblGrid>
+      <w:tr>
+        <w:tc>
+          <w:tcPr>
+            <w:tcW w:w="1660" w:type="dxa"/>
+          </w:tcPr>
+          <w:p>
+            <w:pPr>
+              <w:rPr>
+                <w:rFonts w:ascii="Times New Roman" w:hAnsi="Times New Roman" w:cs="Times New Roman"/>
+              </w:rPr>
+            </w:pPr>
+            <w:r>
+              <w:rPr>
+                <w:rFonts w:ascii="Times New Roman" w:hAnsi="Times New Roman" w:cs="Times New Roman"/>
+              </w:rPr>
+              <w:t>Алгоритм или модель</w:t>
+            </w:r>
+          </w:p>
+        </w:tc>
+        <w:tc>
+          <w:tcPr>
+            <w:tcW w:w="3913" w:type="dxa"/>
+          </w:tcPr>
+          <w:p>
+            <w:pPr>
+              <w:rPr>
+                <w:rFonts w:ascii="Times New Roman" w:hAnsi="Times New Roman" w:cs="Times New Roman"/>
+              </w:rPr>
+            </w:pPr>
+            <w:r>
+              <w:rPr>
+                <w:rFonts w:ascii="Times New Roman" w:hAnsi="Times New Roman" w:cs="Times New Roman"/>
+              </w:rPr>
+              <w:t>Преимущества</w:t>
+            </w:r>
+          </w:p>
+        </w:tc>
+        <w:tc>
+          <w:tcPr>
+            <w:tcW w:w="3772" w:type="dxa"/>
+          </w:tcPr>
+          <w:p>
+            <w:pPr>
+              <w:rPr>
+                <w:rFonts w:ascii="Times New Roman" w:hAnsi="Times New Roman" w:cs="Times New Roman"/>
+              </w:rPr>
+            </w:pPr>
+            <w:r>
+              <w:rPr>
+                <w:rFonts w:ascii="Times New Roman" w:hAnsi="Times New Roman" w:cs="Times New Roman"/>
+              </w:rPr>
+              <w:t>Недостатки</w:t>
+            </w:r>
+          </w:p>
+        </w:tc>
+      </w:tr>
+      <w:tr>
+        <w:tc>
+          <w:tcPr>
+            <w:tcW w:w="1660" w:type="dxa"/>
+          </w:tcPr>
+          <w:p>
+            <w:pPr>
+              <w:rPr>
+                <w:rFonts w:ascii="Times New Roman" w:hAnsi="Times New Roman" w:cs="Times New Roman"/>
+              </w:rPr>
+            </w:pPr>
+            <w:r>
+              <w:rPr>
+                <w:rFonts w:ascii="Times New Roman" w:hAnsi="Times New Roman" w:cs="Times New Roman"/>
+              </w:rPr>
+              <w:t>Дейкстры с опорой на время</w:t>
+            </w:r>
+          </w:p>
+        </w:tc>
+        <w:tc>
+          <w:tcPr>
+            <w:tcW w:w="3913" w:type="dxa"/>
+          </w:tcPr>
+          <w:p>
+            <w:pPr>
+              <w:rPr>
+                <w:rFonts w:ascii="Times New Roman" w:hAnsi="Times New Roman" w:cs="Times New Roman"/>
+              </w:rPr>
+            </w:pPr>
+            <w:r>
+              <w:rPr>
+                <w:rFonts w:ascii="Times New Roman" w:hAnsi="Times New Roman" w:cs="Times New Roman"/>
+              </w:rPr>
+              <w:t>Наиболее реалистичный алгоритм с точки зрения поведения водителя</w:t>
+            </w:r>
+          </w:p>
+        </w:tc>
+        <w:tc>
+          <w:tcPr>
+            <w:tcW w:w="3772" w:type="dxa"/>
+          </w:tcPr>
+          <w:p>
+            <w:pPr>
+              <w:rPr>
+                <w:rFonts w:ascii="Times New Roman" w:hAnsi="Times New Roman" w:cs="Times New Roman"/>
+              </w:rPr>
+            </w:pPr>
+            <w:r>
+              <w:rPr>
+                <w:rFonts w:ascii="Times New Roman" w:hAnsi="Times New Roman" w:cs="Times New Roman"/>
+              </w:rPr>
+              <w:t>Не учитывает изменения в ДТС</w:t>
+            </w:r>
+          </w:p>
+          <w:p>
+            <w:pPr>
+              <w:rPr>
+                <w:rFonts w:ascii="Times New Roman" w:hAnsi="Times New Roman" w:cs="Times New Roman"/>
+              </w:rPr>
+            </w:pPr>
+            <w:r>
+              <w:rPr>
+                <w:rFonts w:ascii="Times New Roman" w:hAnsi="Times New Roman" w:cs="Times New Roman"/>
+              </w:rPr>
+              <w:t xml:space="preserve">Для того, чтобы из алгоритма можно было получить данные, необходимо </w:t>
+            </w:r>
+            <w:r>
+              <w:rPr>
+                <w:rFonts w:ascii="Times New Roman" w:hAnsi="Times New Roman" w:cs="Times New Roman"/>
+              </w:rPr>
+              <w:t>корректно выбирать начало и конец</w:t>
+            </w:r>
+          </w:p>
+        </w:tc>
+      </w:tr>
+      <w:tr>
+        <w:tc>
+          <w:tcPr>
+            <w:tcW w:w="1660" w:type="dxa"/>
+          </w:tcPr>
+          <w:p>
+            <w:pPr>
+              <w:rPr>
+                <w:rFonts w:ascii="Times New Roman" w:hAnsi="Times New Roman" w:cs="Times New Roman"/>
+              </w:rPr>
+            </w:pPr>
+            <w:r>
+              <w:rPr>
+                <w:rFonts w:ascii="Times New Roman" w:hAnsi="Times New Roman" w:cs="Times New Roman"/>
+              </w:rPr>
+              <w:t>Дейкстры с опором на расстояние</w:t>
+            </w:r>
+          </w:p>
+        </w:tc>
+        <w:tc>
+          <w:tcPr>
+            <w:tcW w:w="3913" w:type="dxa"/>
+          </w:tcPr>
+          <w:p>
+            <w:pPr>
+              <w:rPr>
+                <w:rFonts w:ascii="Times New Roman" w:hAnsi="Times New Roman" w:cs="Times New Roman"/>
+              </w:rPr>
+            </w:pPr>
+            <w:r>
+              <w:rPr>
+                <w:rFonts w:ascii="Times New Roman" w:hAnsi="Times New Roman" w:cs="Times New Roman"/>
+              </w:rPr>
+              <w:t>Наиболее реалистичный алгоритм с точки зрения поведения ТС</w:t>
+            </w:r>
+          </w:p>
+        </w:tc>
+        <w:tc>
+          <w:tcPr>
+            <w:tcW w:w="3772" w:type="dxa"/>
+          </w:tcPr>
+          <w:p>
+            <w:pPr>
+              <w:rPr>
+                <w:rFonts w:ascii="Times New Roman" w:hAnsi="Times New Roman" w:cs="Times New Roman"/>
+              </w:rPr>
+            </w:pPr>
+            <w:r>
+              <w:rPr>
+                <w:rFonts w:ascii="Times New Roman" w:hAnsi="Times New Roman" w:cs="Times New Roman"/>
+              </w:rPr>
+              <w:t>Не учитывает изменения в ДТС</w:t>
+            </w:r>
+          </w:p>
+          <w:p>
+            <w:pPr>
+              <w:rPr>
+                <w:rFonts w:ascii="Times New Roman" w:hAnsi="Times New Roman" w:cs="Times New Roman"/>
+              </w:rPr>
+            </w:pPr>
+            <w:r>
+              <w:rPr>
+                <w:rFonts w:ascii="Times New Roman" w:hAnsi="Times New Roman" w:cs="Times New Roman"/>
+              </w:rPr>
+              <w:t>Для того, чтобы из алгоритма можно было получить данные, необходимо корректно выбирать начало и конец</w:t>
+            </w:r>
+          </w:p>
+        </w:tc>
+      </w:tr>
+      <w:tr>
+        <w:tc>
+          <w:tcPr>
+            <w:tcW w:w="1660" w:type="dxa"/>
+          </w:tcPr>
+          <w:p>
+            <w:pPr>
+              <w:rPr>
+                <w:rFonts w:ascii="Times New Roman" w:hAnsi="Times New Roman" w:cs="Times New Roman"/>
+              </w:rPr>
+            </w:pPr>
+            <w:r>
+              <w:rPr>
+                <w:rFonts w:ascii="Times New Roman" w:hAnsi="Times New Roman" w:cs="Times New Roman"/>
+              </w:rPr>
+              <w:t>Манхэттенская обобщённая модель</w:t>
+            </w:r>
+          </w:p>
+        </w:tc>
+        <w:tc>
+          <w:tcPr>
+            <w:tcW w:w="3913" w:type="dxa"/>
+          </w:tcPr>
+          <w:p>
+            <w:pPr>
+              <w:rPr>
+                <w:rFonts w:ascii="Times New Roman" w:hAnsi="Times New Roman" w:cs="Times New Roman"/>
+              </w:rPr>
+            </w:pPr>
+            <w:r>
+              <w:rPr>
+                <w:rFonts w:ascii="Times New Roman" w:hAnsi="Times New Roman" w:cs="Times New Roman"/>
+              </w:rPr>
+              <w:t>Находит нагрузку на ДТС</w:t>
+            </w:r>
+          </w:p>
+        </w:tc>
+        <w:tc>
+          <w:tcPr>
+            <w:tcW w:w="3772" w:type="dxa"/>
+          </w:tcPr>
+          <w:p>
+            <w:pPr>
+              <w:rPr>
+                <w:rFonts w:ascii="Times New Roman" w:hAnsi="Times New Roman" w:cs="Times New Roman"/>
+              </w:rPr>
+            </w:pPr>
+            <w:r>
+              <w:rPr>
+                <w:rFonts w:ascii="Times New Roman" w:hAnsi="Times New Roman" w:cs="Times New Roman"/>
+              </w:rPr>
+              <w:t xml:space="preserve">Все ТС двигаются с одинаковой скоростью. Не отражает реальное поведение ТС. </w:t>
+            </w:r>
+          </w:p>
+        </w:tc>
+      </w:tr>
+      <w:tr>
+        <w:tc>
+          <w:tcPr>
+            <w:tcW w:w="1660" w:type="dxa"/>
+          </w:tcPr>
+          <w:p>
+            <w:pPr>
+              <w:rPr>
+                <w:rFonts w:ascii="Times New Roman" w:hAnsi="Times New Roman" w:cs="Times New Roman"/>
+              </w:rPr>
+            </w:pPr>
+            <w:r>
+              <w:rPr>
+                <w:rFonts w:ascii="Times New Roman" w:hAnsi="Times New Roman" w:cs="Times New Roman"/>
+              </w:rPr>
+              <w:t>модель Нагеля-Шрекенберга</w:t>
+            </w:r>
+          </w:p>
+        </w:tc>
+        <w:tc>
+          <w:tcPr>
+            <w:tcW w:w="3913" w:type="dxa"/>
+          </w:tcPr>
+          <w:p>
+            <w:pPr>
+              <w:rPr>
+                <w:rFonts w:ascii="Times New Roman" w:hAnsi="Times New Roman" w:cs="Times New Roman"/>
+              </w:rPr>
+            </w:pPr>
+            <w:r>
+              <w:rPr>
+                <w:rFonts w:ascii="Times New Roman" w:hAnsi="Times New Roman" w:cs="Times New Roman"/>
+              </w:rPr>
+              <w:t>Корректное моделирование потоков и транспортных заторов</w:t>
+            </w:r>
+          </w:p>
+        </w:tc>
+        <w:tc>
+          <w:tcPr>
+            <w:tcW w:w="3772" w:type="dxa"/>
+          </w:tcPr>
+          <w:p>
+            <w:pPr>
+              <w:rPr>
+                <w:rFonts w:ascii="Times New Roman" w:hAnsi="Times New Roman" w:cs="Times New Roman"/>
+              </w:rPr>
+            </w:pPr>
+            <w:r>
+              <w:rPr>
+                <w:rFonts w:ascii="Times New Roman" w:hAnsi="Times New Roman" w:cs="Times New Roman"/>
+              </w:rPr>
+              <w:t xml:space="preserve">Лимитированная скорость, отсутствие регулирования траффика </w:t>
+            </w:r>
+          </w:p>
+        </w:tc>
+      </w:tr>
+      <w:tr>
+        <w:tc>
+          <w:tcPr>
+            <w:tcW w:w="1660" w:type="dxa"/>
+          </w:tcPr>
+          <w:p>
+            <w:pPr>
+              <w:rPr>
+                <w:rFonts w:ascii="Times New Roman" w:hAnsi="Times New Roman" w:cs="Times New Roman"/>
+              </w:rPr>
+            </w:pPr>
+            <w:r>
+              <w:rPr>
+                <w:rFonts w:ascii="Times New Roman" w:hAnsi="Times New Roman" w:cs="Times New Roman"/>
+              </w:rPr>
+              <w:lastRenderedPageBreak/>
+              <w:t xml:space="preserve">модель </w:t>
+            </w:r>
+            <w:r>
+              <w:rPr>
+                <w:rFonts w:ascii="Times New Roman" w:hAnsi="Times New Roman" w:cs="Times New Roman" w:hint="eastAsia"/>
+              </w:rPr>
+              <w:t>L</w:t>
+            </w:r>
+            <w:r>
+              <w:rPr>
+                <w:rFonts w:ascii="Times New Roman" w:hAnsi="Times New Roman" w:cs="Times New Roman"/>
+              </w:rPr>
+              <w:t>WR</w:t>
+            </w:r>
+          </w:p>
+        </w:tc>
+        <w:tc>
+          <w:tcPr>
+            <w:tcW w:w="3913" w:type="dxa"/>
+          </w:tcPr>
+          <w:p>
+            <w:pPr>
+              <w:rPr>
+                <w:rFonts w:ascii="Times New Roman" w:hAnsi="Times New Roman" w:cs="Times New Roman"/>
+              </w:rPr>
+            </w:pPr>
+            <w:r>
+              <w:rPr>
+                <w:rFonts w:ascii="Times New Roman" w:hAnsi="Times New Roman" w:cs="Times New Roman"/>
+              </w:rPr>
+              <w:t>Распространение траффика. Предсказывает появление и распространение потока</w:t>
+            </w:r>
+          </w:p>
+        </w:tc>
+        <w:tc>
+          <w:tcPr>
+            <w:tcW w:w="3772" w:type="dxa"/>
+          </w:tcPr>
+          <w:p>
+            <w:pPr>
+              <w:rPr>
+                <w:rFonts w:ascii="Times New Roman" w:hAnsi="Times New Roman" w:cs="Times New Roman"/>
+              </w:rPr>
+            </w:pPr>
+            <w:r>
+              <w:rPr>
+                <w:rFonts w:ascii="Times New Roman" w:hAnsi="Times New Roman" w:cs="Times New Roman"/>
+              </w:rPr>
+              <w:t xml:space="preserve">Не реализует отдельные ТС как таковые, можно лишь примерно понять, как они будут передвигаться. </w:t>
+            </w:r>
+            <w:r>
+              <w:rPr>
+                <w:rFonts w:ascii="Times New Roman" w:hAnsi="Times New Roman" w:cs="Times New Roman"/>
+              </w:rPr>
+              <w:t>Также скорость не регулируется</w:t>
+            </w:r>
+          </w:p>
+        </w:tc>
+      </w:tr>
+      <w:tr>
+        <w:tc>
+          <w:tcPr>
+            <w:tcW w:w="1660" w:type="dxa"/>
+          </w:tcPr>
+          <w:p>
+            <w:pPr>
+              <w:rPr>
+                <w:rFonts w:ascii="Times New Roman" w:hAnsi="Times New Roman" w:cs="Times New Roman"/>
+              </w:rPr>
+            </w:pPr>
+            <w:r>
+              <w:rPr>
+                <w:rFonts w:ascii="Times New Roman" w:hAnsi="Times New Roman" w:cs="Times New Roman"/>
+              </w:rPr>
+              <w:t>модель PW</w:t>
+            </w:r>
+          </w:p>
+        </w:tc>
+        <w:tc>
+          <w:tcPr>
+            <w:tcW w:w="3913" w:type="dxa"/>
+          </w:tcPr>
+          <w:p>
+            <w:pPr>
+              <w:rPr>
+                <w:rFonts w:ascii="Times New Roman" w:hAnsi="Times New Roman" w:cs="Times New Roman"/>
+              </w:rPr>
+            </w:pPr>
+            <w:r>
+              <w:rPr>
+                <w:rFonts w:ascii="Times New Roman" w:hAnsi="Times New Roman" w:cs="Times New Roman"/>
+              </w:rPr>
+              <w:t xml:space="preserve">Распространение траффика. Предсказывает появление и распространение потока с учётом </w:t>
+            </w:r>
+            <w:r>
+              <w:rPr>
+                <w:rFonts w:ascii="Times New Roman" w:hAnsi="Times New Roman" w:cs="Times New Roman"/>
+              </w:rPr>
+              <w:t>скорости, учитывает экстраординарные ситуации</w:t>
+            </w:r>
+          </w:p>
+        </w:tc>
+        <w:tc>
+          <w:tcPr>
+            <w:tcW w:w="3772" w:type="dxa"/>
+          </w:tcPr>
+          <w:p>
+            <w:pPr>
+              <w:rPr>
+                <w:rFonts w:ascii="Times New Roman" w:hAnsi="Times New Roman" w:cs="Times New Roman"/>
+              </w:rPr>
+            </w:pPr>
+            <w:r>
+              <w:rPr>
+                <w:rFonts w:ascii="Times New Roman" w:hAnsi="Times New Roman" w:cs="Times New Roman"/>
+              </w:rPr>
+              <w:t>Не реализует отдельные ТС как таковые</w:t>
+            </w:r>
+            <w:r>
+              <w:rPr>
+                <w:rFonts w:ascii="Times New Roman" w:hAnsi="Times New Roman" w:cs="Times New Roman"/>
+              </w:rPr>
+              <w:t>, может давать физически странные эффекты (отрицательные скорости)</w:t>
+            </w:r>
+          </w:p>
+        </w:tc>
+      </w:tr>
+      <w:tr>
+        <w:tc>
+          <w:tcPr>
+            <w:tcW w:w="1660" w:type="dxa"/>
+          </w:tcPr>
+          <w:p>
+            <w:pPr>
+              <w:rPr>
+                <w:rFonts w:ascii="Times New Roman" w:hAnsi="Times New Roman" w:cs="Times New Roman"/>
+              </w:rPr>
+            </w:pPr>
+            <w:r>
+              <w:rPr>
+                <w:rFonts w:ascii="Times New Roman" w:hAnsi="Times New Roman" w:cs="Times New Roman"/>
+              </w:rPr>
+              <w:t xml:space="preserve">модель </w:t>
+            </w:r>
+            <w:r>
+              <w:rPr>
+                <w:rFonts w:ascii="Times New Roman" w:hAnsi="Times New Roman" w:cs="Times New Roman" w:hint="eastAsia"/>
+              </w:rPr>
+              <w:t>A</w:t>
+            </w:r>
+            <w:r>
+              <w:rPr>
+                <w:rFonts w:ascii="Times New Roman" w:hAnsi="Times New Roman" w:cs="Times New Roman"/>
+              </w:rPr>
+              <w:t>RZ</w:t>
+            </w:r>
+          </w:p>
+        </w:tc>
+        <w:tc>
+          <w:tcPr>
+            <w:tcW w:w="3913" w:type="dxa"/>
+          </w:tcPr>
+          <w:p>
+            <w:pPr>
+              <w:rPr>
+                <w:rFonts w:ascii="Times New Roman" w:hAnsi="Times New Roman" w:cs="Times New Roman"/>
+              </w:rPr>
+            </w:pPr>
+            <w:r>
+              <w:rPr>
+                <w:rFonts w:ascii="Times New Roman" w:hAnsi="Times New Roman" w:cs="Times New Roman"/>
+              </w:rPr>
+              <w:t>Распространение траффика. Предсказывает появление и распространение потока с учётом скорости, учитывает экстраординарные ситуации и более устойчива к параметрам</w:t>
+            </w:r>
+          </w:p>
+        </w:tc>
+        <w:tc>
+          <w:tcPr>
+            <w:tcW w:w="3772" w:type="dxa"/>
+          </w:tcPr>
+          <w:p>
+            <w:pPr>
+              <w:rPr>
+                <w:rFonts w:ascii="Times New Roman" w:hAnsi="Times New Roman" w:cs="Times New Roman"/>
+              </w:rPr>
+            </w:pPr>
+            <w:r>
+              <w:rPr>
+                <w:rFonts w:ascii="Times New Roman" w:hAnsi="Times New Roman" w:cs="Times New Roman"/>
+              </w:rPr>
+              <w:t>Не реализует отдельные ТС как таковые</w:t>
+            </w:r>
+            <w:r>
+              <w:rPr>
+                <w:rFonts w:ascii="Times New Roman" w:hAnsi="Times New Roman" w:cs="Times New Roman"/>
+              </w:rPr>
+              <w:t>, трудна в реализации</w:t>
+            </w:r>
+          </w:p>
+        </w:tc>
+      </w:tr>
+    </w:tbl>
+    <w:p>
+      <w:pPr>
+        <w:spacing w:before="240"/>
+        <w:rPr>
+          <w:rFonts w:ascii="Times New Roman" w:hAnsi="Times New Roman" w:cs="Times New Roman"/>
+          <w:sz w:val="28"/>
+          <w:szCs w:val="28"/>
+        </w:rPr>
+      </w:pPr>
+      <w:r>
+        <w:rPr>
+          <w:rFonts w:ascii="Times New Roman" w:hAnsi="Times New Roman" w:cs="Times New Roman"/>
+          <w:sz w:val="28"/>
+          <w:szCs w:val="28"/>
+        </w:rPr>
+        <w:tab/>
+        <w:t>Наконец, нужно выработать критерии хорошей ДТС. Большинство экспертов выделяют несколько критериев, среди которых:</w:t>
+      </w:r>
+    </w:p>
+    <w:p>
+      <w:pPr>
+        <w:pStyle w:val="a3"/>
+        <w:numPr>
+          <w:ilvl w:val="0"/>
+          <w:numId w:val="2"/>
+        </w:numPr>
+        <w:spacing w:before="240"/>
+        <w:rPr>
+          <w:rFonts w:ascii="Times New Roman" w:hAnsi="Times New Roman" w:cs="Times New Roman"/>
+          <w:sz w:val="28"/>
+          <w:szCs w:val="28"/>
+        </w:rPr>
+      </w:pPr>
+      <w:r>
+        <w:rPr>
+          <w:rFonts w:ascii="Times New Roman" w:hAnsi="Times New Roman" w:cs="Times New Roman"/>
+          <w:sz w:val="28"/>
+          <w:szCs w:val="28"/>
+        </w:rPr>
+        <w:t>Безопасность: абсолютно все участники движения должны оставаться в безопасности. Нельзя допускать, чтобы аварии случились. Если же по какой-либо причине это всё-таки произошло, то нужно минимизировать последствия</w:t>
+      </w:r>
+      <w:r>
+        <w:rPr>
+          <w:rFonts w:ascii="Times New Roman" w:hAnsi="Times New Roman" w:cs="Times New Roman"/>
+          <w:sz w:val="28"/>
+          <w:szCs w:val="28"/>
+        </w:rPr>
+        <w:t xml:space="preserve">. </w:t>
+      </w:r>
+      <w:r>
+        <w:rPr>
+          <w:rFonts w:ascii="Times New Roman" w:hAnsi="Times New Roman" w:cs="Times New Roman"/>
+          <w:sz w:val="28"/>
+          <w:szCs w:val="28"/>
+        </w:rPr>
+        <w:t>Для разных видов участников дорожного движения (пешеходы, велосипедисты, водители</w:t>
+      </w:r>
+      <w:r>
+        <w:rPr>
+          <w:rFonts w:ascii="Times New Roman" w:hAnsi="Times New Roman" w:cs="Times New Roman"/>
+          <w:sz w:val="28"/>
+          <w:szCs w:val="28"/>
+        </w:rPr>
+        <w:t xml:space="preserve">) </w:t>
+      </w:r>
+      <w:r>
+        <w:rPr>
+          <w:rFonts w:ascii="Times New Roman" w:hAnsi="Times New Roman" w:cs="Times New Roman"/>
+          <w:sz w:val="28"/>
+          <w:szCs w:val="28"/>
+        </w:rPr>
+        <w:t>нужно физическое обособление. Также для самих дорог подойдёт успокоение траффика: водитель должен быть всегда начеку. Для этого может быть установлен</w:t>
+      </w:r>
+      <w:r>
+        <w:rPr>
+          <w:rFonts w:ascii="Times New Roman" w:hAnsi="Times New Roman" w:cs="Times New Roman"/>
+          <w:sz w:val="28"/>
+          <w:szCs w:val="28"/>
+        </w:rPr>
+        <w:t xml:space="preserve">ы искусственные неровности: приподнятые пешеходные переходы или лежачие полицейские, уменьшена скорость и / или интенсивность движения около социальных объектов, огорожены островки безопасности. </w:t>
+      </w:r>
+    </w:p>
+    <w:p>
+      <w:pPr>
+        <w:pStyle w:val="a3"/>
+        <w:numPr>
+          <w:ilvl w:val="1"/>
+          <w:numId w:val="2"/>
+        </w:numPr>
+        <w:spacing w:before="240"/>
+        <w:rPr>
+          <w:rFonts w:ascii="Times New Roman" w:hAnsi="Times New Roman" w:cs="Times New Roman"/>
+          <w:sz w:val="28"/>
+          <w:szCs w:val="28"/>
+        </w:rPr>
+      </w:pPr>
+      <w:r>
+        <w:rPr>
+          <w:rFonts w:ascii="Times New Roman" w:hAnsi="Times New Roman" w:cs="Times New Roman"/>
+          <w:sz w:val="28"/>
+          <w:szCs w:val="28"/>
+        </w:rPr>
+        <w:t xml:space="preserve">В ряде стран существует такая система, как </w:t>
+      </w:r>
+      <w:r>
+        <w:rPr>
+          <w:rFonts w:ascii="Times New Roman" w:hAnsi="Times New Roman" w:cs="Times New Roman" w:hint="eastAsia"/>
+          <w:sz w:val="28"/>
+          <w:szCs w:val="28"/>
+        </w:rPr>
+        <w:t>V</w:t>
+      </w:r>
+      <w:r>
+        <w:rPr>
+          <w:rFonts w:ascii="Times New Roman" w:hAnsi="Times New Roman" w:cs="Times New Roman"/>
+          <w:sz w:val="28"/>
+          <w:szCs w:val="28"/>
+        </w:rPr>
+        <w:t>ision Zero, речь о которой пойдёт позднее. Ключевой её принцип – нулевая толерантность к гибели людей на дорогах</w:t>
+      </w:r>
+      <w:r>
+        <w:rPr>
+          <w:rFonts w:ascii="Times New Roman" w:hAnsi="Times New Roman" w:cs="Times New Roman"/>
+          <w:sz w:val="28"/>
+          <w:szCs w:val="28"/>
+        </w:rPr>
+        <w:t xml:space="preserve">, то есть человеческий фактор должен быть заложен в инфраструктуру. Система базируется на четырёх принципах: контроль с разделением потоков, избегание несочетаемых функций дороги на одном участке, возникновение устойчивых ассоциаций и стремление к ограничениям. Система показывает свою эффективность во многих городах. К примеру, в Хельсинки за 2024 год не было зафиксировано ни одного смертельного ДТП благодаря концепции </w:t>
+      </w:r>
+      <w:r>
+        <w:rPr>
+          <w:rFonts w:ascii="Times New Roman" w:hAnsi="Times New Roman" w:cs="Times New Roman" w:hint="eastAsia"/>
+          <w:sz w:val="28"/>
+          <w:szCs w:val="28"/>
+        </w:rPr>
+        <w:t>V</w:t>
+      </w:r>
+      <w:r>
+        <w:rPr>
+          <w:rFonts w:ascii="Times New Roman" w:hAnsi="Times New Roman" w:cs="Times New Roman"/>
+          <w:sz w:val="28"/>
+          <w:szCs w:val="28"/>
+        </w:rPr>
+        <w:t>ision Zero.</w:t>
+      </w:r>
+    </w:p>
+    <w:p>
+      <w:pPr>
+        <w:pStyle w:val="a3"/>
+        <w:numPr>
+          <w:ilvl w:val="0"/>
+          <w:numId w:val="2"/>
+        </w:numPr>
+        <w:spacing w:before="240"/>
+        <w:rPr>
+          <w:rFonts w:ascii="Times New Roman" w:hAnsi="Times New Roman" w:cs="Times New Roman"/>
+          <w:sz w:val="28"/>
+          <w:szCs w:val="28"/>
+        </w:rPr>
+      </w:pPr>
+      <w:r>
+        <w:rPr>
+          <w:rFonts w:ascii="Times New Roman" w:hAnsi="Times New Roman" w:cs="Times New Roman"/>
+          <w:sz w:val="28"/>
+          <w:szCs w:val="28"/>
+        </w:rPr>
+        <w:t>Связность, которая подразделяется на два типа</w:t>
+      </w:r>
+    </w:p>
+    <w:p>
+      <w:pPr>
+        <w:pStyle w:val="a3"/>
+        <w:numPr>
+          <w:ilvl w:val="1"/>
+          <w:numId w:val="2"/>
+        </w:numPr>
+        <w:spacing w:before="240"/>
+        <w:rPr>
+          <w:rFonts w:ascii="Times New Roman" w:hAnsi="Times New Roman" w:cs="Times New Roman"/>
+          <w:sz w:val="28"/>
+          <w:szCs w:val="28"/>
+        </w:rPr>
+      </w:pPr>
+      <w:r>
+        <w:rPr>
+          <w:rFonts w:ascii="Times New Roman" w:hAnsi="Times New Roman" w:cs="Times New Roman"/>
+          <w:sz w:val="28"/>
+          <w:szCs w:val="28"/>
+        </w:rPr>
+        <w:t xml:space="preserve">Пешехода ничего не должно останавливать или затруднять, если он перемещается из точки А в точку Б. Не стоит также забывать и про маломобильных (к которым, например, относятся не только инвалиды, но и беременные женщины или люди с поклажей в </w:t>
+      </w:r>
+      <w:r>
+        <w:rPr>
+          <w:rFonts w:ascii="Times New Roman" w:hAnsi="Times New Roman" w:cs="Times New Roman"/>
+          <w:sz w:val="28"/>
+          <w:szCs w:val="28"/>
+        </w:rPr>
+        <w:lastRenderedPageBreak/>
+        <w:t>виде тяжёлых сумок или чемоданов). В идеале, если есть лестница, то рядом с ней должен быть пандус. Если есть зебра, то до неё можно легко добраться.</w:t>
+      </w:r>
+    </w:p>
+    <w:p>
+      <w:pPr>
+        <w:pStyle w:val="a3"/>
+        <w:numPr>
+          <w:ilvl w:val="1"/>
+          <w:numId w:val="2"/>
+        </w:numPr>
+        <w:spacing w:before="240"/>
+        <w:rPr>
+          <w:rFonts w:ascii="Times New Roman" w:hAnsi="Times New Roman" w:cs="Times New Roman"/>
+          <w:sz w:val="28"/>
+          <w:szCs w:val="28"/>
+        </w:rPr>
+      </w:pPr>
+      <w:r>
+        <w:rPr>
+          <w:rFonts w:ascii="Times New Roman" w:hAnsi="Times New Roman" w:cs="Times New Roman"/>
+          <w:sz w:val="28"/>
+          <w:szCs w:val="28"/>
+        </w:rPr>
+        <w:t>Водители должны легко добираться от точки А до точки Б. Важно, чтобы существующие дороги не разрывали ДТС.</w:t>
+      </w:r>
+    </w:p>
+    <w:p>
+      <w:pPr>
+        <w:pStyle w:val="a3"/>
+        <w:numPr>
+          <w:ilvl w:val="0"/>
+          <w:numId w:val="2"/>
+        </w:numPr>
+        <w:spacing w:before="240"/>
+        <w:rPr>
+          <w:rFonts w:ascii="Times New Roman" w:hAnsi="Times New Roman" w:cs="Times New Roman"/>
+          <w:sz w:val="28"/>
+          <w:szCs w:val="28"/>
+        </w:rPr>
+      </w:pPr>
+      <w:r>
+        <w:rPr>
+          <w:rFonts w:ascii="Times New Roman" w:hAnsi="Times New Roman" w:cs="Times New Roman"/>
+          <w:sz w:val="28"/>
+          <w:szCs w:val="28"/>
+        </w:rPr>
+        <w:t xml:space="preserve">В ряде стран существует такая система, как </w:t>
+      </w:r>
+      <w:r>
+        <w:rPr>
+          <w:rFonts w:ascii="Times New Roman" w:hAnsi="Times New Roman" w:cs="Times New Roman" w:hint="eastAsia"/>
+          <w:sz w:val="28"/>
+          <w:szCs w:val="28"/>
+        </w:rPr>
+        <w:t>V</w:t>
+      </w:r>
+      <w:r>
+        <w:rPr>
+          <w:rFonts w:ascii="Times New Roman" w:hAnsi="Times New Roman" w:cs="Times New Roman"/>
+          <w:sz w:val="28"/>
+          <w:szCs w:val="28"/>
+        </w:rPr>
+        <w:t xml:space="preserve">ision Zero, речь о которой пойдёт позднее. Ключевой её принцип – нулевая толерантность </w:t>
+      </w:r>
+    </w:p>
+    <w:p>
+      <w:pPr>
+        <w:spacing w:before="240"/>
+        <w:jc w:val="center"/>
+        <w:rPr>
+          <w:rFonts w:ascii="Times New Roman" w:hAnsi="Times New Roman" w:cs="Times New Roman"/>
+          <w:sz w:val="28"/>
+          <w:szCs w:val="28"/>
+        </w:rPr>
+      </w:pPr>
+      <w:r>
+        <w:rPr>
+          <w:rFonts w:ascii="Times New Roman" w:hAnsi="Times New Roman" w:cs="Times New Roman"/>
+          <w:sz w:val="28"/>
+          <w:szCs w:val="28"/>
+        </w:rPr>
+        <w:t>МОДЕЛИРОВАНИЕ СИСТЕМ ОБЩЕСТВЕННОГО ТРАНСПОРТА</w:t>
+      </w:r>
+    </w:p>
+    <w:p>
+      <w:pPr>
+        <w:spacing w:before="240"/>
+        <w:ind w:firstLine="708"/>
+        <w:rPr>
+          <w:rFonts w:ascii="Times New Roman" w:hAnsi="Times New Roman" w:cs="Times New Roman"/>
+          <w:sz w:val="28"/>
+          <w:szCs w:val="28"/>
+        </w:rPr>
+      </w:pPr>
+      <w:r>
+        <w:rPr>
+          <w:rFonts w:ascii="Times New Roman" w:hAnsi="Times New Roman" w:cs="Times New Roman"/>
+          <w:sz w:val="28"/>
+          <w:szCs w:val="28"/>
+        </w:rPr>
+        <w:t xml:space="preserve">Теперь перейдём к оптимизации ситуации на ДТС. Основное, что можно сделать без изменений в ней – организовать хороший общественный транспорт. Это тоже можно прогнозировать и моделировать, опираясь на карту плотностей (или карту расселения, что, в сущности, одно и то же). </w:t>
+      </w:r>
+      <w:r>
+        <w:rPr>
+          <w:rFonts w:ascii="Times New Roman" w:hAnsi="Times New Roman" w:cs="Times New Roman"/>
+          <w:sz w:val="28"/>
+          <w:szCs w:val="28"/>
+        </w:rPr>
+        <w:t xml:space="preserve">Моделированием можно заняться в отрыве от самой дорожной ситуации (то есть моделировать только ОС без других ТС), если при этом они уже не пересекаются. Чтобы такого не происходило, нужно ввести приоритет общественного транспорта: проезд всегда зелёный или ожидание его сведено к минимуму, физическое 100% обособление, чтобы потоки не пересекались. При этом даже при таких качествах ОС могут не пользоваться, ведь собственное ТС </w:t>
+      </w:r>
+      <w:r>
+        <w:rPr>
+          <w:rFonts w:ascii="Times New Roman" w:hAnsi="Times New Roman" w:cs="Times New Roman"/>
+          <w:sz w:val="28"/>
+          <w:szCs w:val="28"/>
+        </w:rPr>
+        <w:t xml:space="preserve">всегда удобнее. Поэтому, нужно стимулировать людей пересаживаться на ОС </w:t>
+      </w:r>
+      <w:r>
+        <w:rPr>
+          <w:rFonts w:ascii="Times New Roman" w:hAnsi="Times New Roman" w:cs="Times New Roman"/>
+          <w:sz w:val="28"/>
+          <w:szCs w:val="28"/>
+        </w:rPr>
+        <w:t xml:space="preserve">(доступными проездными, малыми интервалами, удобной инфраструктурой...), чтобы моделирование хоть как-то соотносилось с реальностью. </w:t>
+      </w:r>
+    </w:p>
+    <w:p>
+      <w:pPr>
+        <w:spacing w:before="240"/>
+        <w:rPr>
+          <w:rFonts w:ascii="Times New Roman" w:hAnsi="Times New Roman" w:cs="Times New Roman"/>
+          <w:sz w:val="28"/>
+          <w:szCs w:val="28"/>
+        </w:rPr>
+      </w:pPr>
+      <w:r>
+        <w:rPr>
+          <w:rFonts w:ascii="Times New Roman" w:hAnsi="Times New Roman" w:cs="Times New Roman"/>
+          <w:sz w:val="28"/>
+          <w:szCs w:val="28"/>
+        </w:rPr>
+        <w:tab/>
+        <w:t>Главный алгоритм моделирования (когда транспортной сети ещё не существует и её только надо построить)</w:t>
+      </w:r>
+    </w:p>
+    <w:p>
+      <w:pPr>
+        <w:spacing w:before="240"/>
+        <w:rPr>
+          <w:rFonts w:ascii="Times New Roman" w:hAnsi="Times New Roman" w:cs="Times New Roman"/>
+          <w:sz w:val="28"/>
+          <w:szCs w:val="28"/>
+        </w:rPr>
+      </w:pPr>
+    </w:p>
+    <w:p>
+      <w:pPr>
+        <w:spacing w:before="240"/>
+        <w:rPr>
+          <w:rFonts w:ascii="Times New Roman" w:hAnsi="Times New Roman" w:cs="Times New Roman"/>
+          <w:sz w:val="28"/>
+          <w:szCs w:val="28"/>
+        </w:rPr>
+      </w:pPr>
+    </w:p>
+    <w:p>
+      <w:pPr>
+        <w:spacing w:before="240"/>
+        <w:jc w:val="center"/>
+        <w:rPr>
+          <w:rFonts w:ascii="Times New Roman" w:hAnsi="Times New Roman" w:cs="Times New Roman"/>
+          <w:sz w:val="28"/>
+          <w:szCs w:val="28"/>
+        </w:rPr>
+      </w:pPr>
+      <w:r>
+        <w:rPr>
+          <w:rFonts w:ascii="Times New Roman" w:hAnsi="Times New Roman" w:cs="Times New Roman"/>
+          <w:sz w:val="28"/>
+          <w:szCs w:val="28"/>
+        </w:rPr>
+        <w:t>ИСТОЧНИКИ</w:t>
+      </w:r>
+    </w:p>
+    <w:p>
+      <w:pPr>
+        <w:spacing w:before="240"/>
+        <w:rPr>
+          <w:rFonts w:ascii="Times New Roman" w:hAnsi="Times New Roman" w:cs="Times New Roman"/>
+          <w:sz w:val="28"/>
+          <w:szCs w:val="28"/>
+        </w:rPr>
+      </w:pPr>
+      <w:hyperlink r:id="rId6" w:history="1">
+        <w:r>
+          <w:rPr>
+            <w:rStyle w:val="a6"/>
+            <w:rFonts w:ascii="Times New Roman" w:hAnsi="Times New Roman" w:cs="Times New Roman"/>
+            <w:sz w:val="28"/>
+            <w:szCs w:val="28"/>
+            <w:lang w:val="en-US"/>
+          </w:rPr>
+          <w:t>habr</w:t>
+        </w:r>
+        <w:r>
+          <w:rPr>
+            <w:rStyle w:val="a6"/>
+            <w:rFonts w:ascii="Times New Roman" w:hAnsi="Times New Roman" w:cs="Times New Roman"/>
+            <w:sz w:val="28"/>
+            <w:szCs w:val="28"/>
+          </w:rPr>
+          <w:t>.</w:t>
+        </w:r>
+        <w:r>
+          <w:rPr>
+            <w:rStyle w:val="a6"/>
+            <w:rFonts w:ascii="Times New Roman" w:hAnsi="Times New Roman" w:cs="Times New Roman"/>
+            <w:sz w:val="28"/>
+            <w:szCs w:val="28"/>
+            <w:lang w:val="en-US"/>
+          </w:rPr>
+          <w:t>com</w:t>
+        </w:r>
+        <w:r>
+          <w:rPr>
+            <w:rStyle w:val="a6"/>
+            <w:rFonts w:ascii="Times New Roman" w:hAnsi="Times New Roman" w:cs="Times New Roman"/>
+            <w:sz w:val="28"/>
+            <w:szCs w:val="28"/>
+          </w:rPr>
+          <w:t>/</w:t>
+        </w:r>
+        <w:r>
+          <w:rPr>
+            <w:rStyle w:val="a6"/>
+            <w:rFonts w:ascii="Times New Roman" w:hAnsi="Times New Roman" w:cs="Times New Roman"/>
+            <w:sz w:val="28"/>
+            <w:szCs w:val="28"/>
+            <w:lang w:val="en-US"/>
+          </w:rPr>
+          <w:t>ru</w:t>
+        </w:r>
+        <w:r>
+          <w:rPr>
+            <w:rStyle w:val="a6"/>
+            <w:rFonts w:ascii="Times New Roman" w:hAnsi="Times New Roman" w:cs="Times New Roman"/>
+            <w:sz w:val="28"/>
+            <w:szCs w:val="28"/>
+          </w:rPr>
+          <w:t>/</w:t>
+        </w:r>
+        <w:r>
+          <w:rPr>
+            <w:rStyle w:val="a6"/>
+            <w:rFonts w:ascii="Times New Roman" w:hAnsi="Times New Roman" w:cs="Times New Roman"/>
+            <w:sz w:val="28"/>
+            <w:szCs w:val="28"/>
+            <w:lang w:val="en-US"/>
+          </w:rPr>
+          <w:t>articles</w:t>
+        </w:r>
+        <w:r>
+          <w:rPr>
+            <w:rStyle w:val="a6"/>
+            <w:rFonts w:ascii="Times New Roman" w:hAnsi="Times New Roman" w:cs="Times New Roman"/>
+            <w:sz w:val="28"/>
+            <w:szCs w:val="28"/>
+          </w:rPr>
+          <w:t>/337310/</w:t>
+        </w:r>
+      </w:hyperlink>
+      <w:r>
+        <w:rPr>
+          <w:rFonts w:ascii="Times New Roman" w:hAnsi="Times New Roman" w:cs="Times New Roman"/>
+          <w:sz w:val="28"/>
+          <w:szCs w:val="28"/>
+        </w:rPr>
+        <w:t xml:space="preserve"> - </w:t>
+      </w:r>
+      <w:r>
+        <w:rPr>
+          <w:rFonts w:ascii="Times New Roman" w:hAnsi="Times New Roman" w:cs="Times New Roman"/>
+          <w:sz w:val="28"/>
+          <w:szCs w:val="28"/>
+        </w:rPr>
+        <w:t>статья о моделировании</w:t>
+      </w:r>
+    </w:p>
+    <w:p>
+      <w:pPr>
+        <w:spacing w:before="240"/>
+        <w:rPr>
+          <w:rFonts w:ascii="Times New Roman" w:hAnsi="Times New Roman" w:cs="Times New Roman"/>
+          <w:sz w:val="28"/>
+          <w:szCs w:val="28"/>
+        </w:rPr>
+      </w:pPr>
+      <w:hyperlink r:id="rId7" w:history="1">
+        <w:r>
+          <w:rPr>
+            <w:rStyle w:val="a6"/>
+            <w:rFonts w:ascii="Times New Roman" w:hAnsi="Times New Roman" w:cs="Times New Roman"/>
+            <w:sz w:val="28"/>
+            <w:szCs w:val="28"/>
+          </w:rPr>
+          <w:t>https://djvu.online/file/jduBLlEcVHGdt</w:t>
+        </w:r>
+      </w:hyperlink>
+      <w:r>
+        <w:rPr>
+          <w:rFonts w:ascii="Times New Roman" w:hAnsi="Times New Roman" w:cs="Times New Roman"/>
+          <w:sz w:val="28"/>
+          <w:szCs w:val="28"/>
+        </w:rPr>
+        <w:t xml:space="preserve"> - Городские улицы и мостовые. Г. Д. Дубелир, 1912</w:t>
+      </w:r>
+    </w:p>
+    <w:p>
+      <w:pPr>
+        <w:spacing w:before="240"/>
+        <w:rPr>
+          <w:rFonts w:ascii="Times New Roman" w:hAnsi="Times New Roman" w:cs="Times New Roman"/>
+          <w:sz w:val="28"/>
+          <w:szCs w:val="28"/>
+        </w:rPr>
+      </w:pPr>
+      <w:hyperlink r:id="rId8" w:history="1">
+        <w:r>
+          <w:rPr>
+            <w:rStyle w:val="a6"/>
+            <w:rFonts w:ascii="Times New Roman" w:hAnsi="Times New Roman" w:cs="Times New Roman"/>
+            <w:sz w:val="28"/>
+            <w:szCs w:val="28"/>
+            <w:lang w:val="en-US"/>
+          </w:rPr>
+          <w:t>https</w:t>
+        </w:r>
+        <w:r>
+          <w:rPr>
+            <w:rStyle w:val="a6"/>
+            <w:rFonts w:ascii="Times New Roman" w:hAnsi="Times New Roman" w:cs="Times New Roman"/>
+            <w:sz w:val="28"/>
+            <w:szCs w:val="28"/>
+          </w:rPr>
+          <w:t>://</w:t>
+        </w:r>
+        <w:r>
+          <w:rPr>
+            <w:rStyle w:val="a6"/>
+            <w:rFonts w:ascii="Times New Roman" w:hAnsi="Times New Roman" w:cs="Times New Roman"/>
+            <w:sz w:val="28"/>
+            <w:szCs w:val="28"/>
+            <w:lang w:val="en-US"/>
+          </w:rPr>
+          <w:t>keldysh</w:t>
+        </w:r>
+        <w:r>
+          <w:rPr>
+            <w:rStyle w:val="a6"/>
+            <w:rFonts w:ascii="Times New Roman" w:hAnsi="Times New Roman" w:cs="Times New Roman"/>
+            <w:sz w:val="28"/>
+            <w:szCs w:val="28"/>
+          </w:rPr>
+          <w:t>.</w:t>
+        </w:r>
+        <w:r>
+          <w:rPr>
+            <w:rStyle w:val="a6"/>
+            <w:rFonts w:ascii="Times New Roman" w:hAnsi="Times New Roman" w:cs="Times New Roman"/>
+            <w:sz w:val="28"/>
+            <w:szCs w:val="28"/>
+            <w:lang w:val="en-US"/>
+          </w:rPr>
+          <w:t>ru</w:t>
+        </w:r>
+        <w:r>
+          <w:rPr>
+            <w:rStyle w:val="a6"/>
+            <w:rFonts w:ascii="Times New Roman" w:hAnsi="Times New Roman" w:cs="Times New Roman"/>
+            <w:sz w:val="28"/>
+            <w:szCs w:val="28"/>
+          </w:rPr>
+          <w:t>/</w:t>
+        </w:r>
+        <w:r>
+          <w:rPr>
+            <w:rStyle w:val="a6"/>
+            <w:rFonts w:ascii="Times New Roman" w:hAnsi="Times New Roman" w:cs="Times New Roman"/>
+            <w:sz w:val="28"/>
+            <w:szCs w:val="28"/>
+            <w:lang w:val="en-US"/>
+          </w:rPr>
+          <w:t>papers</w:t>
+        </w:r>
+        <w:r>
+          <w:rPr>
+            <w:rStyle w:val="a6"/>
+            <w:rFonts w:ascii="Times New Roman" w:hAnsi="Times New Roman" w:cs="Times New Roman"/>
+            <w:sz w:val="28"/>
+            <w:szCs w:val="28"/>
+          </w:rPr>
+          <w:t>/2015/</w:t>
+        </w:r>
+        <w:r>
+          <w:rPr>
+            <w:rStyle w:val="a6"/>
+            <w:rFonts w:ascii="Times New Roman" w:hAnsi="Times New Roman" w:cs="Times New Roman"/>
+            <w:sz w:val="28"/>
+            <w:szCs w:val="28"/>
+            <w:lang w:val="en-US"/>
+          </w:rPr>
+          <w:t>prep</w:t>
+        </w:r>
+        <w:r>
+          <w:rPr>
+            <w:rStyle w:val="a6"/>
+            <w:rFonts w:ascii="Times New Roman" w:hAnsi="Times New Roman" w:cs="Times New Roman"/>
+            <w:sz w:val="28"/>
+            <w:szCs w:val="28"/>
+          </w:rPr>
+          <w:t>2015_03.</w:t>
+        </w:r>
+        <w:r>
+          <w:rPr>
+            <w:rStyle w:val="a6"/>
+            <w:rFonts w:ascii="Times New Roman" w:hAnsi="Times New Roman" w:cs="Times New Roman"/>
+            <w:sz w:val="28"/>
+            <w:szCs w:val="28"/>
+            <w:lang w:val="en-US"/>
+          </w:rPr>
+          <w:t>pdf</w:t>
+        </w:r>
+        <w:r>
+          <w:rPr>
+            <w:rStyle w:val="a6"/>
+            <w:rFonts w:ascii="Times New Roman" w:hAnsi="Times New Roman" w:cs="Times New Roman"/>
+            <w:sz w:val="28"/>
+            <w:szCs w:val="28"/>
+          </w:rPr>
+          <w:t xml:space="preserve"> - В.В</w:t>
+        </w:r>
+      </w:hyperlink>
+      <w:r>
+        <w:rPr>
+          <w:rFonts w:ascii="Times New Roman" w:hAnsi="Times New Roman" w:cs="Times New Roman"/>
+          <w:sz w:val="28"/>
+          <w:szCs w:val="28"/>
+        </w:rPr>
+        <w:t xml:space="preserve"> В.В. Семёнов, А.В. Ермаков. Исторический анализ  моделирования транспортных процессов и транспортной инфраструктуры. 2015</w:t>
       </w:r>
     </w:p>
     <w:sectPr>
@@ -1142,6 +3163,95 @@
 <file path=word/numbering.xml><?xml version="1.0" encoding="utf-8"?>
 <w:numbering xmlns:wpc="http://schemas.microsoft.com/office/word/2010/wordprocessingCanvas" xmlns:cx="http://schemas.microsoft.com/office/drawing/2014/chartex" xmlns:cx1="http://schemas.microsoft.com/office/drawing/2015/9/8/chartex" xmlns:cx2="http://schemas.microsoft.com/office/drawing/2015/10/21/chartex" xmlns:cx3="http://schemas.microsoft.com/office/drawing/2016/5/9/chartex" xmlns:cx4="http://schemas.microsoft.com/office/drawing/2016/5/10/chartex" xmlns:cx5="http://schemas.microsoft.com/office/drawing/2016/5/11/chartex" xmlns:cx6="http://schemas.microsoft.com/office/drawing/2016/5/12/chartex" xmlns:cx7="http://schemas.microsoft.com/office/drawing/2016/5/13/chartex" xmlns:cx8="http://schemas.microsoft.com/office/drawing/2016/5/14/chartex" xmlns:mc="http://schemas.openxmlformats.org/markup-compatibility/2006" xmlns:aink="http://schemas.microsoft.com/office/drawing/2016/ink" xmlns:am3d="http://schemas.microsoft.com/office/drawing/2017/model3d" xmlns:o="urn:schemas-microsoft-com:office:office" xmlns:r="http://schemas.openxmlformats.org/officeDocument/2006/relationships" xmlns:m="http://schemas.openxmlformats.org/officeDocument/2006/math" xmlns:v="urn:schemas-microsoft-com:vml" xmlns:wp14="http://schemas.microsoft.com/office/word/2010/wordprocessingDrawing" xmlns:wp="http://schemas.openxmlformats.org/drawingml/2006/wordprocessingDrawing" xmlns:w10="urn:schemas-microsoft-com:office:word" xmlns:w="http://schemas.openxmlformats.org/wordprocessingml/2006/main" xmlns:w14="http://schemas.microsoft.com/office/word/2010/wordml" xmlns:w15="http://schemas.microsoft.com/office/word/2012/wordml" xmlns:w16cex="http://schemas.microsoft.com/office/word/2018/wordml/cex" xmlns:w16cid="http://schemas.microsoft.com/office/word/2016/wordml/cid" xmlns:w16="http://schemas.microsoft.com/office/word/2018/wordml" xmlns:w16sdtdh="http://schemas.microsoft.com/office/word/2020/wordml/sdtdatahash" xmlns:w16se="http://schemas.microsoft.com/office/word/2015/wordml/symex" xmlns:wpg="http://schemas.microsoft.com/office/word/2010/wordprocessingGroup" xmlns:wpi="http://schemas.microsoft.com/office/word/2010/wordprocessingInk" xmlns:wne="http://schemas.microsoft.com/office/word/2006/wordml" xmlns:wps="http://schemas.microsoft.com/office/word/2010/wordprocessingShape" mc:Ignorable="w14 w15 w16se w16cid w16 w16cex w16sdtdh wp14">
   <w:abstractNum w:abstractNumId="0" w15:restartNumberingAfterBreak="0">
+    <w:nsid w:val="0A452A05"/>
+    <w:multiLevelType w:val="hybridMultilevel"/>
+    <w:tmpl w:val="C166EE2C"/>
+    <w:lvl w:ilvl="0" w:tplc="04190011">
+      <w:start w:val="1"/>
+      <w:numFmt w:val="decimal"/>
+      <w:lvlText w:val="%1)"/>
+      <w:lvlJc w:val="left"/>
+      <w:pPr>
+        <w:ind w:left="720" w:hanging="360"/>
+      </w:pPr>
+      <w:rPr>
+        <w:rFonts w:hint="default"/>
+      </w:rPr>
+    </w:lvl>
+    <w:lvl w:ilvl="1" w:tplc="04190019">
+      <w:start w:val="1"/>
+      <w:numFmt w:val="lowerLetter"/>
+      <w:lvlText w:val="%2."/>
+      <w:lvlJc w:val="left"/>
+      <w:pPr>
+        <w:ind w:left="1440" w:hanging="360"/>
+      </w:pPr>
+    </w:lvl>
+    <w:lvl w:ilvl="2" w:tplc="0419001B" w:tentative="1">
+      <w:start w:val="1"/>
+      <w:numFmt w:val="lowerRoman"/>
+      <w:lvlText w:val="%3."/>
+      <w:lvlJc w:val="right"/>
+      <w:pPr>
+        <w:ind w:left="2160" w:hanging="180"/>
+      </w:pPr>
+    </w:lvl>
+    <w:lvl w:ilvl="3" w:tplc="0419000F" w:tentative="1">
+      <w:start w:val="1"/>
+      <w:numFmt w:val="decimal"/>
+      <w:lvlText w:val="%4."/>
+      <w:lvlJc w:val="left"/>
+      <w:pPr>
+        <w:ind w:left="2880" w:hanging="360"/>
+      </w:pPr>
+    </w:lvl>
+    <w:lvl w:ilvl="4" w:tplc="04190019" w:tentative="1">
+      <w:start w:val="1"/>
+      <w:numFmt w:val="lowerLetter"/>
+      <w:lvlText w:val="%5."/>
+      <w:lvlJc w:val="left"/>
+      <w:pPr>
+        <w:ind w:left="3600" w:hanging="360"/>
+      </w:pPr>
+    </w:lvl>
+    <w:lvl w:ilvl="5" w:tplc="0419001B" w:tentative="1">
+      <w:start w:val="1"/>
+      <w:numFmt w:val="lowerRoman"/>
+      <w:lvlText w:val="%6."/>
+      <w:lvlJc w:val="right"/>
+      <w:pPr>
+        <w:ind w:left="4320" w:hanging="180"/>
+      </w:pPr>
+    </w:lvl>
+    <w:lvl w:ilvl="6" w:tplc="0419000F" w:tentative="1">
+      <w:start w:val="1"/>
+      <w:numFmt w:val="decimal"/>
+      <w:lvlText w:val="%7."/>
+      <w:lvlJc w:val="left"/>
+      <w:pPr>
+        <w:ind w:left="5040" w:hanging="360"/>
+      </w:pPr>
+    </w:lvl>
+    <w:lvl w:ilvl="7" w:tplc="04190019" w:tentative="1">
+      <w:start w:val="1"/>
+      <w:numFmt w:val="lowerLetter"/>
+      <w:lvlText w:val="%8."/>
+      <w:lvlJc w:val="left"/>
+      <w:pPr>
+        <w:ind w:left="5760" w:hanging="360"/>
+      </w:pPr>
+    </w:lvl>
+    <w:lvl w:ilvl="8" w:tplc="0419001B" w:tentative="1">
+      <w:start w:val="1"/>
+      <w:numFmt w:val="lowerRoman"/>
+      <w:lvlText w:val="%9."/>
+      <w:lvlJc w:val="right"/>
+      <w:pPr>
+        <w:ind w:left="6480" w:hanging="180"/>
+      </w:pPr>
+    </w:lvl>
+  </w:abstractNum>
+  <w:abstractNum w:abstractNumId="1" w15:restartNumberingAfterBreak="0">
     <w:nsid w:val="48437212"/>
     <w:multiLevelType w:val="hybridMultilevel"/>
     <w:tmpl w:val="EBDE592A"/>
@@ -1231,6 +3341,9 @@
     </w:lvl>
   </w:abstractNum>
   <w:num w:numId="1">
+    <w:abstractNumId w:val="1"/>
+  </w:num>
+  <w:num w:numId="2">
     <w:abstractNumId w:val="0"/>
   </w:num>
 </w:numbering>
@@ -1683,6 +3796,48 @@
       <w:color w:val="808080"/>
     </w:rPr>
   </w:style>
+  <w:style w:type="table" w:styleId="a5">
+    <w:name w:val="Table Grid"/>
+    <w:basedOn w:val="a1"/>
+    <w:uiPriority w:val="39"/>
+    <w:rsid w:val="00A3444B"/>
+    <w:pPr>
+      <w:spacing w:after="0" w:line="240" w:lineRule="auto"/>
+    </w:pPr>
+    <w:tblPr>
+      <w:tblBorders>
+        <w:top w:val="single" w:sz="4" w:space="0" w:color="auto"/>
+        <w:left w:val="single" w:sz="4" w:space="0" w:color="auto"/>
+        <w:bottom w:val="single" w:sz="4" w:space="0" w:color="auto"/>
+        <w:right w:val="single" w:sz="4" w:space="0" w:color="auto"/>
+        <w:insideH w:val="single" w:sz="4" w:space="0" w:color="auto"/>
+        <w:insideV w:val="single" w:sz="4" w:space="0" w:color="auto"/>
+      </w:tblBorders>
+    </w:tblPr>
+  </w:style>
+  <w:style w:type="character" w:styleId="a6">
+    <w:name w:val="Hyperlink"/>
+    <w:basedOn w:val="a0"/>
+    <w:uiPriority w:val="99"/>
+    <w:unhideWhenUsed/>
+    <w:rsid w:val="00E328C6"/>
+    <w:rPr>
+      <w:color w:val="0563C1" w:themeColor="hyperlink"/>
+      <w:u w:val="single"/>
+    </w:rPr>
+  </w:style>
+  <w:style w:type="character" w:styleId="a7">
+    <w:name w:val="Unresolved Mention"/>
+    <w:basedOn w:val="a0"/>
+    <w:uiPriority w:val="99"/>
+    <w:semiHidden/>
+    <w:unhideWhenUsed/>
+    <w:rsid w:val="00E328C6"/>
+    <w:rPr>
+      <w:color w:val="605E5C"/>
+      <w:shd w:val="clear" w:color="auto" w:fill="E1DFDD"/>
+    </w:rPr>
+  </w:style>
 </w:styles>
 </file>
 

--- a/Article.docx
+++ b/Article.docx
@@ -39,7 +39,25 @@
           <w:sz w:val="28"/>
           <w:szCs w:val="28"/>
         </w:rPr>
-        <w:t>автор статьи: Забнин Платон</w:t>
+        <w:t xml:space="preserve">автор статьи: </w:t>
+      </w:r>
+      <w:proofErr w:type="spellStart"/>
+      <w:r>
+        <w:rPr>
+          <w:rFonts w:ascii="Times New Roman" w:hAnsi="Times New Roman" w:cs="Times New Roman"/>
+          <w:sz w:val="28"/>
+          <w:szCs w:val="28"/>
+        </w:rPr>
+        <w:t>Забнин</w:t>
+      </w:r>
+      <w:proofErr w:type="spellEnd"/>
+      <w:r>
+        <w:rPr>
+          <w:rFonts w:ascii="Times New Roman" w:hAnsi="Times New Roman" w:cs="Times New Roman"/>
+          <w:sz w:val="28"/>
+          <w:szCs w:val="28"/>
+        </w:rPr>
+        <w:t xml:space="preserve"> Платон</w:t>
       </w:r>
     </w:p>
     <w:p>
@@ -304,7 +322,25 @@
           <w:szCs w:val="28"/>
         </w:rPr>
         <w:lastRenderedPageBreak/>
-        <w:t xml:space="preserve">доехать из точки А в точку Б за наименьшее расстояние, второй – за наименьшее время. В основе лежит алгоритм Дейкстры и его </w:t>
+        <w:t xml:space="preserve">доехать из точки А в точку Б за наименьшее расстояние, второй – за наименьшее время. В основе лежит алгоритм </w:t>
+      </w:r>
+      <w:proofErr w:type="spellStart"/>
+      <w:r>
+        <w:rPr>
+          <w:rFonts w:ascii="Times New Roman" w:hAnsi="Times New Roman" w:cs="Times New Roman"/>
+          <w:sz w:val="28"/>
+          <w:szCs w:val="28"/>
+        </w:rPr>
+        <w:t>Дейкстры</w:t>
+      </w:r>
+      <w:proofErr w:type="spellEnd"/>
+      <w:r>
+        <w:rPr>
+          <w:rFonts w:ascii="Times New Roman" w:hAnsi="Times New Roman" w:cs="Times New Roman"/>
+          <w:sz w:val="28"/>
+          <w:szCs w:val="28"/>
+        </w:rPr>
+        <w:t xml:space="preserve"> и его </w:t>
       </w:r>
       <w:r>
         <w:rPr>
@@ -354,6 +390,7 @@
         </w:rPr>
         <w:t xml:space="preserve">В жизни чаще водители опираются на время проезда, но на самом деле очень часто оба кратчайших пути могут совпадать. Наиболее наглядно это реализовано в градостроительном симуляторе </w:t>
       </w:r>
+      <w:proofErr w:type="spellStart"/>
       <w:r>
         <w:rPr>
           <w:rFonts w:ascii="Times New Roman" w:hAnsi="Times New Roman" w:cs="Times New Roman" w:hint="eastAsia"/>
@@ -368,7 +405,34 @@
           <w:sz w:val="28"/>
           <w:szCs w:val="28"/>
         </w:rPr>
-        <w:t xml:space="preserve">ities Skylines, где симуляция машин (индивидуальных ТС, которые не подчиняются маршрутному движению) происходит именно таким способом. По сути, это главный и наиболее информативный алгоритм в плане того, что он максимально точно копирует поведение в реальности. </w:t>
+        <w:t>ities</w:t>
+      </w:r>
+      <w:proofErr w:type="spellEnd"/>
+      <w:r>
+        <w:rPr>
+          <w:rFonts w:ascii="Times New Roman" w:hAnsi="Times New Roman" w:cs="Times New Roman"/>
+          <w:sz w:val="28"/>
+          <w:szCs w:val="28"/>
+        </w:rPr>
+        <w:t xml:space="preserve"> </w:t>
+      </w:r>
+      <w:proofErr w:type="spellStart"/>
+      <w:r>
+        <w:rPr>
+          <w:rFonts w:ascii="Times New Roman" w:hAnsi="Times New Roman" w:cs="Times New Roman"/>
+          <w:sz w:val="28"/>
+          <w:szCs w:val="28"/>
+        </w:rPr>
+        <w:t>Skylines</w:t>
+      </w:r>
+      <w:proofErr w:type="spellEnd"/>
+      <w:r>
+        <w:rPr>
+          <w:rFonts w:ascii="Times New Roman" w:hAnsi="Times New Roman" w:cs="Times New Roman"/>
+          <w:sz w:val="28"/>
+          <w:szCs w:val="28"/>
+        </w:rPr>
+        <w:t xml:space="preserve">, где симуляция машин (индивидуальных ТС, которые не подчиняются маршрутному движению) происходит именно таким способом. По сути, это главный и наиболее информативный алгоритм в плане того, что он максимально точно копирует поведение в реальности. </w:t>
       </w:r>
     </w:p>
     <w:p>
@@ -402,7 +466,25 @@
           <w:sz w:val="28"/>
           <w:szCs w:val="28"/>
         </w:rPr>
-        <w:t xml:space="preserve">, построить граф и запустить на нём алгоритм Дейкстры. Код с визуализацией алгоритма содержится в дополнительных материалах. </w:t>
+        <w:t xml:space="preserve">, построить граф и запустить на нём алгоритм </w:t>
+      </w:r>
+      <w:proofErr w:type="spellStart"/>
+      <w:r>
+        <w:rPr>
+          <w:rFonts w:ascii="Times New Roman" w:hAnsi="Times New Roman" w:cs="Times New Roman"/>
+          <w:sz w:val="28"/>
+          <w:szCs w:val="28"/>
+        </w:rPr>
+        <w:t>Дейкстры</w:t>
+      </w:r>
+      <w:proofErr w:type="spellEnd"/>
+      <w:r>
+        <w:rPr>
+          <w:rFonts w:ascii="Times New Roman" w:hAnsi="Times New Roman" w:cs="Times New Roman"/>
+          <w:sz w:val="28"/>
+          <w:szCs w:val="28"/>
+        </w:rPr>
+        <w:t xml:space="preserve">. Код с визуализацией алгоритма содержится в дополнительных материалах. </w:t>
       </w:r>
       <w:r>
         <w:rPr>
@@ -553,7 +635,25 @@
           <w:sz w:val="28"/>
           <w:szCs w:val="28"/>
         </w:rPr>
-        <w:t xml:space="preserve">Одна из таких моделей – модель Нагеля-Шрекенберга, </w:t>
+        <w:t>Одна из таких моделей – модель Нагеля-</w:t>
+      </w:r>
+      <w:proofErr w:type="spellStart"/>
+      <w:r>
+        <w:rPr>
+          <w:rFonts w:ascii="Times New Roman" w:hAnsi="Times New Roman" w:cs="Times New Roman"/>
+          <w:sz w:val="28"/>
+          <w:szCs w:val="28"/>
+        </w:rPr>
+        <w:t>Шрекенберга</w:t>
+      </w:r>
+      <w:proofErr w:type="spellEnd"/>
+      <w:r>
+        <w:rPr>
+          <w:rFonts w:ascii="Times New Roman" w:hAnsi="Times New Roman" w:cs="Times New Roman"/>
+          <w:sz w:val="28"/>
+          <w:szCs w:val="28"/>
+        </w:rPr>
+        <w:t xml:space="preserve">, </w:t>
       </w:r>
       <w:r>
         <w:rPr>
@@ -937,7 +1037,25 @@
           <w:sz w:val="28"/>
           <w:szCs w:val="28"/>
         </w:rPr>
-        <w:t xml:space="preserve"> – изменение потока, (пропускная способность), которое является произведением плотности на скорость от плотности. Сама скорость может быть описана как формула Гриншилдса: </w:t>
+        <w:t xml:space="preserve"> – изменение потока, (пропускная способность), которое является произведением плотности на скорость от плотности. Сама скорость может быть описана как формула Гринш</w:t>
+      </w:r>
+      <w:proofErr w:type="spellStart"/>
+      <w:r>
+        <w:rPr>
+          <w:rFonts w:ascii="Times New Roman" w:hAnsi="Times New Roman" w:cs="Times New Roman"/>
+          <w:sz w:val="28"/>
+          <w:szCs w:val="28"/>
+        </w:rPr>
+        <w:t>илдса</w:t>
+      </w:r>
+      <w:proofErr w:type="spellEnd"/>
+      <w:r>
+        <w:rPr>
+          <w:rFonts w:ascii="Times New Roman" w:hAnsi="Times New Roman" w:cs="Times New Roman"/>
+          <w:sz w:val="28"/>
+          <w:szCs w:val="28"/>
+        </w:rPr>
+        <w:t xml:space="preserve">: </w:t>
       </w:r>
       <m:oMath>
         <m:r>
@@ -1089,6 +1207,7 @@
         <w:lastRenderedPageBreak/>
         <w:t xml:space="preserve">Первая из моделей – Модель </w:t>
       </w:r>
+      <w:proofErr w:type="spellStart"/>
       <w:r>
         <w:rPr>
           <w:rFonts w:ascii="Times New Roman" w:hAnsi="Times New Roman" w:cs="Times New Roman" w:hint="eastAsia"/>
@@ -1103,7 +1222,16 @@
           <w:sz w:val="28"/>
           <w:szCs w:val="28"/>
         </w:rPr>
-        <w:t xml:space="preserve">ayne-Whitham </w:t>
+        <w:t>ayne-Whitham</w:t>
+      </w:r>
+      <w:proofErr w:type="spellEnd"/>
+      <w:r>
+        <w:rPr>
+          <w:rFonts w:ascii="Times New Roman" w:hAnsi="Times New Roman" w:cs="Times New Roman"/>
+          <w:sz w:val="28"/>
+          <w:szCs w:val="28"/>
+        </w:rPr>
+        <w:t xml:space="preserve"> </w:t>
       </w:r>
       <w:r>
         <w:rPr>
@@ -1395,7 +1523,25 @@
           <w:sz w:val="28"/>
           <w:szCs w:val="28"/>
         </w:rPr>
-        <w:t xml:space="preserve">, к-я содержит в себе параметры, где </w:t>
+        <w:t>, к-я содерж</w:t>
+      </w:r>
+      <w:proofErr w:type="spellStart"/>
+      <w:r>
+        <w:rPr>
+          <w:rFonts w:ascii="Times New Roman" w:hAnsi="Times New Roman" w:cs="Times New Roman"/>
+          <w:sz w:val="28"/>
+          <w:szCs w:val="28"/>
+        </w:rPr>
+        <w:t>ит</w:t>
+      </w:r>
+      <w:proofErr w:type="spellEnd"/>
+      <w:r>
+        <w:rPr>
+          <w:rFonts w:ascii="Times New Roman" w:hAnsi="Times New Roman" w:cs="Times New Roman"/>
+          <w:sz w:val="28"/>
+          <w:szCs w:val="28"/>
+        </w:rPr>
+        <w:t xml:space="preserve"> в себе параметры, где </w:t>
       </w:r>
       <m:oMath>
         <m:r>
@@ -1648,6 +1794,7 @@
         </w:rPr>
         <w:t xml:space="preserve">Вторая модель – модель </w:t>
       </w:r>
+      <w:proofErr w:type="spellStart"/>
       <w:r>
         <w:rPr>
           <w:rFonts w:ascii="Times New Roman" w:hAnsi="Times New Roman" w:cs="Times New Roman" w:hint="eastAsia"/>
@@ -1662,7 +1809,16 @@
           <w:sz w:val="28"/>
           <w:szCs w:val="28"/>
         </w:rPr>
-        <w:t xml:space="preserve">w-Rascle-Zhang (ARZ) пытается исправить недостатки модели </w:t>
+        <w:t>w-Rascle-Zhang</w:t>
+      </w:r>
+      <w:proofErr w:type="spellEnd"/>
+      <w:r>
+        <w:rPr>
+          <w:rFonts w:ascii="Times New Roman" w:hAnsi="Times New Roman" w:cs="Times New Roman"/>
+          <w:sz w:val="28"/>
+          <w:szCs w:val="28"/>
+        </w:rPr>
+        <w:t xml:space="preserve"> (ARZ) пытается исправить недостатки модели </w:t>
       </w:r>
       <w:r>
         <w:rPr>
@@ -1922,7 +2078,25 @@
           <w:sz w:val="28"/>
           <w:szCs w:val="28"/>
         </w:rPr>
-        <w:t xml:space="preserve">, которая называется характеристикой водителя и выступает как аналог давления. Как итог, из-за замены давления на его аналог, модель </w:t>
+        <w:t>, которая называется хар</w:t>
+      </w:r>
+      <w:proofErr w:type="spellStart"/>
+      <w:r>
+        <w:rPr>
+          <w:rFonts w:ascii="Times New Roman" w:hAnsi="Times New Roman" w:cs="Times New Roman"/>
+          <w:sz w:val="28"/>
+          <w:szCs w:val="28"/>
+        </w:rPr>
+        <w:t>актеристикой</w:t>
+      </w:r>
+      <w:proofErr w:type="spellEnd"/>
+      <w:r>
+        <w:rPr>
+          <w:rFonts w:ascii="Times New Roman" w:hAnsi="Times New Roman" w:cs="Times New Roman"/>
+          <w:sz w:val="28"/>
+          <w:szCs w:val="28"/>
+        </w:rPr>
+        <w:t xml:space="preserve"> водителя и выступает как аналог давления. Как итог, из-за замены давления на его аналог, модель </w:t>
       </w:r>
       <w:r>
         <w:rPr>
@@ -2038,11 +2212,19 @@
                 <w:rFonts w:ascii="Times New Roman" w:hAnsi="Times New Roman" w:cs="Times New Roman"/>
               </w:rPr>
             </w:pPr>
+            <w:proofErr w:type="spellStart"/>
             <w:r>
               <w:rPr>
                 <w:rFonts w:ascii="Times New Roman" w:hAnsi="Times New Roman" w:cs="Times New Roman"/>
               </w:rPr>
-              <w:t>Дейкстры с опорой на время</w:t>
+              <w:t>Дейкстры</w:t>
+            </w:r>
+            <w:proofErr w:type="spellEnd"/>
+            <w:r>
+              <w:rPr>
+                <w:rFonts w:ascii="Times New Roman" w:hAnsi="Times New Roman" w:cs="Times New Roman"/>
+              </w:rPr>
+              <w:t xml:space="preserve"> с опорой на время</w:t>
             </w:r>
           </w:p>
         </w:tc>
@@ -2113,11 +2295,19 @@
                 <w:rFonts w:ascii="Times New Roman" w:hAnsi="Times New Roman" w:cs="Times New Roman"/>
               </w:rPr>
             </w:pPr>
+            <w:proofErr w:type="spellStart"/>
             <w:r>
               <w:rPr>
                 <w:rFonts w:ascii="Times New Roman" w:hAnsi="Times New Roman" w:cs="Times New Roman"/>
               </w:rPr>
-              <w:t>Дейкстры с опором на расстояние</w:t>
+              <w:t>Дейкстры</w:t>
+            </w:r>
+            <w:proofErr w:type="spellEnd"/>
+            <w:r>
+              <w:rPr>
+                <w:rFonts w:ascii="Times New Roman" w:hAnsi="Times New Roman" w:cs="Times New Roman"/>
+              </w:rPr>
+              <w:t xml:space="preserve"> с опором на расстояние</w:t>
             </w:r>
           </w:p>
         </w:tc>
@@ -2242,8 +2432,16 @@
               <w:rPr>
                 <w:rFonts w:ascii="Times New Roman" w:hAnsi="Times New Roman" w:cs="Times New Roman"/>
               </w:rPr>
-              <w:t>модель Нагеля-Шрекенберга</w:t>
+              <w:t>модель Нагеля-</w:t>
             </w:r>
+            <w:proofErr w:type="spellStart"/>
+            <w:r>
+              <w:rPr>
+                <w:rFonts w:ascii="Times New Roman" w:hAnsi="Times New Roman" w:cs="Times New Roman"/>
+              </w:rPr>
+              <w:t>Шрекенберга</w:t>
+            </w:r>
+            <w:proofErr w:type="spellEnd"/>
           </w:p>
         </w:tc>
         <w:tc>
@@ -2841,7 +3039,38 @@
           <w:szCs w:val="28"/>
         </w:rPr>
         <w:tab/>
-        <w:t>Главный алгоритм моделирования (когда транспортной сети ещё не существует и её только надо построить)</w:t>
+      </w:r>
+      <w:r>
+        <w:rPr>
+          <w:rFonts w:ascii="Times New Roman" w:hAnsi="Times New Roman" w:cs="Times New Roman"/>
+          <w:sz w:val="28"/>
+          <w:szCs w:val="28"/>
+        </w:rPr>
+        <w:t xml:space="preserve">Опять же, есть несколько алгоритмов, однако легче всего работать с плотностью жилья на дорогах. То есть нужно опираться от того, сколько на данном участке дороги живёт людей (легче) или кол-во жителей, живущих в радиусе пешей доступности (варьируется от 300м до 1000м). То есть задачу в </w:t>
+      </w:r>
+      <w:r>
+        <w:rPr>
+          <w:rFonts w:ascii="Times New Roman" w:hAnsi="Times New Roman" w:cs="Times New Roman"/>
+          <w:sz w:val="28"/>
+          <w:szCs w:val="28"/>
+        </w:rPr>
+        <w:t xml:space="preserve">обеих случаях </w:t>
+      </w:r>
+      <w:r>
+        <w:rPr>
+          <w:rFonts w:ascii="Times New Roman" w:hAnsi="Times New Roman" w:cs="Times New Roman"/>
+          <w:sz w:val="28"/>
+          <w:szCs w:val="28"/>
+        </w:rPr>
+        <w:t>можно свести к поиску наилучшего подграфа</w:t>
+      </w:r>
+      <w:r>
+        <w:rPr>
+          <w:rFonts w:ascii="Times New Roman" w:hAnsi="Times New Roman" w:cs="Times New Roman"/>
+          <w:sz w:val="28"/>
+          <w:szCs w:val="28"/>
+        </w:rPr>
+        <w:t xml:space="preserve">. </w:t>
       </w:r>
     </w:p>
     <w:p>
@@ -2853,9 +3082,230 @@
           <w:szCs w:val="28"/>
         </w:rPr>
       </w:pPr>
+      <w:r>
+        <w:rPr>
+          <w:rFonts w:ascii="Times New Roman" w:hAnsi="Times New Roman" w:cs="Times New Roman"/>
+          <w:sz w:val="28"/>
+          <w:szCs w:val="28"/>
+        </w:rPr>
+        <w:tab/>
+        <w:t xml:space="preserve">Основу для сети можно заложить поиском минимального </w:t>
+      </w:r>
+      <w:proofErr w:type="spellStart"/>
+      <w:r>
+        <w:rPr>
+          <w:rFonts w:ascii="Times New Roman" w:hAnsi="Times New Roman" w:cs="Times New Roman"/>
+          <w:sz w:val="28"/>
+          <w:szCs w:val="28"/>
+        </w:rPr>
+        <w:t>остовного</w:t>
+      </w:r>
+      <w:proofErr w:type="spellEnd"/>
+      <w:r>
+        <w:rPr>
+          <w:rFonts w:ascii="Times New Roman" w:hAnsi="Times New Roman" w:cs="Times New Roman"/>
+          <w:sz w:val="28"/>
+          <w:szCs w:val="28"/>
+        </w:rPr>
+        <w:t xml:space="preserve"> дерева. Для этого, однако, нужно говорить о пассажиропотоке. </w:t>
+      </w:r>
+      <w:r>
+        <w:rPr>
+          <w:rFonts w:ascii="Times New Roman" w:hAnsi="Times New Roman" w:cs="Times New Roman"/>
+          <w:sz w:val="28"/>
+          <w:szCs w:val="28"/>
+        </w:rPr>
+        <w:t xml:space="preserve">Согласно ТАСС, на 2021 год ОТ пользовались примерно 42% россиян. За 5 лет процент возрос, но не сильно, ожидаемо на 1-2%. То есть сейчас (на 2026 год) общественным транспортом пользуется 45% жителей. Можно обобщить пассажиропоток на отдельно взятом участке как 45% от проживающих на нём. Для расчёта </w:t>
+      </w:r>
+      <w:r>
+        <w:rPr>
+          <w:rFonts w:ascii="Times New Roman" w:hAnsi="Times New Roman" w:cs="Times New Roman"/>
+          <w:sz w:val="28"/>
+          <w:szCs w:val="28"/>
+        </w:rPr>
+        <w:t>можно вывести</w:t>
+      </w:r>
+      <w:r>
+        <w:rPr>
+          <w:rFonts w:ascii="Times New Roman" w:hAnsi="Times New Roman" w:cs="Times New Roman"/>
+          <w:sz w:val="28"/>
+          <w:szCs w:val="28"/>
+        </w:rPr>
+        <w:t xml:space="preserve"> формул</w:t>
+      </w:r>
+      <w:r>
+        <w:rPr>
+          <w:rFonts w:ascii="Times New Roman" w:hAnsi="Times New Roman" w:cs="Times New Roman"/>
+          <w:sz w:val="28"/>
+          <w:szCs w:val="28"/>
+        </w:rPr>
+        <w:t>у</w:t>
+      </w:r>
+      <w:r>
+        <w:rPr>
+          <w:rFonts w:ascii="Times New Roman" w:hAnsi="Times New Roman" w:cs="Times New Roman"/>
+          <w:sz w:val="28"/>
+          <w:szCs w:val="28"/>
+        </w:rPr>
+        <w:t xml:space="preserve"> </w:t>
+      </w:r>
+      <w:r>
+        <w:rPr>
+          <w:rFonts w:ascii="Times New Roman" w:hAnsi="Times New Roman" w:cs="Times New Roman"/>
+          <w:sz w:val="28"/>
+          <w:szCs w:val="28"/>
+        </w:rPr>
+        <w:t xml:space="preserve">пассажиропотока на участке в час: </w:t>
+      </w:r>
+      <m:oMath>
+        <m:r>
+          <w:rPr>
+            <w:rFonts w:ascii="Cambria Math" w:hAnsi="Cambria Math" w:cs="Times New Roman"/>
+            <w:sz w:val="28"/>
+            <w:szCs w:val="28"/>
+          </w:rPr>
+          <m:t>Q=lρmpk</m:t>
+        </m:r>
+      </m:oMath>
+      <w:r>
+        <w:rPr>
+          <w:rFonts w:ascii="Times New Roman" w:hAnsi="Times New Roman" w:cs="Times New Roman"/>
+          <w:sz w:val="28"/>
+          <w:szCs w:val="28"/>
+        </w:rPr>
+        <w:t xml:space="preserve">, где Q – пассажиропоток на участке в час, l – длина улицы (в км), </w:t>
+      </w:r>
+      <m:oMath>
+        <m:r>
+          <w:rPr>
+            <w:rFonts w:ascii="Cambria Math" w:hAnsi="Cambria Math" w:cs="Times New Roman"/>
+            <w:sz w:val="28"/>
+            <w:szCs w:val="28"/>
+          </w:rPr>
+          <m:t>ρ</m:t>
+        </m:r>
+      </m:oMath>
+      <w:r>
+        <w:rPr>
+          <w:rFonts w:ascii="Times New Roman" w:hAnsi="Times New Roman" w:cs="Times New Roman"/>
+          <w:sz w:val="28"/>
+          <w:szCs w:val="28"/>
+        </w:rPr>
+        <w:t xml:space="preserve"> – средняя плотность жителей вдоль улицы (человек/км),</w:t>
+      </w:r>
+      <w:r>
+        <w:rPr>
+          <w:rFonts w:ascii="Times New Roman" w:hAnsi="Times New Roman" w:cs="Times New Roman" w:hint="eastAsia"/>
+          <w:sz w:val="28"/>
+          <w:szCs w:val="28"/>
+        </w:rPr>
+        <w:t xml:space="preserve"> </w:t>
+      </w:r>
+      <w:r>
+        <w:rPr>
+          <w:rFonts w:ascii="Times New Roman" w:hAnsi="Times New Roman" w:cs="Times New Roman"/>
+          <w:sz w:val="28"/>
+          <w:szCs w:val="28"/>
+        </w:rPr>
+        <w:t xml:space="preserve">m – транспортная подвижность (поездок на человека в сутки), </w:t>
+      </w:r>
+      <w:r>
+        <w:rPr>
+          <w:rFonts w:ascii="Times New Roman" w:hAnsi="Times New Roman" w:cs="Times New Roman" w:hint="eastAsia"/>
+          <w:sz w:val="28"/>
+          <w:szCs w:val="28"/>
+        </w:rPr>
+        <w:t>p</w:t>
+      </w:r>
+      <w:r>
+        <w:rPr>
+          <w:rFonts w:ascii="Times New Roman" w:hAnsi="Times New Roman" w:cs="Times New Roman"/>
+          <w:sz w:val="28"/>
+          <w:szCs w:val="28"/>
+        </w:rPr>
+        <w:t xml:space="preserve"> – доля поездок в час пик, k – доля поездок на улице. Для </w:t>
+      </w:r>
+      <w:r>
+        <w:rPr>
+          <w:rFonts w:ascii="Times New Roman" w:hAnsi="Times New Roman" w:cs="Times New Roman" w:hint="eastAsia"/>
+          <w:sz w:val="28"/>
+          <w:szCs w:val="28"/>
+        </w:rPr>
+        <w:t>p</w:t>
+      </w:r>
+      <w:r>
+        <w:rPr>
+          <w:rFonts w:ascii="Times New Roman" w:hAnsi="Times New Roman" w:cs="Times New Roman"/>
+          <w:sz w:val="28"/>
+          <w:szCs w:val="28"/>
+        </w:rPr>
+        <w:t xml:space="preserve"> можно взять константу от 10% до 15% - фактическое значение, к-е можно взять за 0,1</w:t>
+      </w:r>
+      <w:r>
+        <w:rPr>
+          <w:rFonts w:ascii="Times New Roman" w:hAnsi="Times New Roman" w:cs="Times New Roman"/>
+          <w:sz w:val="28"/>
+          <w:szCs w:val="28"/>
+        </w:rPr>
+        <w:t xml:space="preserve">; для </w:t>
+      </w:r>
+      <w:r>
+        <w:rPr>
+          <w:rFonts w:ascii="Times New Roman" w:hAnsi="Times New Roman" w:cs="Times New Roman" w:hint="eastAsia"/>
+          <w:sz w:val="28"/>
+          <w:szCs w:val="28"/>
+        </w:rPr>
+        <w:t>m</w:t>
+      </w:r>
+      <w:r>
+        <w:rPr>
+          <w:rFonts w:ascii="Times New Roman" w:hAnsi="Times New Roman" w:cs="Times New Roman"/>
+          <w:sz w:val="28"/>
+          <w:szCs w:val="28"/>
+        </w:rPr>
+        <w:t xml:space="preserve"> можно взять 2 поездки. </w:t>
+      </w:r>
+      <w:r>
+        <w:rPr>
+          <w:rFonts w:ascii="Times New Roman" w:hAnsi="Times New Roman" w:cs="Times New Roman"/>
+          <w:sz w:val="28"/>
+          <w:szCs w:val="28"/>
+        </w:rPr>
+        <w:lastRenderedPageBreak/>
+        <w:t xml:space="preserve">Однако </w:t>
+      </w:r>
+      <w:r>
+        <w:rPr>
+          <w:rFonts w:ascii="Times New Roman" w:hAnsi="Times New Roman" w:cs="Times New Roman" w:hint="eastAsia"/>
+          <w:sz w:val="28"/>
+          <w:szCs w:val="28"/>
+        </w:rPr>
+        <w:t>k</w:t>
+      </w:r>
+      <w:r>
+        <w:rPr>
+          <w:rFonts w:ascii="Times New Roman" w:hAnsi="Times New Roman" w:cs="Times New Roman"/>
+          <w:sz w:val="28"/>
+          <w:szCs w:val="28"/>
+        </w:rPr>
+        <w:t xml:space="preserve"> можно принять за варьирующуюся константу</w:t>
+      </w:r>
+      <w:r>
+        <w:rPr>
+          <w:rFonts w:ascii="Times New Roman" w:hAnsi="Times New Roman" w:cs="Times New Roman"/>
+          <w:sz w:val="28"/>
+          <w:szCs w:val="28"/>
+        </w:rPr>
+        <w:t>, к-я зависит от иерархии дороги в сети, однако, к счастью, это можно нетрудно определить.</w:t>
+      </w:r>
     </w:p>
     <w:p>
       <w:pPr>
+        <w:pStyle w:val="a3"/>
+        <w:numPr>
+          <w:ilvl w:val="0"/>
+          <w:numId w:val="3"/>
+        </w:numPr>
         <w:spacing w:before="240"/>
         <w:rPr>
           <w:rFonts w:ascii="Times New Roman" w:hAnsi="Times New Roman" w:cs="Times New Roman"/>
@@ -2863,9 +3313,348 @@
           <w:szCs w:val="28"/>
         </w:rPr>
       </w:pPr>
+      <w:r>
+        <w:rPr>
+          <w:rFonts w:ascii="Times New Roman" w:hAnsi="Times New Roman" w:cs="Times New Roman"/>
+          <w:sz w:val="28"/>
+          <w:szCs w:val="28"/>
+        </w:rPr>
+        <w:t xml:space="preserve">Если дорога – локальная (то есть используются для местного перемещения по району, маленький трафик), то </w:t>
+      </w:r>
+      <w:r>
+        <w:rPr>
+          <w:rFonts w:ascii="Times New Roman" w:hAnsi="Times New Roman" w:cs="Times New Roman" w:hint="eastAsia"/>
+          <w:sz w:val="28"/>
+          <w:szCs w:val="28"/>
+        </w:rPr>
+        <w:t>k</w:t>
+      </w:r>
+      <w:r>
+        <w:rPr>
+          <w:rFonts w:ascii="Times New Roman" w:hAnsi="Times New Roman" w:cs="Times New Roman"/>
+          <w:sz w:val="28"/>
+          <w:szCs w:val="28"/>
+        </w:rPr>
+        <w:t xml:space="preserve"> варьируется от 0,1 до 0,2 (для удобства возьмём за 0,15)</w:t>
+      </w:r>
     </w:p>
     <w:p>
       <w:pPr>
+        <w:pStyle w:val="a3"/>
+        <w:numPr>
+          <w:ilvl w:val="0"/>
+          <w:numId w:val="3"/>
+        </w:numPr>
+        <w:spacing w:before="240"/>
+        <w:rPr>
+          <w:rFonts w:ascii="Times New Roman" w:hAnsi="Times New Roman" w:cs="Times New Roman"/>
+          <w:sz w:val="28"/>
+          <w:szCs w:val="28"/>
+        </w:rPr>
+      </w:pPr>
+      <w:r>
+        <w:rPr>
+          <w:rFonts w:ascii="Times New Roman" w:hAnsi="Times New Roman" w:cs="Times New Roman"/>
+          <w:sz w:val="28"/>
+          <w:szCs w:val="28"/>
+        </w:rPr>
+        <w:t xml:space="preserve">Если дорога – артериальная (то есть используется для перемещения между локальными дорогами и магистралями, средний трафик), то </w:t>
+      </w:r>
+      <w:r>
+        <w:rPr>
+          <w:rFonts w:ascii="Times New Roman" w:hAnsi="Times New Roman" w:cs="Times New Roman" w:hint="eastAsia"/>
+          <w:sz w:val="28"/>
+          <w:szCs w:val="28"/>
+        </w:rPr>
+        <w:t>k</w:t>
+      </w:r>
+      <w:r>
+        <w:rPr>
+          <w:rFonts w:ascii="Times New Roman" w:hAnsi="Times New Roman" w:cs="Times New Roman"/>
+          <w:sz w:val="28"/>
+          <w:szCs w:val="28"/>
+        </w:rPr>
+        <w:t xml:space="preserve"> варьируется от 0,2 до 0,35 (для удобства возьмём за 0,27)</w:t>
+      </w:r>
+    </w:p>
+    <w:p>
+      <w:pPr>
+        <w:pStyle w:val="a3"/>
+        <w:numPr>
+          <w:ilvl w:val="0"/>
+          <w:numId w:val="3"/>
+        </w:numPr>
+        <w:spacing w:before="240"/>
+        <w:rPr>
+          <w:rFonts w:ascii="Times New Roman" w:hAnsi="Times New Roman" w:cs="Times New Roman"/>
+          <w:sz w:val="28"/>
+          <w:szCs w:val="28"/>
+        </w:rPr>
+      </w:pPr>
+      <w:r>
+        <w:rPr>
+          <w:rFonts w:ascii="Times New Roman" w:hAnsi="Times New Roman" w:cs="Times New Roman"/>
+          <w:sz w:val="28"/>
+          <w:szCs w:val="28"/>
+        </w:rPr>
+        <w:t xml:space="preserve">Если дорога – </w:t>
+      </w:r>
+      <w:r>
+        <w:rPr>
+          <w:rFonts w:ascii="Times New Roman" w:hAnsi="Times New Roman" w:cs="Times New Roman"/>
+          <w:sz w:val="28"/>
+          <w:szCs w:val="28"/>
+        </w:rPr>
+        <w:t>магистральная</w:t>
+      </w:r>
+      <w:r>
+        <w:rPr>
+          <w:rFonts w:ascii="Times New Roman" w:hAnsi="Times New Roman" w:cs="Times New Roman"/>
+          <w:sz w:val="28"/>
+          <w:szCs w:val="28"/>
+        </w:rPr>
+        <w:t xml:space="preserve"> (то есть она используется для перемещения больших потоков траффика</w:t>
+      </w:r>
+      <w:r>
+        <w:rPr>
+          <w:rFonts w:ascii="Times New Roman" w:hAnsi="Times New Roman" w:cs="Times New Roman"/>
+          <w:sz w:val="28"/>
+          <w:szCs w:val="28"/>
+        </w:rPr>
+        <w:t>, большой трафик</w:t>
+      </w:r>
+      <w:r>
+        <w:rPr>
+          <w:rFonts w:ascii="Times New Roman" w:hAnsi="Times New Roman" w:cs="Times New Roman"/>
+          <w:sz w:val="28"/>
+          <w:szCs w:val="28"/>
+        </w:rPr>
+        <w:t>)</w:t>
+      </w:r>
+      <w:r>
+        <w:rPr>
+          <w:rFonts w:ascii="Times New Roman" w:hAnsi="Times New Roman" w:cs="Times New Roman"/>
+          <w:sz w:val="28"/>
+          <w:szCs w:val="28"/>
+        </w:rPr>
+        <w:t xml:space="preserve">, то </w:t>
+      </w:r>
+      <w:r>
+        <w:rPr>
+          <w:rFonts w:ascii="Times New Roman" w:hAnsi="Times New Roman" w:cs="Times New Roman" w:hint="eastAsia"/>
+          <w:sz w:val="28"/>
+          <w:szCs w:val="28"/>
+        </w:rPr>
+        <w:t>k</w:t>
+      </w:r>
+      <w:r>
+        <w:rPr>
+          <w:rFonts w:ascii="Times New Roman" w:hAnsi="Times New Roman" w:cs="Times New Roman"/>
+          <w:sz w:val="28"/>
+          <w:szCs w:val="28"/>
+        </w:rPr>
+        <w:t xml:space="preserve"> варьируется от 0,35 до 0,6 (для удобства возьмём 0,45)</w:t>
+      </w:r>
+    </w:p>
+    <w:p>
+      <w:pPr>
+        <w:spacing w:before="240"/>
+        <w:ind w:left="360"/>
+        <w:rPr>
+          <w:rFonts w:ascii="Times New Roman" w:hAnsi="Times New Roman" w:cs="Times New Roman"/>
+          <w:sz w:val="28"/>
+          <w:szCs w:val="28"/>
+        </w:rPr>
+      </w:pPr>
+      <w:r>
+        <w:rPr>
+          <w:rFonts w:ascii="Times New Roman" w:hAnsi="Times New Roman" w:cs="Times New Roman"/>
+          <w:sz w:val="28"/>
+          <w:szCs w:val="28"/>
+        </w:rPr>
+        <w:t xml:space="preserve">Можно немного сократить формулу: </w:t>
+      </w:r>
+      <m:oMath>
+        <m:r>
+          <w:rPr>
+            <w:rFonts w:ascii="Cambria Math" w:hAnsi="Cambria Math" w:cs="Times New Roman"/>
+            <w:sz w:val="28"/>
+            <w:szCs w:val="28"/>
+          </w:rPr>
+          <m:t>Q=0,2lρk</m:t>
+        </m:r>
+      </m:oMath>
+      <w:r>
+        <w:rPr>
+          <w:rFonts w:ascii="Times New Roman" w:hAnsi="Times New Roman" w:cs="Times New Roman"/>
+          <w:sz w:val="28"/>
+          <w:szCs w:val="28"/>
+        </w:rPr>
+        <w:t xml:space="preserve">. </w:t>
+      </w:r>
+      <w:r>
+        <w:rPr>
+          <w:rFonts w:ascii="Times New Roman" w:hAnsi="Times New Roman" w:cs="Times New Roman"/>
+          <w:sz w:val="28"/>
+          <w:szCs w:val="28"/>
+        </w:rPr>
+        <w:t xml:space="preserve">Это и есть пассажиропоток на участке, на основе к-го </w:t>
+      </w:r>
+      <w:r>
+        <w:rPr>
+          <w:rFonts w:ascii="Times New Roman" w:hAnsi="Times New Roman" w:cs="Times New Roman"/>
+          <w:sz w:val="28"/>
+          <w:szCs w:val="28"/>
+        </w:rPr>
+        <w:t xml:space="preserve">нужно будет собрать подграф. </w:t>
+      </w:r>
+    </w:p>
+    <w:p>
+      <w:pPr>
+        <w:spacing w:before="240"/>
+        <w:ind w:left="360"/>
+        <w:rPr>
+          <w:rFonts w:ascii="Times New Roman" w:hAnsi="Times New Roman" w:cs="Times New Roman"/>
+          <w:sz w:val="28"/>
+          <w:szCs w:val="28"/>
+        </w:rPr>
+      </w:pPr>
+      <w:r>
+        <w:rPr>
+          <w:rFonts w:ascii="Times New Roman" w:hAnsi="Times New Roman" w:cs="Times New Roman"/>
+          <w:sz w:val="28"/>
+          <w:szCs w:val="28"/>
+        </w:rPr>
+        <w:tab/>
+        <w:t xml:space="preserve">Ситуация с моделированием аналогична моделированию ДТС: отдельные алгоритмы дают мало информации, однако вкупе с остальными создают целостную картину. </w:t>
+      </w:r>
+    </w:p>
+    <w:p>
+      <w:pPr>
+        <w:spacing w:before="240"/>
+        <w:ind w:left="360"/>
+        <w:rPr>
+          <w:rFonts w:ascii="Times New Roman" w:hAnsi="Times New Roman" w:cs="Times New Roman"/>
+          <w:sz w:val="28"/>
+          <w:szCs w:val="28"/>
+        </w:rPr>
+      </w:pPr>
+      <w:r>
+        <w:rPr>
+          <w:rFonts w:ascii="Times New Roman" w:hAnsi="Times New Roman" w:cs="Times New Roman"/>
+          <w:sz w:val="28"/>
+          <w:szCs w:val="28"/>
+        </w:rPr>
+        <w:tab/>
+        <w:t xml:space="preserve">Для того, чтобы общественный транспорт возил людей, а не воздух, его обычно располагают на артериальные или магистральные улицы. Как бы ни хотелось жителям иметь транспорт максимально близко к дому, основной транспорт будет ходить по артериям и привлекать пассажиропоток. Если же внутрирайонные поездки необходимы, то можно отдельно смоделировать «социальные» автобусы (как, например, это реализовано в Москве). Поэтому к пассажиропотоку </w:t>
+      </w:r>
+      <w:proofErr w:type="spellStart"/>
+      <w:r>
+        <w:rPr>
+          <w:rFonts w:ascii="Times New Roman" w:hAnsi="Times New Roman" w:cs="Times New Roman"/>
+          <w:sz w:val="28"/>
+          <w:szCs w:val="28"/>
+        </w:rPr>
+        <w:t>кажд</w:t>
+      </w:r>
+      <w:proofErr w:type="spellEnd"/>
+      <w:r>
+        <w:rPr>
+          <w:rFonts w:ascii="Times New Roman" w:hAnsi="Times New Roman" w:cs="Times New Roman"/>
+          <w:sz w:val="28"/>
+          <w:szCs w:val="28"/>
+        </w:rPr>
+        <w:tab/>
+        <w:t xml:space="preserve">ому отрезку улицы нужно прибавить пассажиропоток локальных улиц, с к-ми он граничит в вершинах. </w:t>
+      </w:r>
+    </w:p>
+    <w:p>
+      <w:pPr>
+        <w:spacing w:before="240"/>
+        <w:ind w:left="360"/>
+        <w:rPr>
+          <w:rFonts w:ascii="Times New Roman" w:hAnsi="Times New Roman" w:cs="Times New Roman" w:hint="eastAsia"/>
+          <w:i/>
+          <w:sz w:val="28"/>
+          <w:szCs w:val="28"/>
+        </w:rPr>
+      </w:pPr>
+      <w:r>
+        <w:rPr>
+          <w:rFonts w:ascii="Times New Roman" w:hAnsi="Times New Roman" w:cs="Times New Roman"/>
+          <w:sz w:val="28"/>
+          <w:szCs w:val="28"/>
+        </w:rPr>
+        <w:tab/>
+        <w:t xml:space="preserve">Для построения «базы» ОТ можно использовать алгоритмы нахождения минимального </w:t>
+      </w:r>
+      <w:proofErr w:type="spellStart"/>
+      <w:r>
+        <w:rPr>
+          <w:rFonts w:ascii="Times New Roman" w:hAnsi="Times New Roman" w:cs="Times New Roman"/>
+          <w:sz w:val="28"/>
+          <w:szCs w:val="28"/>
+        </w:rPr>
+        <w:t>остовного</w:t>
+      </w:r>
+      <w:proofErr w:type="spellEnd"/>
+      <w:r>
+        <w:rPr>
+          <w:rFonts w:ascii="Times New Roman" w:hAnsi="Times New Roman" w:cs="Times New Roman"/>
+          <w:sz w:val="28"/>
+          <w:szCs w:val="28"/>
+        </w:rPr>
+        <w:t xml:space="preserve"> дерева</w:t>
+      </w:r>
+      <w:r>
+        <w:rPr>
+          <w:rFonts w:ascii="Times New Roman" w:hAnsi="Times New Roman" w:cs="Times New Roman"/>
+          <w:sz w:val="28"/>
+          <w:szCs w:val="28"/>
+        </w:rPr>
+        <w:t xml:space="preserve">, то есть нужно соединить все вершины так, чтобы у нас получилось дерево минимального веса. Для этого подойдёт алгоритм </w:t>
+      </w:r>
+      <w:proofErr w:type="spellStart"/>
+      <w:r>
+        <w:rPr>
+          <w:rFonts w:ascii="Times New Roman" w:hAnsi="Times New Roman" w:cs="Times New Roman"/>
+          <w:sz w:val="28"/>
+          <w:szCs w:val="28"/>
+        </w:rPr>
+        <w:t>Крускала</w:t>
+      </w:r>
+      <w:proofErr w:type="spellEnd"/>
+      <w:r>
+        <w:rPr>
+          <w:rFonts w:ascii="Times New Roman" w:hAnsi="Times New Roman" w:cs="Times New Roman"/>
+          <w:sz w:val="28"/>
+          <w:szCs w:val="28"/>
+        </w:rPr>
+        <w:t xml:space="preserve"> или алгоритм Прима. </w:t>
+      </w:r>
+    </w:p>
+    <w:p>
+      <w:pPr>
+        <w:spacing w:before="240"/>
+        <w:rPr>
+          <w:rFonts w:ascii="Times New Roman" w:hAnsi="Times New Roman" w:cs="Times New Roman"/>
+          <w:sz w:val="28"/>
+          <w:szCs w:val="28"/>
+        </w:rPr>
+      </w:pPr>
+    </w:p>
+    <w:p>
+      <w:pPr>
+        <w:spacing w:before="240"/>
+        <w:rPr>
+          <w:rFonts w:ascii="Times New Roman" w:hAnsi="Times New Roman" w:cs="Times New Roman"/>
+          <w:sz w:val="28"/>
+          <w:szCs w:val="28"/>
+        </w:rPr>
+      </w:pPr>
+    </w:p>
+    <w:p>
+      <w:pPr>
         <w:spacing w:before="240"/>
         <w:jc w:val="center"/>
         <w:rPr>
@@ -2893,6 +3682,7 @@
         </w:rPr>
       </w:pPr>
       <w:hyperlink r:id="rId6" w:history="1">
+        <w:proofErr w:type="spellStart"/>
         <w:r>
           <w:rPr>
             <w:rStyle w:val="a6"/>
@@ -2903,6 +3693,7 @@
           </w:rPr>
           <w:t>habr</w:t>
         </w:r>
+        <w:proofErr w:type="spellEnd"/>
         <w:r>
           <w:rPr>
             <w:rStyle w:val="a6"/>
@@ -2931,6 +3722,7 @@
           </w:rPr>
           <w:t>/</w:t>
         </w:r>
+        <w:proofErr w:type="spellStart"/>
         <w:r>
           <w:rPr>
             <w:rStyle w:val="a6"/>
@@ -2941,6 +3733,7 @@
           </w:rPr>
           <w:t>ru</w:t>
         </w:r>
+        <w:proofErr w:type="spellEnd"/>
         <w:r>
           <w:rPr>
             <w:rStyle w:val="a6"/>
@@ -3013,7 +3806,25 @@
           <w:sz w:val="28"/>
           <w:szCs w:val="28"/>
         </w:rPr>
-        <w:t xml:space="preserve"> - Городские улицы и мостовые. Г. Д. Дубелир, 1912</w:t>
+        <w:t xml:space="preserve"> - Городские улицы и мостовые. Г. Д. </w:t>
+      </w:r>
+      <w:proofErr w:type="spellStart"/>
+      <w:r>
+        <w:rPr>
+          <w:rFonts w:ascii="Times New Roman" w:hAnsi="Times New Roman" w:cs="Times New Roman"/>
+          <w:sz w:val="28"/>
+          <w:szCs w:val="28"/>
+        </w:rPr>
+        <w:t>Дубелир</w:t>
+      </w:r>
+      <w:proofErr w:type="spellEnd"/>
+      <w:r>
+        <w:rPr>
+          <w:rFonts w:ascii="Times New Roman" w:hAnsi="Times New Roman" w:cs="Times New Roman"/>
+          <w:sz w:val="28"/>
+          <w:szCs w:val="28"/>
+        </w:rPr>
+        <w:t>, 1912</w:t>
       </w:r>
     </w:p>
     <w:p>
@@ -3045,6 +3856,7 @@
           </w:rPr>
           <w:t>://</w:t>
         </w:r>
+        <w:proofErr w:type="spellStart"/>
         <w:r>
           <w:rPr>
             <w:rStyle w:val="a6"/>
@@ -3055,6 +3867,7 @@
           </w:rPr>
           <w:t>keldysh</w:t>
         </w:r>
+        <w:proofErr w:type="spellEnd"/>
         <w:r>
           <w:rPr>
             <w:rStyle w:val="a6"/>
@@ -3064,6 +3877,7 @@
           </w:rPr>
           <w:t>.</w:t>
         </w:r>
+        <w:proofErr w:type="spellStart"/>
         <w:r>
           <w:rPr>
             <w:rStyle w:val="a6"/>
@@ -3074,6 +3888,7 @@
           </w:rPr>
           <w:t>ru</w:t>
         </w:r>
+        <w:proofErr w:type="spellEnd"/>
         <w:r>
           <w:rPr>
             <w:rStyle w:val="a6"/>
@@ -3147,7 +3962,54 @@
           <w:sz w:val="28"/>
           <w:szCs w:val="28"/>
         </w:rPr>
-        <w:t xml:space="preserve"> В.В. Семёнов, А.В. Ермаков. Исторический анализ  моделирования транспортных процессов и транспортной инфраструктуры. 2015</w:t>
+        <w:t xml:space="preserve"> </w:t>
+      </w:r>
+      <w:proofErr w:type="spellStart"/>
+      <w:r>
+        <w:rPr>
+          <w:rFonts w:ascii="Times New Roman" w:hAnsi="Times New Roman" w:cs="Times New Roman"/>
+          <w:sz w:val="28"/>
+          <w:szCs w:val="28"/>
+        </w:rPr>
+        <w:t>В.В</w:t>
+      </w:r>
+      <w:proofErr w:type="spellEnd"/>
+      <w:r>
+        <w:rPr>
+          <w:rFonts w:ascii="Times New Roman" w:hAnsi="Times New Roman" w:cs="Times New Roman"/>
+          <w:sz w:val="28"/>
+          <w:szCs w:val="28"/>
+        </w:rPr>
+        <w:t>. Семёнов, А.В. Ермаков. Исторический анализ  моделирования транспортных процессов и транспортной инфраструктуры. 2015</w:t>
+      </w:r>
+    </w:p>
+    <w:p>
+      <w:pPr>
+        <w:spacing w:before="240"/>
+        <w:rPr>
+          <w:rFonts w:ascii="Times New Roman" w:hAnsi="Times New Roman" w:cs="Times New Roman"/>
+          <w:sz w:val="28"/>
+          <w:szCs w:val="28"/>
+        </w:rPr>
+      </w:pPr>
+      <w:hyperlink r:id="rId9" w:history="1">
+        <w:r>
+          <w:rPr>
+            <w:rStyle w:val="a6"/>
+            <w:rFonts w:ascii="Times New Roman" w:hAnsi="Times New Roman" w:cs="Times New Roman"/>
+            <w:sz w:val="28"/>
+            <w:szCs w:val="28"/>
+          </w:rPr>
+          <w:t>https://tass.ru/obschestvo/12437759</w:t>
+        </w:r>
+      </w:hyperlink>
+      <w:r>
+        <w:rPr>
+          <w:rFonts w:ascii="Times New Roman" w:hAnsi="Times New Roman" w:cs="Times New Roman"/>
+          <w:sz w:val="28"/>
+          <w:szCs w:val="28"/>
+        </w:rPr>
+        <w:t xml:space="preserve"> - статистика пользования ОТ в городах РФ от ТАСС </w:t>
       </w:r>
     </w:p>
     <w:sectPr>
@@ -3340,11 +4202,103 @@
       </w:pPr>
     </w:lvl>
   </w:abstractNum>
+  <w:abstractNum w:abstractNumId="2" w15:restartNumberingAfterBreak="0">
+    <w:nsid w:val="53413DDE"/>
+    <w:multiLevelType w:val="hybridMultilevel"/>
+    <w:tmpl w:val="A372FD2C"/>
+    <w:lvl w:ilvl="0" w:tplc="04190011">
+      <w:start w:val="1"/>
+      <w:numFmt w:val="decimal"/>
+      <w:lvlText w:val="%1)"/>
+      <w:lvlJc w:val="left"/>
+      <w:pPr>
+        <w:ind w:left="720" w:hanging="360"/>
+      </w:pPr>
+      <w:rPr>
+        <w:rFonts w:hint="default"/>
+      </w:rPr>
+    </w:lvl>
+    <w:lvl w:ilvl="1" w:tplc="04190019" w:tentative="1">
+      <w:start w:val="1"/>
+      <w:numFmt w:val="lowerLetter"/>
+      <w:lvlText w:val="%2."/>
+      <w:lvlJc w:val="left"/>
+      <w:pPr>
+        <w:ind w:left="1440" w:hanging="360"/>
+      </w:pPr>
+    </w:lvl>
+    <w:lvl w:ilvl="2" w:tplc="0419001B" w:tentative="1">
+      <w:start w:val="1"/>
+      <w:numFmt w:val="lowerRoman"/>
+      <w:lvlText w:val="%3."/>
+      <w:lvlJc w:val="right"/>
+      <w:pPr>
+        <w:ind w:left="2160" w:hanging="180"/>
+      </w:pPr>
+    </w:lvl>
+    <w:lvl w:ilvl="3" w:tplc="0419000F" w:tentative="1">
+      <w:start w:val="1"/>
+      <w:numFmt w:val="decimal"/>
+      <w:lvlText w:val="%4."/>
+      <w:lvlJc w:val="left"/>
+      <w:pPr>
+        <w:ind w:left="2880" w:hanging="360"/>
+      </w:pPr>
+    </w:lvl>
+    <w:lvl w:ilvl="4" w:tplc="04190019" w:tentative="1">
+      <w:start w:val="1"/>
+      <w:numFmt w:val="lowerLetter"/>
+      <w:lvlText w:val="%5."/>
+      <w:lvlJc w:val="left"/>
+      <w:pPr>
+        <w:ind w:left="3600" w:hanging="360"/>
+      </w:pPr>
+    </w:lvl>
+    <w:lvl w:ilvl="5" w:tplc="0419001B" w:tentative="1">
+      <w:start w:val="1"/>
+      <w:numFmt w:val="lowerRoman"/>
+      <w:lvlText w:val="%6."/>
+      <w:lvlJc w:val="right"/>
+      <w:pPr>
+        <w:ind w:left="4320" w:hanging="180"/>
+      </w:pPr>
+    </w:lvl>
+    <w:lvl w:ilvl="6" w:tplc="0419000F" w:tentative="1">
+      <w:start w:val="1"/>
+      <w:numFmt w:val="decimal"/>
+      <w:lvlText w:val="%7."/>
+      <w:lvlJc w:val="left"/>
+      <w:pPr>
+        <w:ind w:left="5040" w:hanging="360"/>
+      </w:pPr>
+    </w:lvl>
+    <w:lvl w:ilvl="7" w:tplc="04190019" w:tentative="1">
+      <w:start w:val="1"/>
+      <w:numFmt w:val="lowerLetter"/>
+      <w:lvlText w:val="%8."/>
+      <w:lvlJc w:val="left"/>
+      <w:pPr>
+        <w:ind w:left="5760" w:hanging="360"/>
+      </w:pPr>
+    </w:lvl>
+    <w:lvl w:ilvl="8" w:tplc="0419001B" w:tentative="1">
+      <w:start w:val="1"/>
+      <w:numFmt w:val="lowerRoman"/>
+      <w:lvlText w:val="%9."/>
+      <w:lvlJc w:val="right"/>
+      <w:pPr>
+        <w:ind w:left="6480" w:hanging="180"/>
+      </w:pPr>
+    </w:lvl>
+  </w:abstractNum>
   <w:num w:numId="1">
     <w:abstractNumId w:val="1"/>
   </w:num>
   <w:num w:numId="2">
     <w:abstractNumId w:val="0"/>
+  </w:num>
+  <w:num w:numId="3">
+    <w:abstractNumId w:val="2"/>
   </w:num>
 </w:numbering>
 </file>

--- a/Article.docx
+++ b/Article.docx
@@ -1037,7 +1037,7 @@
           <w:sz w:val="28"/>
           <w:szCs w:val="28"/>
         </w:rPr>
-        <w:t xml:space="preserve"> – изменение потока, (пропускная способность), которое является произведением плотности на скорость от плотности. Сама скорость может быть описана как формула Гринш</w:t>
+        <w:t xml:space="preserve"> – изменение потока, (пропускная способность), которое является произведением плотности на скорость от плотности. Сама скорость может быть описана как формула </w:t>
       </w:r>
       <w:proofErr w:type="spellStart"/>
       <w:r>
@@ -1046,7 +1046,7 @@
           <w:sz w:val="28"/>
           <w:szCs w:val="28"/>
         </w:rPr>
-        <w:t>илдса</w:t>
+        <w:t>Гриншилдса</w:t>
       </w:r>
       <w:proofErr w:type="spellEnd"/>
       <w:r>
@@ -1523,25 +1523,7 @@
           <w:sz w:val="28"/>
           <w:szCs w:val="28"/>
         </w:rPr>
-        <w:t>, к-я содерж</w:t>
-      </w:r>
-      <w:proofErr w:type="spellStart"/>
-      <w:r>
-        <w:rPr>
-          <w:rFonts w:ascii="Times New Roman" w:hAnsi="Times New Roman" w:cs="Times New Roman"/>
-          <w:sz w:val="28"/>
-          <w:szCs w:val="28"/>
-        </w:rPr>
-        <w:t>ит</w:t>
-      </w:r>
-      <w:proofErr w:type="spellEnd"/>
-      <w:r>
-        <w:rPr>
-          <w:rFonts w:ascii="Times New Roman" w:hAnsi="Times New Roman" w:cs="Times New Roman"/>
-          <w:sz w:val="28"/>
-          <w:szCs w:val="28"/>
-        </w:rPr>
-        <w:t xml:space="preserve"> в себе параметры, где </w:t>
+        <w:t xml:space="preserve">, к-я содержит в себе параметры, где </w:t>
       </w:r>
       <m:oMath>
         <m:r>
@@ -2078,25 +2060,7 @@
           <w:sz w:val="28"/>
           <w:szCs w:val="28"/>
         </w:rPr>
-        <w:t>, которая называется хар</w:t>
-      </w:r>
-      <w:proofErr w:type="spellStart"/>
-      <w:r>
-        <w:rPr>
-          <w:rFonts w:ascii="Times New Roman" w:hAnsi="Times New Roman" w:cs="Times New Roman"/>
-          <w:sz w:val="28"/>
-          <w:szCs w:val="28"/>
-        </w:rPr>
-        <w:t>актеристикой</w:t>
-      </w:r>
-      <w:proofErr w:type="spellEnd"/>
-      <w:r>
-        <w:rPr>
-          <w:rFonts w:ascii="Times New Roman" w:hAnsi="Times New Roman" w:cs="Times New Roman"/>
-          <w:sz w:val="28"/>
-          <w:szCs w:val="28"/>
-        </w:rPr>
-        <w:t xml:space="preserve"> водителя и выступает как аналог давления. Как итог, из-за замены давления на его аналог, модель </w:t>
+        <w:t xml:space="preserve">, которая называется характеристикой водителя и выступает как аналог давления. Как итог, из-за замены давления на его аналог, модель </w:t>
       </w:r>
       <w:r>
         <w:rPr>
@@ -2898,6 +2862,22 @@
         <w:lastRenderedPageBreak/>
         <w:t>виде тяжёлых сумок или чемоданов). В идеале, если есть лестница, то рядом с ней должен быть пандус. Если есть зебра, то до неё можно легко добраться.</w:t>
       </w:r>
+      <w:r>
+        <w:rPr>
+          <w:rFonts w:ascii="Times New Roman" w:hAnsi="Times New Roman" w:cs="Times New Roman"/>
+          <w:sz w:val="28"/>
+          <w:szCs w:val="28"/>
+        </w:rPr>
+        <w:t xml:space="preserve"> Здесь также можно сказать о пешеходной или транспортной доступност</w:t>
+      </w:r>
+      <w:r>
+        <w:rPr>
+          <w:rFonts w:ascii="Times New Roman" w:hAnsi="Times New Roman" w:cs="Times New Roman"/>
+          <w:sz w:val="28"/>
+          <w:szCs w:val="28"/>
+        </w:rPr>
+        <w:t>и, то есть до основных точек притяжения должно быть в идеале не больше 400 м.</w:t>
+      </w:r>
     </w:p>
     <w:p>
       <w:pPr>
@@ -2926,6 +2906,29 @@
       <w:pPr>
         <w:pStyle w:val="a3"/>
         <w:numPr>
+          <w:ilvl w:val="1"/>
+          <w:numId w:val="2"/>
+        </w:numPr>
+        <w:spacing w:before="240"/>
+        <w:rPr>
+          <w:rFonts w:ascii="Times New Roman" w:hAnsi="Times New Roman" w:cs="Times New Roman"/>
+          <w:sz w:val="28"/>
+          <w:szCs w:val="28"/>
+        </w:rPr>
+      </w:pPr>
+      <w:r>
+        <w:rPr>
+          <w:rFonts w:ascii="Times New Roman" w:hAnsi="Times New Roman" w:cs="Times New Roman"/>
+          <w:sz w:val="28"/>
+          <w:szCs w:val="28"/>
+        </w:rPr>
+        <w:t>Связность также подразумевает в себе отсутствие тупиков, то есть ни один участник дорожного движения не должен сталкиваться с ситуацией, где он не может пройти или проехать через что-либо.</w:t>
+      </w:r>
+    </w:p>
+    <w:p>
+      <w:pPr>
+        <w:pStyle w:val="a3"/>
+        <w:numPr>
           <w:ilvl w:val="0"/>
           <w:numId w:val="2"/>
         </w:numPr>
@@ -2942,27 +2945,145 @@
           <w:sz w:val="28"/>
           <w:szCs w:val="28"/>
         </w:rPr>
-        <w:t xml:space="preserve">В ряде стран существует такая система, как </w:t>
-      </w:r>
-      <w:r>
-        <w:rPr>
-          <w:rFonts w:ascii="Times New Roman" w:hAnsi="Times New Roman" w:cs="Times New Roman" w:hint="eastAsia"/>
-          <w:sz w:val="28"/>
-          <w:szCs w:val="28"/>
-        </w:rPr>
-        <w:t>V</w:t>
-      </w:r>
-      <w:r>
-        <w:rPr>
-          <w:rFonts w:ascii="Times New Roman" w:hAnsi="Times New Roman" w:cs="Times New Roman"/>
-          <w:sz w:val="28"/>
-          <w:szCs w:val="28"/>
-        </w:rPr>
-        <w:t xml:space="preserve">ision Zero, речь о которой пойдёт позднее. Ключевой её принцип – нулевая толерантность </w:t>
+        <w:t>Движение потоков: должно возникать как можно меньше точек конфликта, регулирование потоков (транзитный график не проходит через местные улицы, один перекрёсток не нагружен сильно больше другого)</w:t>
+      </w:r>
+      <w:r>
+        <w:rPr>
+          <w:rFonts w:ascii="Times New Roman" w:hAnsi="Times New Roman" w:cs="Times New Roman"/>
+          <w:sz w:val="28"/>
+          <w:szCs w:val="28"/>
+        </w:rPr>
+        <w:t xml:space="preserve">, фактическая пропускная способность не должна превышать заявленную. </w:t>
       </w:r>
     </w:p>
     <w:p>
       <w:pPr>
+        <w:pStyle w:val="a3"/>
+        <w:numPr>
+          <w:ilvl w:val="1"/>
+          <w:numId w:val="2"/>
+        </w:numPr>
+        <w:spacing w:before="240"/>
+        <w:rPr>
+          <w:rFonts w:ascii="Times New Roman" w:hAnsi="Times New Roman" w:cs="Times New Roman"/>
+          <w:sz w:val="28"/>
+          <w:szCs w:val="28"/>
+        </w:rPr>
+      </w:pPr>
+      <w:r>
+        <w:rPr>
+          <w:rFonts w:ascii="Times New Roman" w:hAnsi="Times New Roman" w:cs="Times New Roman"/>
+          <w:sz w:val="28"/>
+          <w:szCs w:val="28"/>
+        </w:rPr>
+        <w:t>Также можно сюда отнести стабильность ДТС: не должно возникать потери времени. К таким можно отнести аварии, пробки, пути объезда перекрытых участков или долгое ожидание ОТ.</w:t>
+      </w:r>
+    </w:p>
+    <w:p>
+      <w:pPr>
+        <w:pStyle w:val="a3"/>
+        <w:numPr>
+          <w:ilvl w:val="0"/>
+          <w:numId w:val="2"/>
+        </w:numPr>
+        <w:spacing w:before="240"/>
+        <w:rPr>
+          <w:rFonts w:ascii="Times New Roman" w:hAnsi="Times New Roman" w:cs="Times New Roman"/>
+          <w:sz w:val="28"/>
+          <w:szCs w:val="28"/>
+        </w:rPr>
+      </w:pPr>
+      <w:r>
+        <w:rPr>
+          <w:rFonts w:ascii="Times New Roman" w:hAnsi="Times New Roman" w:cs="Times New Roman"/>
+          <w:sz w:val="28"/>
+          <w:szCs w:val="28"/>
+        </w:rPr>
+        <w:t xml:space="preserve">Адаптивность: ДТС должна быстро и с минимальным ущербом подстраиваться под </w:t>
+      </w:r>
+      <w:r>
+        <w:rPr>
+          <w:rFonts w:ascii="Times New Roman" w:hAnsi="Times New Roman" w:cs="Times New Roman"/>
+          <w:sz w:val="28"/>
+          <w:szCs w:val="28"/>
+        </w:rPr>
+        <w:t>внезапные или запланированные изменения.</w:t>
+      </w:r>
+    </w:p>
+    <w:p>
+      <w:pPr>
+        <w:spacing w:before="240"/>
+        <w:rPr>
+          <w:rFonts w:ascii="Times New Roman" w:hAnsi="Times New Roman" w:cs="Times New Roman"/>
+          <w:sz w:val="28"/>
+          <w:szCs w:val="28"/>
+        </w:rPr>
+      </w:pPr>
+      <w:r>
+        <w:rPr>
+          <w:rFonts w:ascii="Times New Roman" w:hAnsi="Times New Roman" w:cs="Times New Roman"/>
+          <w:sz w:val="28"/>
+          <w:szCs w:val="28"/>
+        </w:rPr>
+        <w:t>Собственные критерии хорошей ДТС:</w:t>
+      </w:r>
+    </w:p>
+    <w:p>
+      <w:pPr>
+        <w:pStyle w:val="a3"/>
+        <w:numPr>
+          <w:ilvl w:val="0"/>
+          <w:numId w:val="2"/>
+        </w:numPr>
+        <w:spacing w:before="240"/>
+        <w:rPr>
+          <w:rFonts w:ascii="Times New Roman" w:hAnsi="Times New Roman" w:cs="Times New Roman"/>
+          <w:sz w:val="28"/>
+          <w:szCs w:val="28"/>
+        </w:rPr>
+      </w:pPr>
+      <w:r>
+        <w:rPr>
+          <w:rFonts w:ascii="Times New Roman" w:hAnsi="Times New Roman" w:cs="Times New Roman"/>
+          <w:sz w:val="28"/>
+          <w:szCs w:val="28"/>
+        </w:rPr>
+        <w:t xml:space="preserve">Обслуживание: дороги должны быть в хорошем состоянии. Такие объекты, как снег или мусор не должны мешать движению. Также на улицах не должна скапливаться вода от дождя, а значит, должен быть хороший дренаж. Все вмятины или кочки должны быть разровнены. </w:t>
+      </w:r>
+    </w:p>
+    <w:p>
+      <w:pPr>
+        <w:pStyle w:val="a3"/>
+        <w:numPr>
+          <w:ilvl w:val="0"/>
+          <w:numId w:val="2"/>
+        </w:numPr>
+        <w:spacing w:before="240"/>
+        <w:rPr>
+          <w:rFonts w:ascii="Times New Roman" w:hAnsi="Times New Roman" w:cs="Times New Roman"/>
+          <w:sz w:val="28"/>
+          <w:szCs w:val="28"/>
+        </w:rPr>
+      </w:pPr>
+      <w:r>
+        <w:rPr>
+          <w:rFonts w:ascii="Times New Roman" w:hAnsi="Times New Roman" w:cs="Times New Roman"/>
+          <w:sz w:val="28"/>
+          <w:szCs w:val="28"/>
+        </w:rPr>
+        <w:t>Понятная навигация</w:t>
+      </w:r>
+      <w:r>
+        <w:rPr>
+          <w:rFonts w:ascii="Times New Roman" w:hAnsi="Times New Roman" w:cs="Times New Roman"/>
+          <w:sz w:val="28"/>
+          <w:szCs w:val="28"/>
+        </w:rPr>
+        <w:t xml:space="preserve">: разметка на дороге, указатели, карты и топонимы должны помогать человеку найти его цель передвижения, а не быть формальным объектом проектирования.  </w:t>
+      </w:r>
+    </w:p>
+    <w:p>
+      <w:pPr>
         <w:spacing w:before="240"/>
         <w:jc w:val="center"/>
         <w:rPr>
@@ -3004,7 +3125,16 @@
           <w:sz w:val="28"/>
           <w:szCs w:val="28"/>
         </w:rPr>
-        <w:t xml:space="preserve">Моделированием можно заняться в отрыве от самой дорожной ситуации (то есть моделировать только ОС без других ТС), если при этом они уже не пересекаются. Чтобы такого не происходило, нужно ввести приоритет общественного транспорта: проезд всегда зелёный или ожидание его сведено к минимуму, физическое 100% обособление, чтобы потоки не пересекались. При этом даже при таких качествах ОС могут не пользоваться, ведь собственное ТС </w:t>
+        <w:t xml:space="preserve">Моделированием можно заняться в отрыве от самой дорожной ситуации (то есть моделировать только ОС без других ТС), если при этом они уже не пересекаются. Чтобы такого не происходило, нужно ввести приоритет общественного транспорта: проезд всегда зелёный или ожидание его сведено </w:t>
+      </w:r>
+      <w:r>
+        <w:rPr>
+          <w:rFonts w:ascii="Times New Roman" w:hAnsi="Times New Roman" w:cs="Times New Roman"/>
+          <w:sz w:val="28"/>
+          <w:szCs w:val="28"/>
+        </w:rPr>
+        <w:lastRenderedPageBreak/>
+        <w:t xml:space="preserve">к минимуму, физическое 100% обособление, чтобы потоки не пересекались. При этом даже при таких качествах ОС могут не пользоваться, ведь собственное ТС </w:t>
       </w:r>
       <w:r>
         <w:rPr>
@@ -3263,16 +3393,7 @@
           <w:sz w:val="28"/>
           <w:szCs w:val="28"/>
         </w:rPr>
-        <w:t xml:space="preserve"> можно взять 2 поездки. </w:t>
-      </w:r>
-      <w:r>
-        <w:rPr>
-          <w:rFonts w:ascii="Times New Roman" w:hAnsi="Times New Roman" w:cs="Times New Roman"/>
-          <w:sz w:val="28"/>
-          <w:szCs w:val="28"/>
-        </w:rPr>
-        <w:lastRenderedPageBreak/>
-        <w:t xml:space="preserve">Однако </w:t>
+        <w:t xml:space="preserve"> можно взять 2 поездки. Однако </w:t>
       </w:r>
       <w:r>
         <w:rPr>
@@ -3525,6 +3646,7 @@
           <w:sz w:val="28"/>
           <w:szCs w:val="28"/>
         </w:rPr>
+        <w:lastRenderedPageBreak/>
         <w:tab/>
         <w:t xml:space="preserve">Ситуация с моделированием аналогична моделированию ДТС: отдельные алгоритмы дают мало информации, однако вкупе с остальными создают целостную картину. </w:t>
       </w:r>
@@ -3573,8 +3695,7 @@
         <w:spacing w:before="240"/>
         <w:ind w:left="360"/>
         <w:rPr>
-          <w:rFonts w:ascii="Times New Roman" w:hAnsi="Times New Roman" w:cs="Times New Roman" w:hint="eastAsia"/>
-          <w:i/>
+          <w:rFonts w:ascii="Times New Roman" w:hAnsi="Times New Roman" w:cs="Times New Roman"/>
           <w:sz w:val="28"/>
           <w:szCs w:val="28"/>
         </w:rPr>
@@ -3630,7 +3751,834 @@
           <w:sz w:val="28"/>
           <w:szCs w:val="28"/>
         </w:rPr>
-        <w:t xml:space="preserve"> или алгоритм Прима. </w:t>
+        <w:t xml:space="preserve">. </w:t>
+      </w:r>
+      <w:r>
+        <w:rPr>
+          <w:rFonts w:ascii="Times New Roman" w:hAnsi="Times New Roman" w:cs="Times New Roman"/>
+          <w:sz w:val="28"/>
+          <w:szCs w:val="28"/>
+        </w:rPr>
+        <w:t xml:space="preserve">Алгоритм </w:t>
+      </w:r>
+      <w:proofErr w:type="spellStart"/>
+      <w:r>
+        <w:rPr>
+          <w:rFonts w:ascii="Times New Roman" w:hAnsi="Times New Roman" w:cs="Times New Roman"/>
+          <w:sz w:val="28"/>
+          <w:szCs w:val="28"/>
+        </w:rPr>
+        <w:t>Крускала</w:t>
+      </w:r>
+      <w:proofErr w:type="spellEnd"/>
+      <w:r>
+        <w:rPr>
+          <w:rFonts w:ascii="Times New Roman" w:hAnsi="Times New Roman" w:cs="Times New Roman"/>
+          <w:sz w:val="28"/>
+          <w:szCs w:val="28"/>
+        </w:rPr>
+        <w:t xml:space="preserve"> работает со списками рёбер в два этапа. Первый – сортировка рёбер по весу в порядке возрастания или убывания. Дальше создаём пустой граф с теми же вершинами и для каждого ребра из отсортированного списка рёбер выполняем следующую последовательность действий: </w:t>
+      </w:r>
+    </w:p>
+    <w:p>
+      <w:pPr>
+        <w:pStyle w:val="a3"/>
+        <w:numPr>
+          <w:ilvl w:val="0"/>
+          <w:numId w:val="4"/>
+        </w:numPr>
+        <w:spacing w:before="240"/>
+        <w:rPr>
+          <w:rFonts w:ascii="Times New Roman" w:hAnsi="Times New Roman" w:cs="Times New Roman"/>
+          <w:i/>
+          <w:sz w:val="28"/>
+          <w:szCs w:val="28"/>
+        </w:rPr>
+      </w:pPr>
+      <w:r>
+        <w:rPr>
+          <w:rFonts w:ascii="Times New Roman" w:hAnsi="Times New Roman" w:cs="Times New Roman"/>
+          <w:sz w:val="28"/>
+          <w:szCs w:val="28"/>
+        </w:rPr>
+        <w:t>Добавляем ребро в граф</w:t>
+      </w:r>
+      <w:r>
+        <w:rPr>
+          <w:rFonts w:ascii="Times New Roman" w:hAnsi="Times New Roman" w:cs="Times New Roman"/>
+          <w:sz w:val="28"/>
+          <w:szCs w:val="28"/>
+        </w:rPr>
+        <w:t xml:space="preserve"> </w:t>
+      </w:r>
+    </w:p>
+    <w:p>
+      <w:pPr>
+        <w:pStyle w:val="a3"/>
+        <w:numPr>
+          <w:ilvl w:val="0"/>
+          <w:numId w:val="4"/>
+        </w:numPr>
+        <w:spacing w:before="240"/>
+        <w:rPr>
+          <w:rFonts w:ascii="Times New Roman" w:hAnsi="Times New Roman" w:cs="Times New Roman"/>
+          <w:i/>
+          <w:sz w:val="28"/>
+          <w:szCs w:val="28"/>
+        </w:rPr>
+      </w:pPr>
+      <w:r>
+        <w:rPr>
+          <w:rFonts w:ascii="Times New Roman" w:hAnsi="Times New Roman" w:cs="Times New Roman"/>
+          <w:sz w:val="28"/>
+          <w:szCs w:val="28"/>
+        </w:rPr>
+        <w:t>Смотрим, не появилось ли циклов</w:t>
+      </w:r>
+    </w:p>
+    <w:p>
+      <w:pPr>
+        <w:pStyle w:val="a3"/>
+        <w:numPr>
+          <w:ilvl w:val="0"/>
+          <w:numId w:val="4"/>
+        </w:numPr>
+        <w:spacing w:before="240"/>
+        <w:rPr>
+          <w:rFonts w:ascii="Times New Roman" w:hAnsi="Times New Roman" w:cs="Times New Roman"/>
+          <w:i/>
+          <w:sz w:val="28"/>
+          <w:szCs w:val="28"/>
+        </w:rPr>
+      </w:pPr>
+      <w:r>
+        <w:rPr>
+          <w:rFonts w:ascii="Times New Roman" w:hAnsi="Times New Roman" w:cs="Times New Roman"/>
+          <w:sz w:val="28"/>
+          <w:szCs w:val="28"/>
+        </w:rPr>
+        <w:t>Если циклы появились, то удаляем это ребро</w:t>
+      </w:r>
+    </w:p>
+    <w:p>
+      <w:pPr>
+        <w:spacing w:before="240"/>
+        <w:ind w:firstLine="708"/>
+        <w:rPr>
+          <w:rFonts w:ascii="Times New Roman" w:hAnsi="Times New Roman" w:cs="Times New Roman"/>
+          <w:iCs/>
+          <w:sz w:val="28"/>
+          <w:szCs w:val="28"/>
+        </w:rPr>
+      </w:pPr>
+      <w:r>
+        <w:rPr>
+          <w:rFonts w:ascii="Times New Roman" w:hAnsi="Times New Roman" w:cs="Times New Roman"/>
+          <w:iCs/>
+          <w:sz w:val="28"/>
+          <w:szCs w:val="28"/>
+        </w:rPr>
+        <w:t xml:space="preserve">Однако этот алгоритм не очень подходит для создания системы ОТ, а больше заточен на удаление излишков сети. </w:t>
+      </w:r>
+      <w:r>
+        <w:rPr>
+          <w:rFonts w:ascii="Times New Roman" w:hAnsi="Times New Roman" w:cs="Times New Roman"/>
+          <w:iCs/>
+          <w:sz w:val="28"/>
+          <w:szCs w:val="28"/>
+        </w:rPr>
+        <w:t>Остальные алгоритмы почти полностью зависят от того, как люди ездят (то есть сколько людей проезжает через этот участок, а также точка старта и конца их передвижения).</w:t>
+      </w:r>
+      <w:r>
+        <w:rPr>
+          <w:rFonts w:ascii="Times New Roman" w:hAnsi="Times New Roman" w:cs="Times New Roman"/>
+          <w:iCs/>
+          <w:sz w:val="28"/>
+          <w:szCs w:val="28"/>
+        </w:rPr>
+        <w:t xml:space="preserve"> Если обобщать, то если между двумя районами есть большой трафик, то нужно перенаправить этот поток на транспортный коридор. И построение транспортных коридоров можно уже рассчитывать такими алгоритмами, как алгоритм </w:t>
+      </w:r>
+      <w:proofErr w:type="spellStart"/>
+      <w:r>
+        <w:rPr>
+          <w:rFonts w:ascii="Times New Roman" w:hAnsi="Times New Roman" w:cs="Times New Roman"/>
+          <w:iCs/>
+          <w:sz w:val="28"/>
+          <w:szCs w:val="28"/>
+        </w:rPr>
+        <w:t>Дейкстры</w:t>
+      </w:r>
+      <w:proofErr w:type="spellEnd"/>
+      <w:r>
+        <w:rPr>
+          <w:rFonts w:ascii="Times New Roman" w:hAnsi="Times New Roman" w:cs="Times New Roman"/>
+          <w:iCs/>
+          <w:sz w:val="28"/>
+          <w:szCs w:val="28"/>
+        </w:rPr>
+        <w:t xml:space="preserve"> или А*, которые были описаны ранее. Для каждой пары точек притяжения, то есть откуда и куда люди едут (там, где сходятся достаточно большие потоки, больше 1500 пасс. / час) ищется наикратчайший маршрут по времени, а дальше вручную маршруты накладываются один на друг и строится каркас системы ОТ. </w:t>
+      </w:r>
+      <w:r>
+        <w:rPr>
+          <w:rFonts w:ascii="Times New Roman" w:hAnsi="Times New Roman" w:cs="Times New Roman"/>
+          <w:iCs/>
+          <w:sz w:val="28"/>
+          <w:szCs w:val="28"/>
+        </w:rPr>
+        <w:t>Дальше в зависимости от пассажиропотока на линии можно выбирать вид ОТ, который можно пустить по маршруту. Для этих целей была специально создана таблица «</w:t>
+      </w:r>
+      <w:proofErr w:type="spellStart"/>
+      <w:r>
+        <w:rPr>
+          <w:rFonts w:ascii="Times New Roman" w:hAnsi="Times New Roman" w:cs="Times New Roman" w:hint="eastAsia"/>
+          <w:iCs/>
+          <w:sz w:val="28"/>
+          <w:szCs w:val="28"/>
+        </w:rPr>
+        <w:t>pphpd</w:t>
+      </w:r>
+      <w:proofErr w:type="spellEnd"/>
+      <w:r>
+        <w:rPr>
+          <w:rFonts w:ascii="Times New Roman" w:hAnsi="Times New Roman" w:cs="Times New Roman"/>
+          <w:iCs/>
+          <w:sz w:val="28"/>
+          <w:szCs w:val="28"/>
+        </w:rPr>
+        <w:t>», которой часто пользуются на практике.</w:t>
+      </w:r>
+      <w:r>
+        <w:rPr>
+          <w:rFonts w:ascii="Times New Roman" w:hAnsi="Times New Roman" w:cs="Times New Roman"/>
+          <w:iCs/>
+          <w:sz w:val="28"/>
+          <w:szCs w:val="28"/>
+        </w:rPr>
+        <w:t xml:space="preserve"> В таблице представлены только </w:t>
+      </w:r>
+      <w:r>
+        <w:rPr>
+          <w:rFonts w:ascii="Times New Roman" w:hAnsi="Times New Roman" w:cs="Times New Roman"/>
+          <w:iCs/>
+          <w:sz w:val="28"/>
+          <w:szCs w:val="28"/>
+        </w:rPr>
+        <w:lastRenderedPageBreak/>
+        <w:t>уличные системы транспорта.</w:t>
+      </w:r>
+      <w:r>
+        <w:rPr>
+          <w:rFonts w:ascii="Times New Roman" w:hAnsi="Times New Roman" w:cs="Times New Roman"/>
+          <w:iCs/>
+          <w:sz w:val="28"/>
+          <w:szCs w:val="28"/>
+        </w:rPr>
+        <w:t xml:space="preserve"> К сожалению, эти типы имеют один главный минус: невозможность полного обособления </w:t>
+      </w:r>
+    </w:p>
+    <w:tbl>
+      <w:tblPr>
+        <w:tblStyle w:val="a5"/>
+        <w:tblW w:w="0" w:type="auto"/>
+        <w:tblLook w:val="04A0" w:firstRow="1" w:lastRow="0" w:firstColumn="1" w:lastColumn="0" w:noHBand="0" w:noVBand="1"/>
+      </w:tblPr>
+      <w:tblGrid>
+        <w:gridCol w:w="3115"/>
+        <w:gridCol w:w="3115"/>
+        <w:gridCol w:w="3115"/>
+      </w:tblGrid>
+      <w:tr>
+        <w:trPr>
+          <w:trHeight w:val="567"/>
+        </w:trPr>
+        <w:tc>
+          <w:tcPr>
+            <w:tcW w:w="3115" w:type="dxa"/>
+          </w:tcPr>
+          <w:p>
+            <w:pPr>
+              <w:spacing w:before="240"/>
+              <w:rPr>
+                <w:rFonts w:ascii="Times New Roman" w:hAnsi="Times New Roman" w:cs="Times New Roman"/>
+                <w:iCs/>
+              </w:rPr>
+            </w:pPr>
+            <w:r>
+              <w:rPr>
+                <w:rFonts w:ascii="Times New Roman" w:hAnsi="Times New Roman" w:cs="Times New Roman"/>
+                <w:iCs/>
+              </w:rPr>
+              <w:t>Пассажиропоток на линии</w:t>
+            </w:r>
+          </w:p>
+        </w:tc>
+        <w:tc>
+          <w:tcPr>
+            <w:tcW w:w="3115" w:type="dxa"/>
+          </w:tcPr>
+          <w:p>
+            <w:pPr>
+              <w:spacing w:before="240"/>
+              <w:rPr>
+                <w:rFonts w:ascii="Times New Roman" w:hAnsi="Times New Roman" w:cs="Times New Roman"/>
+                <w:iCs/>
+              </w:rPr>
+            </w:pPr>
+            <w:r>
+              <w:rPr>
+                <w:rFonts w:ascii="Times New Roman" w:hAnsi="Times New Roman" w:cs="Times New Roman"/>
+                <w:iCs/>
+              </w:rPr>
+              <w:t>Вид транспорта</w:t>
+            </w:r>
+          </w:p>
+        </w:tc>
+        <w:tc>
+          <w:tcPr>
+            <w:tcW w:w="3115" w:type="dxa"/>
+          </w:tcPr>
+          <w:p>
+            <w:pPr>
+              <w:spacing w:before="240"/>
+              <w:rPr>
+                <w:rFonts w:ascii="Times New Roman" w:hAnsi="Times New Roman" w:cs="Times New Roman"/>
+                <w:iCs/>
+              </w:rPr>
+            </w:pPr>
+            <w:r>
+              <w:rPr>
+                <w:rFonts w:ascii="Times New Roman" w:hAnsi="Times New Roman" w:cs="Times New Roman"/>
+                <w:iCs/>
+              </w:rPr>
+              <w:t>Вместимость</w:t>
+            </w:r>
+          </w:p>
+        </w:tc>
+      </w:tr>
+      <w:tr>
+        <w:trPr>
+          <w:trHeight w:val="567"/>
+        </w:trPr>
+        <w:tc>
+          <w:tcPr>
+            <w:tcW w:w="3115" w:type="dxa"/>
+          </w:tcPr>
+          <w:p>
+            <w:pPr>
+              <w:spacing w:before="240"/>
+              <w:rPr>
+                <w:rFonts w:ascii="Times New Roman" w:hAnsi="Times New Roman" w:cs="Times New Roman"/>
+                <w:iCs/>
+              </w:rPr>
+            </w:pPr>
+            <w:r>
+              <w:rPr>
+                <w:rFonts w:ascii="Times New Roman" w:hAnsi="Times New Roman" w:cs="Times New Roman"/>
+                <w:iCs/>
+              </w:rPr>
+              <w:t>меньше 2000 пасс. / час</w:t>
+            </w:r>
+          </w:p>
+        </w:tc>
+        <w:tc>
+          <w:tcPr>
+            <w:tcW w:w="3115" w:type="dxa"/>
+          </w:tcPr>
+          <w:p>
+            <w:pPr>
+              <w:spacing w:before="240"/>
+              <w:rPr>
+                <w:rFonts w:ascii="Times New Roman" w:hAnsi="Times New Roman" w:cs="Times New Roman"/>
+                <w:iCs/>
+              </w:rPr>
+            </w:pPr>
+            <w:r>
+              <w:rPr>
+                <w:rFonts w:ascii="Times New Roman" w:hAnsi="Times New Roman" w:cs="Times New Roman"/>
+                <w:iCs/>
+              </w:rPr>
+              <w:t>Автобус или автомобиль</w:t>
+            </w:r>
+          </w:p>
+        </w:tc>
+        <w:tc>
+          <w:tcPr>
+            <w:tcW w:w="3115" w:type="dxa"/>
+          </w:tcPr>
+          <w:p>
+            <w:pPr>
+              <w:spacing w:before="240"/>
+              <w:rPr>
+                <w:rFonts w:ascii="Times New Roman" w:hAnsi="Times New Roman" w:cs="Times New Roman"/>
+                <w:iCs/>
+              </w:rPr>
+            </w:pPr>
+            <w:r>
+              <w:rPr>
+                <w:rFonts w:ascii="Times New Roman" w:hAnsi="Times New Roman" w:cs="Times New Roman"/>
+                <w:iCs/>
+              </w:rPr>
+              <w:t>Автобус - до 80 чел., автомобиль – до 5 чел.</w:t>
+            </w:r>
+          </w:p>
+        </w:tc>
+      </w:tr>
+      <w:tr>
+        <w:trPr>
+          <w:trHeight w:val="567"/>
+        </w:trPr>
+        <w:tc>
+          <w:tcPr>
+            <w:tcW w:w="3115" w:type="dxa"/>
+          </w:tcPr>
+          <w:p>
+            <w:pPr>
+              <w:spacing w:before="240"/>
+              <w:rPr>
+                <w:rFonts w:ascii="Times New Roman" w:hAnsi="Times New Roman" w:cs="Times New Roman"/>
+                <w:iCs/>
+              </w:rPr>
+            </w:pPr>
+            <w:r>
+              <w:rPr>
+                <w:rFonts w:ascii="Times New Roman" w:hAnsi="Times New Roman" w:cs="Times New Roman"/>
+                <w:iCs/>
+              </w:rPr>
+              <w:t>2000 – 4000 пасс. / час</w:t>
+            </w:r>
+          </w:p>
+        </w:tc>
+        <w:tc>
+          <w:tcPr>
+            <w:tcW w:w="3115" w:type="dxa"/>
+          </w:tcPr>
+          <w:p>
+            <w:pPr>
+              <w:spacing w:before="240"/>
+              <w:rPr>
+                <w:rFonts w:ascii="Times New Roman" w:hAnsi="Times New Roman" w:cs="Times New Roman"/>
+                <w:iCs/>
+              </w:rPr>
+            </w:pPr>
+            <w:r>
+              <w:rPr>
+                <w:rFonts w:ascii="Times New Roman" w:hAnsi="Times New Roman" w:cs="Times New Roman"/>
+                <w:iCs/>
+              </w:rPr>
+              <w:t>Автобус (+ сочленённые автобусы)</w:t>
+            </w:r>
+          </w:p>
+        </w:tc>
+        <w:tc>
+          <w:tcPr>
+            <w:tcW w:w="3115" w:type="dxa"/>
+          </w:tcPr>
+          <w:p>
+            <w:pPr>
+              <w:spacing w:before="240"/>
+              <w:rPr>
+                <w:rFonts w:ascii="Times New Roman" w:hAnsi="Times New Roman" w:cs="Times New Roman"/>
+                <w:iCs/>
+              </w:rPr>
+            </w:pPr>
+            <w:r>
+              <w:rPr>
+                <w:rFonts w:ascii="Times New Roman" w:hAnsi="Times New Roman" w:cs="Times New Roman"/>
+                <w:iCs/>
+              </w:rPr>
+              <w:t>До 180 чел.</w:t>
+            </w:r>
+          </w:p>
+        </w:tc>
+      </w:tr>
+      <w:tr>
+        <w:trPr>
+          <w:trHeight w:val="567"/>
+        </w:trPr>
+        <w:tc>
+          <w:tcPr>
+            <w:tcW w:w="3115" w:type="dxa"/>
+          </w:tcPr>
+          <w:p>
+            <w:pPr>
+              <w:spacing w:before="240"/>
+              <w:rPr>
+                <w:rFonts w:ascii="Times New Roman" w:hAnsi="Times New Roman" w:cs="Times New Roman"/>
+                <w:iCs/>
+              </w:rPr>
+            </w:pPr>
+            <w:r>
+              <w:rPr>
+                <w:rFonts w:ascii="Times New Roman" w:hAnsi="Times New Roman" w:cs="Times New Roman"/>
+                <w:iCs/>
+              </w:rPr>
+              <w:t>4000 – 8000 пасс. / час</w:t>
+            </w:r>
+          </w:p>
+        </w:tc>
+        <w:tc>
+          <w:tcPr>
+            <w:tcW w:w="3115" w:type="dxa"/>
+          </w:tcPr>
+          <w:p>
+            <w:pPr>
+              <w:spacing w:before="240"/>
+              <w:rPr>
+                <w:rFonts w:ascii="Times New Roman" w:hAnsi="Times New Roman" w:cs="Times New Roman"/>
+                <w:iCs/>
+              </w:rPr>
+            </w:pPr>
+            <w:r>
+              <w:rPr>
+                <w:rFonts w:ascii="Times New Roman" w:hAnsi="Times New Roman" w:cs="Times New Roman"/>
+                <w:iCs/>
+              </w:rPr>
+              <w:t xml:space="preserve">Скоростные автобусы, </w:t>
+            </w:r>
+            <w:r>
+              <w:rPr>
+                <w:rFonts w:ascii="Times New Roman" w:hAnsi="Times New Roman" w:cs="Times New Roman" w:hint="eastAsia"/>
+                <w:iCs/>
+              </w:rPr>
+              <w:t>B</w:t>
+            </w:r>
+            <w:r>
+              <w:rPr>
+                <w:rFonts w:ascii="Times New Roman" w:hAnsi="Times New Roman" w:cs="Times New Roman"/>
+                <w:iCs/>
+              </w:rPr>
+              <w:t>RT (тип использован</w:t>
+            </w:r>
+            <w:r>
+              <w:rPr>
+                <w:rFonts w:ascii="Times New Roman" w:hAnsi="Times New Roman" w:cs="Times New Roman"/>
+                <w:iCs/>
+              </w:rPr>
+              <w:t>и</w:t>
+            </w:r>
+            <w:r>
+              <w:rPr>
+                <w:rFonts w:ascii="Times New Roman" w:hAnsi="Times New Roman" w:cs="Times New Roman"/>
+                <w:iCs/>
+              </w:rPr>
+              <w:t xml:space="preserve">я скоростных автобусов), троллейбусы, </w:t>
+            </w:r>
+            <w:proofErr w:type="spellStart"/>
+            <w:r>
+              <w:rPr>
+                <w:rFonts w:ascii="Times New Roman" w:hAnsi="Times New Roman" w:cs="Times New Roman"/>
+                <w:iCs/>
+              </w:rPr>
+              <w:t>метробусы</w:t>
+            </w:r>
+            <w:proofErr w:type="spellEnd"/>
+          </w:p>
+        </w:tc>
+        <w:tc>
+          <w:tcPr>
+            <w:tcW w:w="3115" w:type="dxa"/>
+          </w:tcPr>
+          <w:p>
+            <w:pPr>
+              <w:spacing w:before="240"/>
+              <w:rPr>
+                <w:rFonts w:ascii="Times New Roman" w:hAnsi="Times New Roman" w:cs="Times New Roman"/>
+                <w:iCs/>
+              </w:rPr>
+            </w:pPr>
+            <w:r>
+              <w:rPr>
+                <w:rFonts w:ascii="Times New Roman" w:hAnsi="Times New Roman" w:cs="Times New Roman"/>
+                <w:iCs/>
+              </w:rPr>
+              <w:t>Скоростные автобусы - до 250 чел.</w:t>
+            </w:r>
+          </w:p>
+          <w:p>
+            <w:pPr>
+              <w:spacing w:before="240"/>
+              <w:rPr>
+                <w:rFonts w:ascii="Times New Roman" w:hAnsi="Times New Roman" w:cs="Times New Roman"/>
+                <w:iCs/>
+              </w:rPr>
+            </w:pPr>
+            <w:r>
+              <w:rPr>
+                <w:rFonts w:ascii="Times New Roman" w:hAnsi="Times New Roman" w:cs="Times New Roman"/>
+                <w:iCs/>
+              </w:rPr>
+              <w:t>Троллейбусы – до 200 чел.</w:t>
+            </w:r>
+          </w:p>
+        </w:tc>
+      </w:tr>
+      <w:tr>
+        <w:trPr>
+          <w:trHeight w:val="567"/>
+        </w:trPr>
+        <w:tc>
+          <w:tcPr>
+            <w:tcW w:w="3115" w:type="dxa"/>
+          </w:tcPr>
+          <w:p>
+            <w:pPr>
+              <w:spacing w:before="240"/>
+              <w:rPr>
+                <w:rFonts w:ascii="Times New Roman" w:hAnsi="Times New Roman" w:cs="Times New Roman"/>
+                <w:iCs/>
+              </w:rPr>
+            </w:pPr>
+            <w:r>
+              <w:rPr>
+                <w:rFonts w:ascii="Times New Roman" w:hAnsi="Times New Roman" w:cs="Times New Roman"/>
+                <w:iCs/>
+              </w:rPr>
+              <w:t>8000 – 15000 пасс. / час</w:t>
+            </w:r>
+          </w:p>
+        </w:tc>
+        <w:tc>
+          <w:tcPr>
+            <w:tcW w:w="3115" w:type="dxa"/>
+          </w:tcPr>
+          <w:p>
+            <w:pPr>
+              <w:spacing w:before="240"/>
+              <w:rPr>
+                <w:rFonts w:ascii="Times New Roman" w:hAnsi="Times New Roman" w:cs="Times New Roman"/>
+                <w:iCs/>
+              </w:rPr>
+            </w:pPr>
+            <w:r>
+              <w:rPr>
+                <w:rFonts w:ascii="Times New Roman" w:hAnsi="Times New Roman" w:cs="Times New Roman"/>
+                <w:iCs/>
+              </w:rPr>
+              <w:t>Трамвай</w:t>
+            </w:r>
+          </w:p>
+        </w:tc>
+        <w:tc>
+          <w:tcPr>
+            <w:tcW w:w="3115" w:type="dxa"/>
+          </w:tcPr>
+          <w:p>
+            <w:pPr>
+              <w:spacing w:before="240"/>
+              <w:rPr>
+                <w:rFonts w:ascii="Times New Roman" w:hAnsi="Times New Roman" w:cs="Times New Roman"/>
+                <w:iCs/>
+              </w:rPr>
+            </w:pPr>
+            <w:r>
+              <w:rPr>
+                <w:rFonts w:ascii="Times New Roman" w:hAnsi="Times New Roman" w:cs="Times New Roman"/>
+                <w:iCs/>
+              </w:rPr>
+              <w:t>до 350 чел.</w:t>
+            </w:r>
+          </w:p>
+        </w:tc>
+      </w:tr>
+      <w:tr>
+        <w:trPr>
+          <w:trHeight w:val="567"/>
+        </w:trPr>
+        <w:tc>
+          <w:tcPr>
+            <w:tcW w:w="3115" w:type="dxa"/>
+          </w:tcPr>
+          <w:p>
+            <w:pPr>
+              <w:spacing w:before="240"/>
+              <w:rPr>
+                <w:rFonts w:ascii="Times New Roman" w:hAnsi="Times New Roman" w:cs="Times New Roman"/>
+                <w:iCs/>
+              </w:rPr>
+            </w:pPr>
+            <w:r>
+              <w:rPr>
+                <w:rFonts w:ascii="Times New Roman" w:hAnsi="Times New Roman" w:cs="Times New Roman"/>
+                <w:iCs/>
+              </w:rPr>
+              <w:t>15000 – 30000 пасс. / час</w:t>
+            </w:r>
+          </w:p>
+        </w:tc>
+        <w:tc>
+          <w:tcPr>
+            <w:tcW w:w="3115" w:type="dxa"/>
+          </w:tcPr>
+          <w:p>
+            <w:pPr>
+              <w:spacing w:before="240"/>
+              <w:rPr>
+                <w:rFonts w:ascii="Times New Roman" w:hAnsi="Times New Roman" w:cs="Times New Roman" w:hint="eastAsia"/>
+                <w:iCs/>
+              </w:rPr>
+            </w:pPr>
+            <w:r>
+              <w:rPr>
+                <w:rFonts w:ascii="Times New Roman" w:hAnsi="Times New Roman" w:cs="Times New Roman"/>
+                <w:iCs/>
+              </w:rPr>
+              <w:t xml:space="preserve">Скоростной трамвай </w:t>
+            </w:r>
+          </w:p>
+        </w:tc>
+        <w:tc>
+          <w:tcPr>
+            <w:tcW w:w="3115" w:type="dxa"/>
+          </w:tcPr>
+          <w:p>
+            <w:pPr>
+              <w:spacing w:before="240"/>
+              <w:rPr>
+                <w:rFonts w:ascii="Times New Roman" w:hAnsi="Times New Roman" w:cs="Times New Roman"/>
+                <w:iCs/>
+              </w:rPr>
+            </w:pPr>
+            <w:r>
+              <w:rPr>
+                <w:rFonts w:ascii="Times New Roman" w:hAnsi="Times New Roman" w:cs="Times New Roman"/>
+                <w:iCs/>
+              </w:rPr>
+              <w:t>до 500 чел.</w:t>
+            </w:r>
+          </w:p>
+        </w:tc>
+      </w:tr>
+    </w:tbl>
+    <w:p>
+      <w:pPr>
+        <w:spacing w:before="240"/>
+        <w:ind w:firstLine="708"/>
+        <w:rPr>
+          <w:rFonts w:ascii="Times New Roman" w:hAnsi="Times New Roman" w:cs="Times New Roman" w:hint="eastAsia"/>
+          <w:iCs/>
+          <w:sz w:val="28"/>
+          <w:szCs w:val="28"/>
+        </w:rPr>
+      </w:pPr>
+      <w:r>
+        <w:rPr>
+          <w:rFonts w:ascii="Times New Roman" w:hAnsi="Times New Roman" w:cs="Times New Roman"/>
+          <w:iCs/>
+          <w:sz w:val="28"/>
+          <w:szCs w:val="28"/>
+        </w:rPr>
+        <w:t xml:space="preserve">Таблица универсальна, но при этом при выборе транспорта необязательно руководствоваться только ею. При этом лучше всего следовать правилу: «больше можно, меньше не рекомендуется». Если пассажиропоток будет больше, чем перевозная способность, то это может толпами на остановке или в ОТ отпугнуть существующих клиентов. </w:t>
+      </w:r>
+      <w:r>
+        <w:rPr>
+          <w:rFonts w:ascii="Times New Roman" w:hAnsi="Times New Roman" w:cs="Times New Roman"/>
+          <w:iCs/>
+          <w:sz w:val="28"/>
+          <w:szCs w:val="28"/>
+        </w:rPr>
+        <w:t>Можно также опираться на максимальный поток и от этого строить инфраструктуру. Если пассажиропоток до 10000 пасс. / час, то можно построить выделенную автобусную полосу. Если пассажиропоток до 30000 пасс. / час, то можно построить выделенную трамвайную полосу (по которой также могут ездить автобусы).</w:t>
+      </w:r>
+    </w:p>
+    <w:p>
+      <w:pPr>
+        <w:spacing w:before="240"/>
+        <w:rPr>
+          <w:rFonts w:ascii="Times New Roman" w:hAnsi="Times New Roman" w:cs="Times New Roman" w:hint="eastAsia"/>
+          <w:iCs/>
+          <w:sz w:val="28"/>
+          <w:szCs w:val="28"/>
+        </w:rPr>
+      </w:pPr>
+      <w:r>
+        <w:rPr>
+          <w:rFonts w:ascii="Times New Roman" w:hAnsi="Times New Roman" w:cs="Times New Roman"/>
+          <w:iCs/>
+          <w:sz w:val="28"/>
+          <w:szCs w:val="28"/>
+        </w:rPr>
+        <w:tab/>
+        <w:t>Для внеуличных сетей ОТ можно использовать</w:t>
+      </w:r>
+      <w:r>
+        <w:rPr>
+          <w:rFonts w:ascii="Times New Roman" w:hAnsi="Times New Roman" w:cs="Times New Roman"/>
+          <w:iCs/>
+          <w:sz w:val="28"/>
+          <w:szCs w:val="28"/>
+        </w:rPr>
+        <w:t xml:space="preserve"> тот же алгоритм, но дублировать инфраструктуру над или под землёй. Или же можно использовать существующую инфраструктуру, как например железнодорожные линии.</w:t>
+      </w:r>
+      <w:r>
+        <w:rPr>
+          <w:rFonts w:ascii="Times New Roman" w:hAnsi="Times New Roman" w:cs="Times New Roman"/>
+          <w:iCs/>
+          <w:sz w:val="28"/>
+          <w:szCs w:val="28"/>
+        </w:rPr>
+        <w:t xml:space="preserve"> Тогда наземный транспорт будет выполнять роль подвозящего.</w:t>
+      </w:r>
+      <w:r>
+        <w:rPr>
+          <w:rFonts w:ascii="Times New Roman" w:hAnsi="Times New Roman" w:cs="Times New Roman"/>
+          <w:iCs/>
+          <w:sz w:val="28"/>
+          <w:szCs w:val="28"/>
+        </w:rPr>
+        <w:t xml:space="preserve"> </w:t>
+      </w:r>
+      <w:r>
+        <w:rPr>
+          <w:rFonts w:ascii="Times New Roman" w:hAnsi="Times New Roman" w:cs="Times New Roman"/>
+          <w:iCs/>
+          <w:sz w:val="28"/>
+          <w:szCs w:val="28"/>
+        </w:rPr>
+        <w:t xml:space="preserve">Для </w:t>
+      </w:r>
+      <w:r>
+        <w:rPr>
+          <w:rFonts w:ascii="Times New Roman" w:hAnsi="Times New Roman" w:cs="Times New Roman" w:hint="eastAsia"/>
+          <w:iCs/>
+          <w:sz w:val="28"/>
+          <w:szCs w:val="28"/>
+        </w:rPr>
+        <w:t>L</w:t>
+      </w:r>
+      <w:r>
+        <w:rPr>
+          <w:rFonts w:ascii="Times New Roman" w:hAnsi="Times New Roman" w:cs="Times New Roman"/>
+          <w:iCs/>
+          <w:sz w:val="28"/>
+          <w:szCs w:val="28"/>
+        </w:rPr>
+        <w:t>RT (лёгкого рельсового транспорта, среди которых электрички, монорельс или трамвай с отдельной инфраструктурой и 100% обособлением)</w:t>
+      </w:r>
+      <w:r>
+        <w:rPr>
+          <w:rFonts w:ascii="Times New Roman" w:hAnsi="Times New Roman" w:cs="Times New Roman"/>
+          <w:iCs/>
+          <w:sz w:val="28"/>
+          <w:szCs w:val="28"/>
+        </w:rPr>
+        <w:t xml:space="preserve"> </w:t>
+      </w:r>
+      <w:r>
+        <w:rPr>
+          <w:rFonts w:ascii="Times New Roman" w:hAnsi="Times New Roman" w:cs="Times New Roman"/>
+          <w:iCs/>
+          <w:sz w:val="28"/>
+          <w:szCs w:val="28"/>
+        </w:rPr>
+        <w:t>достаточен</w:t>
+      </w:r>
+      <w:r>
+        <w:rPr>
+          <w:rFonts w:ascii="Times New Roman" w:hAnsi="Times New Roman" w:cs="Times New Roman"/>
+          <w:iCs/>
+          <w:sz w:val="28"/>
+          <w:szCs w:val="28"/>
+        </w:rPr>
+        <w:t xml:space="preserve"> пассажиропоток был от 15000 до 30000 пасс. / час. Для метро нужно от 30000 пасс. / час. Однако стоит помнить, что все способы достаточно дороги и должны быть экономически оправдано из-за большого трафика или плотности населения. </w:t>
       </w:r>
     </w:p>
     <w:p>
@@ -4114,6 +5062,96 @@
     </w:lvl>
   </w:abstractNum>
   <w:abstractNum w:abstractNumId="1" w15:restartNumberingAfterBreak="0">
+    <w:nsid w:val="113B33E2"/>
+    <w:multiLevelType w:val="hybridMultilevel"/>
+    <w:tmpl w:val="E64E02A0"/>
+    <w:lvl w:ilvl="0" w:tplc="04190011">
+      <w:start w:val="1"/>
+      <w:numFmt w:val="decimal"/>
+      <w:lvlText w:val="%1)"/>
+      <w:lvlJc w:val="left"/>
+      <w:pPr>
+        <w:ind w:left="2484" w:hanging="360"/>
+      </w:pPr>
+      <w:rPr>
+        <w:rFonts w:hint="default"/>
+        <w:i w:val="0"/>
+      </w:rPr>
+    </w:lvl>
+    <w:lvl w:ilvl="1" w:tplc="04190019" w:tentative="1">
+      <w:start w:val="1"/>
+      <w:numFmt w:val="lowerLetter"/>
+      <w:lvlText w:val="%2."/>
+      <w:lvlJc w:val="left"/>
+      <w:pPr>
+        <w:ind w:left="3204" w:hanging="360"/>
+      </w:pPr>
+    </w:lvl>
+    <w:lvl w:ilvl="2" w:tplc="0419001B" w:tentative="1">
+      <w:start w:val="1"/>
+      <w:numFmt w:val="lowerRoman"/>
+      <w:lvlText w:val="%3."/>
+      <w:lvlJc w:val="right"/>
+      <w:pPr>
+        <w:ind w:left="3924" w:hanging="180"/>
+      </w:pPr>
+    </w:lvl>
+    <w:lvl w:ilvl="3" w:tplc="0419000F" w:tentative="1">
+      <w:start w:val="1"/>
+      <w:numFmt w:val="decimal"/>
+      <w:lvlText w:val="%4."/>
+      <w:lvlJc w:val="left"/>
+      <w:pPr>
+        <w:ind w:left="4644" w:hanging="360"/>
+      </w:pPr>
+    </w:lvl>
+    <w:lvl w:ilvl="4" w:tplc="04190019" w:tentative="1">
+      <w:start w:val="1"/>
+      <w:numFmt w:val="lowerLetter"/>
+      <w:lvlText w:val="%5."/>
+      <w:lvlJc w:val="left"/>
+      <w:pPr>
+        <w:ind w:left="5364" w:hanging="360"/>
+      </w:pPr>
+    </w:lvl>
+    <w:lvl w:ilvl="5" w:tplc="0419001B" w:tentative="1">
+      <w:start w:val="1"/>
+      <w:numFmt w:val="lowerRoman"/>
+      <w:lvlText w:val="%6."/>
+      <w:lvlJc w:val="right"/>
+      <w:pPr>
+        <w:ind w:left="6084" w:hanging="180"/>
+      </w:pPr>
+    </w:lvl>
+    <w:lvl w:ilvl="6" w:tplc="0419000F" w:tentative="1">
+      <w:start w:val="1"/>
+      <w:numFmt w:val="decimal"/>
+      <w:lvlText w:val="%7."/>
+      <w:lvlJc w:val="left"/>
+      <w:pPr>
+        <w:ind w:left="6804" w:hanging="360"/>
+      </w:pPr>
+    </w:lvl>
+    <w:lvl w:ilvl="7" w:tplc="04190019" w:tentative="1">
+      <w:start w:val="1"/>
+      <w:numFmt w:val="lowerLetter"/>
+      <w:lvlText w:val="%8."/>
+      <w:lvlJc w:val="left"/>
+      <w:pPr>
+        <w:ind w:left="7524" w:hanging="360"/>
+      </w:pPr>
+    </w:lvl>
+    <w:lvl w:ilvl="8" w:tplc="0419001B" w:tentative="1">
+      <w:start w:val="1"/>
+      <w:numFmt w:val="lowerRoman"/>
+      <w:lvlText w:val="%9."/>
+      <w:lvlJc w:val="right"/>
+      <w:pPr>
+        <w:ind w:left="8244" w:hanging="180"/>
+      </w:pPr>
+    </w:lvl>
+  </w:abstractNum>
+  <w:abstractNum w:abstractNumId="2" w15:restartNumberingAfterBreak="0">
     <w:nsid w:val="48437212"/>
     <w:multiLevelType w:val="hybridMultilevel"/>
     <w:tmpl w:val="EBDE592A"/>
@@ -4202,7 +5240,7 @@
       </w:pPr>
     </w:lvl>
   </w:abstractNum>
-  <w:abstractNum w:abstractNumId="2" w15:restartNumberingAfterBreak="0">
+  <w:abstractNum w:abstractNumId="3" w15:restartNumberingAfterBreak="0">
     <w:nsid w:val="53413DDE"/>
     <w:multiLevelType w:val="hybridMultilevel"/>
     <w:tmpl w:val="A372FD2C"/>
@@ -4292,13 +5330,16 @@
     </w:lvl>
   </w:abstractNum>
   <w:num w:numId="1">
-    <w:abstractNumId w:val="1"/>
+    <w:abstractNumId w:val="2"/>
   </w:num>
   <w:num w:numId="2">
     <w:abstractNumId w:val="0"/>
   </w:num>
   <w:num w:numId="3">
-    <w:abstractNumId w:val="2"/>
+    <w:abstractNumId w:val="3"/>
+  </w:num>
+  <w:num w:numId="4">
+    <w:abstractNumId w:val="1"/>
   </w:num>
 </w:numbering>
 </file>

--- a/Article.docx
+++ b/Article.docx
@@ -4413,7 +4413,7 @@
             <w:pPr>
               <w:spacing w:before="240"/>
               <w:rPr>
-                <w:rFonts w:ascii="Times New Roman" w:hAnsi="Times New Roman" w:cs="Times New Roman" w:hint="eastAsia"/>
+                <w:rFonts w:ascii="Times New Roman" w:hAnsi="Times New Roman" w:cs="Times New Roman"/>
                 <w:iCs/>
               </w:rPr>
             </w:pPr>
@@ -4454,12 +4454,96 @@
         <w:spacing w:before="240"/>
         <w:ind w:firstLine="708"/>
         <w:rPr>
+          <w:rFonts w:ascii="Times New Roman" w:hAnsi="Times New Roman" w:cs="Times New Roman"/>
+          <w:iCs/>
+          <w:sz w:val="28"/>
+          <w:szCs w:val="28"/>
+        </w:rPr>
+      </w:pPr>
+      <w:r>
+        <w:rPr>
+          <w:rFonts w:ascii="Times New Roman" w:hAnsi="Times New Roman" w:cs="Times New Roman"/>
+          <w:iCs/>
+          <w:sz w:val="28"/>
+          <w:szCs w:val="28"/>
+        </w:rPr>
+        <w:t xml:space="preserve">Таблица универсальна, но при этом при выборе транспорта необязательно руководствоваться только ею. При этом лучше всего следовать правилу: «больше можно, меньше не рекомендуется». Если пассажиропоток будет больше, чем перевозная способность, то это может толпами на остановке или в ОТ отпугнуть существующих клиентов. </w:t>
+      </w:r>
+      <w:r>
+        <w:rPr>
+          <w:rFonts w:ascii="Times New Roman" w:hAnsi="Times New Roman" w:cs="Times New Roman"/>
+          <w:iCs/>
+          <w:sz w:val="28"/>
+          <w:szCs w:val="28"/>
+        </w:rPr>
+        <w:t>Можно также опираться на максимальный поток и от этого строить инфраструктуру. Если пассажиропоток до 10000 пасс. / час, то можно построить выделенную автобусную полосу. Если пассажиропоток до 30000 пасс. / час, то можно построить выделенную трамвайную полосу (по которой также могут ездить автобусы).</w:t>
+      </w:r>
+    </w:p>
+    <w:p>
+      <w:pPr>
+        <w:spacing w:before="240"/>
+        <w:rPr>
+          <w:rFonts w:ascii="Times New Roman" w:hAnsi="Times New Roman" w:cs="Times New Roman"/>
+          <w:iCs/>
+          <w:sz w:val="28"/>
+          <w:szCs w:val="28"/>
+        </w:rPr>
+      </w:pPr>
+      <w:r>
+        <w:rPr>
+          <w:rFonts w:ascii="Times New Roman" w:hAnsi="Times New Roman" w:cs="Times New Roman"/>
+          <w:iCs/>
+          <w:sz w:val="28"/>
+          <w:szCs w:val="28"/>
+        </w:rPr>
+        <w:tab/>
+        <w:t>Для внеуличных сетей ОТ можно использовать</w:t>
+      </w:r>
+      <w:r>
+        <w:rPr>
+          <w:rFonts w:ascii="Times New Roman" w:hAnsi="Times New Roman" w:cs="Times New Roman"/>
+          <w:iCs/>
+          <w:sz w:val="28"/>
+          <w:szCs w:val="28"/>
+        </w:rPr>
+        <w:t xml:space="preserve"> тот же алгоритм, но дублировать инфраструктуру над или под землёй. Или же можно использовать существующую инфраструктуру, как например железнодорожные линии.</w:t>
+      </w:r>
+      <w:r>
+        <w:rPr>
+          <w:rFonts w:ascii="Times New Roman" w:hAnsi="Times New Roman" w:cs="Times New Roman"/>
+          <w:iCs/>
+          <w:sz w:val="28"/>
+          <w:szCs w:val="28"/>
+        </w:rPr>
+        <w:t xml:space="preserve"> Тогда наземный транспорт будет выполнять роль подвозящего.</w:t>
+      </w:r>
+      <w:r>
+        <w:rPr>
+          <w:rFonts w:ascii="Times New Roman" w:hAnsi="Times New Roman" w:cs="Times New Roman"/>
+          <w:iCs/>
+          <w:sz w:val="28"/>
+          <w:szCs w:val="28"/>
+        </w:rPr>
+        <w:t xml:space="preserve"> </w:t>
+      </w:r>
+      <w:r>
+        <w:rPr>
+          <w:rFonts w:ascii="Times New Roman" w:hAnsi="Times New Roman" w:cs="Times New Roman"/>
+          <w:iCs/>
+          <w:sz w:val="28"/>
+          <w:szCs w:val="28"/>
+        </w:rPr>
+        <w:t xml:space="preserve">Для </w:t>
+      </w:r>
+      <w:r>
+        <w:rPr>
           <w:rFonts w:ascii="Times New Roman" w:hAnsi="Times New Roman" w:cs="Times New Roman" w:hint="eastAsia"/>
           <w:iCs/>
           <w:sz w:val="28"/>
           <w:szCs w:val="28"/>
         </w:rPr>
-      </w:pPr>
+        <w:t>L</w:t>
+      </w:r>
       <w:r>
         <w:rPr>
           <w:rFonts w:ascii="Times New Roman" w:hAnsi="Times New Roman" w:cs="Times New Roman"/>
@@ -4467,7 +4551,7 @@
           <w:sz w:val="28"/>
           <w:szCs w:val="28"/>
         </w:rPr>
-        <w:t xml:space="preserve">Таблица универсальна, но при этом при выборе транспорта необязательно руководствоваться только ею. При этом лучше всего следовать правилу: «больше можно, меньше не рекомендуется». Если пассажиропоток будет больше, чем перевозная способность, то это может толпами на остановке или в ОТ отпугнуть существующих клиентов. </w:t>
+        <w:t>RT (лёгкого рельсового транспорта, среди которых электрички, монорельс или трамвай с отдельной инфраструктурой и 100% обособлением)</w:t>
       </w:r>
       <w:r>
         <w:rPr>
@@ -4476,19 +4560,199 @@
           <w:sz w:val="28"/>
           <w:szCs w:val="28"/>
         </w:rPr>
-        <w:t>Можно также опираться на максимальный поток и от этого строить инфраструктуру. Если пассажиропоток до 10000 пасс. / час, то можно построить выделенную автобусную полосу. Если пассажиропоток до 30000 пасс. / час, то можно построить выделенную трамвайную полосу (по которой также могут ездить автобусы).</w:t>
+        <w:t xml:space="preserve"> </w:t>
+      </w:r>
+      <w:r>
+        <w:rPr>
+          <w:rFonts w:ascii="Times New Roman" w:hAnsi="Times New Roman" w:cs="Times New Roman"/>
+          <w:iCs/>
+          <w:sz w:val="28"/>
+          <w:szCs w:val="28"/>
+        </w:rPr>
+        <w:t>достаточен</w:t>
+      </w:r>
+      <w:r>
+        <w:rPr>
+          <w:rFonts w:ascii="Times New Roman" w:hAnsi="Times New Roman" w:cs="Times New Roman"/>
+          <w:iCs/>
+          <w:sz w:val="28"/>
+          <w:szCs w:val="28"/>
+        </w:rPr>
+        <w:t xml:space="preserve"> пассажиропоток был от 15000 до 30000 пасс. / час. Для метро нужно от 30000 пасс. / час. Однако стоит помнить, что все способы достаточно дороги и должны быть экономически оправдано из-за большого трафика или плотности населения. </w:t>
       </w:r>
     </w:p>
     <w:p>
       <w:pPr>
         <w:spacing w:before="240"/>
         <w:rPr>
+          <w:rFonts w:ascii="Times New Roman" w:hAnsi="Times New Roman" w:cs="Times New Roman"/>
+          <w:iCs/>
+          <w:sz w:val="28"/>
+          <w:szCs w:val="28"/>
+        </w:rPr>
+      </w:pPr>
+      <w:r>
+        <w:rPr>
+          <w:rFonts w:ascii="Times New Roman" w:hAnsi="Times New Roman" w:cs="Times New Roman"/>
+          <w:iCs/>
+          <w:sz w:val="28"/>
+          <w:szCs w:val="28"/>
+        </w:rPr>
+        <w:tab/>
+        <w:t xml:space="preserve">Для собственных алгоритмов можно в целом использовать существующие для ДТС, однако </w:t>
+      </w:r>
+      <w:r>
+        <w:rPr>
+          <w:rFonts w:ascii="Times New Roman" w:hAnsi="Times New Roman" w:cs="Times New Roman"/>
+          <w:iCs/>
+          <w:sz w:val="28"/>
+          <w:szCs w:val="28"/>
+        </w:rPr>
+        <w:t xml:space="preserve">нужно помнить две вещи: трафик ОТ ходит поштучно, а значит, его нельзя моделировать как жидкость, из этого также следует то, что трафик ОТ будет значительно меньше, чем трафик ДТС. </w:t>
+      </w:r>
+      <w:r>
+        <w:rPr>
+          <w:rFonts w:ascii="Times New Roman" w:hAnsi="Times New Roman" w:cs="Times New Roman"/>
+          <w:iCs/>
+          <w:sz w:val="28"/>
+          <w:szCs w:val="28"/>
+        </w:rPr>
+        <w:lastRenderedPageBreak/>
+        <w:t xml:space="preserve">Хорошо подстраиваются под ОТ алгоритмы, где агенты (как пешеходы, так и ОТ) моделируются отдельно и независимо друг от друга. </w:t>
+      </w:r>
+      <w:r>
+        <w:rPr>
+          <w:rFonts w:ascii="Times New Roman" w:hAnsi="Times New Roman" w:cs="Times New Roman"/>
+          <w:iCs/>
+          <w:sz w:val="28"/>
+          <w:szCs w:val="28"/>
+        </w:rPr>
+        <w:t>Можно использовать довольно-таки примитивный алгоритм, для которого уже просчитаны маршруты, и теперь нужно внести тайминги и частоту хождения, а также то, сколько транспорт стоит на перекрёстках. Каждый пассажир выбирает тот маршрут, который ему нужен, или доезжает до места пересадки</w:t>
+      </w:r>
+      <w:r>
+        <w:rPr>
+          <w:rFonts w:ascii="Times New Roman" w:hAnsi="Times New Roman" w:cs="Times New Roman"/>
+          <w:iCs/>
+          <w:sz w:val="28"/>
+          <w:szCs w:val="28"/>
+        </w:rPr>
+        <w:t xml:space="preserve">. Это – алгоритм основания на расписании – </w:t>
+      </w:r>
+      <w:proofErr w:type="spellStart"/>
+      <w:r>
+        <w:rPr>
+          <w:rFonts w:ascii="Times New Roman" w:hAnsi="Times New Roman" w:cs="Times New Roman"/>
+          <w:iCs/>
+          <w:sz w:val="28"/>
+          <w:szCs w:val="28"/>
+        </w:rPr>
+        <w:t>Schedule</w:t>
+      </w:r>
+      <w:proofErr w:type="spellEnd"/>
+      <w:r>
+        <w:rPr>
+          <w:rFonts w:ascii="Times New Roman" w:hAnsi="Times New Roman" w:cs="Times New Roman"/>
+          <w:iCs/>
+          <w:sz w:val="28"/>
+          <w:szCs w:val="28"/>
+        </w:rPr>
+        <w:t xml:space="preserve">-Based </w:t>
+      </w:r>
+      <w:proofErr w:type="spellStart"/>
+      <w:r>
+        <w:rPr>
+          <w:rFonts w:ascii="Times New Roman" w:hAnsi="Times New Roman" w:cs="Times New Roman"/>
+          <w:iCs/>
+          <w:sz w:val="28"/>
+          <w:szCs w:val="28"/>
+        </w:rPr>
+        <w:t>Assignment</w:t>
+      </w:r>
+      <w:proofErr w:type="spellEnd"/>
+      <w:r>
+        <w:rPr>
+          <w:rFonts w:ascii="Times New Roman" w:hAnsi="Times New Roman" w:cs="Times New Roman"/>
+          <w:iCs/>
+          <w:sz w:val="28"/>
+          <w:szCs w:val="28"/>
+        </w:rPr>
+        <w:t>. Более реалистичный, но доработанный алгоритм</w:t>
+      </w:r>
+      <w:r>
+        <w:rPr>
+          <w:rFonts w:ascii="Times New Roman" w:hAnsi="Times New Roman" w:cs="Times New Roman"/>
+          <w:iCs/>
+          <w:sz w:val="28"/>
+          <w:szCs w:val="28"/>
+        </w:rPr>
+        <w:t xml:space="preserve"> Transit </w:t>
+      </w:r>
+      <w:proofErr w:type="spellStart"/>
+      <w:r>
+        <w:rPr>
+          <w:rFonts w:ascii="Times New Roman" w:hAnsi="Times New Roman" w:cs="Times New Roman"/>
+          <w:iCs/>
+          <w:sz w:val="28"/>
+          <w:szCs w:val="28"/>
+        </w:rPr>
+        <w:t>Assignment</w:t>
+      </w:r>
+      <w:proofErr w:type="spellEnd"/>
+      <w:r>
+        <w:rPr>
+          <w:rFonts w:ascii="Times New Roman" w:hAnsi="Times New Roman" w:cs="Times New Roman"/>
+          <w:iCs/>
+          <w:sz w:val="28"/>
+          <w:szCs w:val="28"/>
+        </w:rPr>
+        <w:t xml:space="preserve">, который применяется в странах Европы (в России примеров такой организации ОТ мало) – человек садится на ближайший транспорт и едет до </w:t>
+      </w:r>
+      <w:r>
+        <w:rPr>
+          <w:rFonts w:ascii="Times New Roman" w:hAnsi="Times New Roman" w:cs="Times New Roman"/>
+          <w:iCs/>
+          <w:sz w:val="28"/>
+          <w:szCs w:val="28"/>
+        </w:rPr>
+        <w:t>самого ближнего</w:t>
+      </w:r>
+      <w:r>
+        <w:rPr>
+          <w:rFonts w:ascii="Times New Roman" w:hAnsi="Times New Roman" w:cs="Times New Roman"/>
+          <w:iCs/>
+          <w:sz w:val="28"/>
+          <w:szCs w:val="28"/>
+        </w:rPr>
+        <w:t xml:space="preserve"> места пересадки</w:t>
+      </w:r>
+      <w:r>
+        <w:rPr>
+          <w:rFonts w:ascii="Times New Roman" w:hAnsi="Times New Roman" w:cs="Times New Roman"/>
+          <w:iCs/>
+          <w:sz w:val="28"/>
+          <w:szCs w:val="28"/>
+        </w:rPr>
+        <w:t>. Это показывает приближённое реальное поведение человека. Однако и эту модель можно доработать, превратив её в стохастическую</w:t>
+      </w:r>
+      <w:r>
+        <w:rPr>
+          <w:rFonts w:ascii="Times New Roman" w:hAnsi="Times New Roman" w:cs="Times New Roman"/>
+          <w:iCs/>
+          <w:sz w:val="28"/>
+          <w:szCs w:val="28"/>
+        </w:rPr>
+        <w:t xml:space="preserve"> – </w:t>
+      </w:r>
+      <w:proofErr w:type="spellStart"/>
+      <w:r>
+        <w:rPr>
           <w:rFonts w:ascii="Times New Roman" w:hAnsi="Times New Roman" w:cs="Times New Roman" w:hint="eastAsia"/>
           <w:iCs/>
           <w:sz w:val="28"/>
           <w:szCs w:val="28"/>
         </w:rPr>
-      </w:pPr>
+        <w:t>D</w:t>
+      </w:r>
       <w:r>
         <w:rPr>
           <w:rFonts w:ascii="Times New Roman" w:hAnsi="Times New Roman" w:cs="Times New Roman"/>
@@ -4496,9 +4760,9 @@
           <w:sz w:val="28"/>
           <w:szCs w:val="28"/>
         </w:rPr>
-        <w:tab/>
-        <w:t>Для внеуличных сетей ОТ можно использовать</w:t>
-      </w:r>
+        <w:t>ial's</w:t>
+      </w:r>
+      <w:proofErr w:type="spellEnd"/>
       <w:r>
         <w:rPr>
           <w:rFonts w:ascii="Times New Roman" w:hAnsi="Times New Roman" w:cs="Times New Roman"/>
@@ -4506,8 +4770,9 @@
           <w:sz w:val="28"/>
           <w:szCs w:val="28"/>
         </w:rPr>
-        <w:t xml:space="preserve"> тот же алгоритм, но дублировать инфраструктуру над или под землёй. Или же можно использовать существующую инфраструктуру, как например железнодорожные линии.</w:t>
-      </w:r>
+        <w:t xml:space="preserve"> </w:t>
+      </w:r>
+      <w:proofErr w:type="spellStart"/>
       <w:r>
         <w:rPr>
           <w:rFonts w:ascii="Times New Roman" w:hAnsi="Times New Roman" w:cs="Times New Roman"/>
@@ -4515,8 +4780,9 @@
           <w:sz w:val="28"/>
           <w:szCs w:val="28"/>
         </w:rPr>
-        <w:t xml:space="preserve"> Тогда наземный транспорт будет выполнять роль подвозящего.</w:t>
-      </w:r>
+        <w:t>Algorithm</w:t>
+      </w:r>
+      <w:proofErr w:type="spellEnd"/>
       <w:r>
         <w:rPr>
           <w:rFonts w:ascii="Times New Roman" w:hAnsi="Times New Roman" w:cs="Times New Roman"/>
@@ -4524,7 +4790,7 @@
           <w:sz w:val="28"/>
           <w:szCs w:val="28"/>
         </w:rPr>
-        <w:t xml:space="preserve"> </w:t>
+        <w:t xml:space="preserve">. Теперь будут учитываться </w:t>
       </w:r>
       <w:r>
         <w:rPr>
@@ -4533,52 +4799,16 @@
           <w:sz w:val="28"/>
           <w:szCs w:val="28"/>
         </w:rPr>
-        <w:t xml:space="preserve">Для </w:t>
-      </w:r>
-      <w:r>
-        <w:rPr>
-          <w:rFonts w:ascii="Times New Roman" w:hAnsi="Times New Roman" w:cs="Times New Roman" w:hint="eastAsia"/>
+        <w:t xml:space="preserve">все маршруты, а вероятность выбора зависит от времени: чем больше время маршрута, тем менее вероятно, что пассажир поедет этим маршрутом, и наоборот. Однако все они имеют случайно выбранную точку начала и конца, то есть везде поток моделируется отдельными агентами. Для каждого алгоритма можно заложить максимальное заполнение транспорта, и если транспорт заполнен, то пассажиры, ждавшие его, перераспределяются на другие маршруты или ждут </w:t>
+      </w:r>
+      <w:r>
+        <w:rPr>
+          <w:rFonts w:ascii="Times New Roman" w:hAnsi="Times New Roman" w:cs="Times New Roman"/>
           <w:iCs/>
           <w:sz w:val="28"/>
           <w:szCs w:val="28"/>
         </w:rPr>
-        <w:t>L</w:t>
-      </w:r>
-      <w:r>
-        <w:rPr>
-          <w:rFonts w:ascii="Times New Roman" w:hAnsi="Times New Roman" w:cs="Times New Roman"/>
-          <w:iCs/>
-          <w:sz w:val="28"/>
-          <w:szCs w:val="28"/>
-        </w:rPr>
-        <w:t>RT (лёгкого рельсового транспорта, среди которых электрички, монорельс или трамвай с отдельной инфраструктурой и 100% обособлением)</w:t>
-      </w:r>
-      <w:r>
-        <w:rPr>
-          <w:rFonts w:ascii="Times New Roman" w:hAnsi="Times New Roman" w:cs="Times New Roman"/>
-          <w:iCs/>
-          <w:sz w:val="28"/>
-          <w:szCs w:val="28"/>
-        </w:rPr>
-        <w:t xml:space="preserve"> </w:t>
-      </w:r>
-      <w:r>
-        <w:rPr>
-          <w:rFonts w:ascii="Times New Roman" w:hAnsi="Times New Roman" w:cs="Times New Roman"/>
-          <w:iCs/>
-          <w:sz w:val="28"/>
-          <w:szCs w:val="28"/>
-        </w:rPr>
-        <w:t>достаточен</w:t>
-      </w:r>
-      <w:r>
-        <w:rPr>
-          <w:rFonts w:ascii="Times New Roman" w:hAnsi="Times New Roman" w:cs="Times New Roman"/>
-          <w:iCs/>
-          <w:sz w:val="28"/>
-          <w:szCs w:val="28"/>
-        </w:rPr>
-        <w:t xml:space="preserve"> пассажиропоток был от 15000 до 30000 пасс. / час. Для метро нужно от 30000 пасс. / час. Однако стоит помнить, что все способы достаточно дороги и должны быть экономически оправдано из-за большого трафика или плотности населения. </w:t>
+        <w:t xml:space="preserve">следующее ТС. Для оптимизации можно «сжать» пассажиров: каждому пассажиру назначить вес 1 и если они следуют по одному маршруту в одну и ту же точку, то их можно сократить до одного пассажира весом в кол-во «сжатых» пассажиров. </w:t>
       </w:r>
     </w:p>
     <w:p>
@@ -4928,7 +5158,25 @@
           <w:sz w:val="28"/>
           <w:szCs w:val="28"/>
         </w:rPr>
-        <w:t>. Семёнов, А.В. Ермаков. Исторический анализ  моделирования транспортных процессов и транспортной инфраструктуры. 2015</w:t>
+        <w:t xml:space="preserve">. Семёнов, А.В. Ермаков. Исторический </w:t>
+      </w:r>
+      <w:proofErr w:type="gramStart"/>
+      <w:r>
+        <w:rPr>
+          <w:rFonts w:ascii="Times New Roman" w:hAnsi="Times New Roman" w:cs="Times New Roman"/>
+          <w:sz w:val="28"/>
+          <w:szCs w:val="28"/>
+        </w:rPr>
+        <w:t>анализ  моделирования</w:t>
+      </w:r>
+      <w:proofErr w:type="gramEnd"/>
+      <w:r>
+        <w:rPr>
+          <w:rFonts w:ascii="Times New Roman" w:hAnsi="Times New Roman" w:cs="Times New Roman"/>
+          <w:sz w:val="28"/>
+          <w:szCs w:val="28"/>
+        </w:rPr>
+        <w:t xml:space="preserve"> транспортных процессов и транспортной инфраструктуры. 2015</w:t>
       </w:r>
     </w:p>
     <w:p>
